--- a/docs/etapa2.docx
+++ b/docs/etapa2.docx
@@ -7,7 +7,7 @@
         <w:pStyle w:val="Title"/>
       </w:pPr>
       <w:r>
-        <w:t xml:space="preserve">Etapa 1. Comprensión y preparación de datos</w:t>
+        <w:t xml:space="preserve">Etapa 2. Comprensión y preparación de datos</w:t>
       </w:r>
     </w:p>
     <w:p>
@@ -23,25 +23,286 @@
         <w:pStyle w:val="Date"/>
       </w:pPr>
       <w:r>
-        <w:t xml:space="preserve">2025-10-03</w:t>
+        <w:t xml:space="preserve">2025-10-08</w:t>
       </w:r>
     </w:p>
-    <w:bookmarkStart w:id="22" w:name="exploración-de-datos"/>
+    <w:bookmarkStart w:id="20" w:name="Xa936a95da02de37941ab10a06d0b9b331e8fa64"/>
+    <w:p>
+      <w:pPr>
+        <w:pStyle w:val="Heading3"/>
+      </w:pPr>
+      <w:r>
+        <w:rPr>
+          <w:b/>
+          <w:bCs/>
+        </w:rPr>
+        <w:t xml:space="preserve">Explora los datos usando herramientas de visualización</w:t>
+      </w:r>
+    </w:p>
+    <w:bookmarkEnd w:id="20"/>
+    <w:bookmarkStart w:id="75" w:name="lectura-de-los-datos"/>
     <w:p>
       <w:pPr>
         <w:pStyle w:val="Heading2"/>
       </w:pPr>
       <w:r>
-        <w:t xml:space="preserve">Exploración de datos</w:t>
+        <w:t xml:space="preserve">Lectura de los datos</w:t>
       </w:r>
     </w:p>
-    <w:bookmarkStart w:id="20" w:name="calcula-medidas-estadísticas"/>
     <w:p>
       <w:pPr>
-        <w:pStyle w:val="Heading3"/>
+        <w:pStyle w:val="SourceCode"/>
       </w:pPr>
       <w:r>
-        <w:t xml:space="preserve">Calcula medidas estadísticas</w:t>
+        <w:rPr>
+          <w:rStyle w:val="VerbatimChar"/>
+        </w:rPr>
+        <w:t xml:space="preserve">  X p4 p26 p3_4 p8_1 p19 p32 edad  Año</w:t>
+      </w:r>
+      <w:r>
+        <w:br/>
+      </w:r>
+      <w:r>
+        <w:rPr>
+          <w:rStyle w:val="VerbatimChar"/>
+        </w:rPr>
+        <w:t xml:space="preserve">1 1  0   0    2    0   0   3   52 2019</w:t>
+      </w:r>
+      <w:r>
+        <w:br/>
+      </w:r>
+      <w:r>
+        <w:rPr>
+          <w:rStyle w:val="VerbatimChar"/>
+        </w:rPr>
+        <w:t xml:space="preserve">2 2  0   0    2    0   0   5   75 2019</w:t>
+      </w:r>
+      <w:r>
+        <w:br/>
+      </w:r>
+      <w:r>
+        <w:rPr>
+          <w:rStyle w:val="VerbatimChar"/>
+        </w:rPr>
+        <w:t xml:space="preserve">3 3  0  15    2    0   2   0   67 2019</w:t>
+      </w:r>
+      <w:r>
+        <w:br/>
+      </w:r>
+      <w:r>
+        <w:rPr>
+          <w:rStyle w:val="VerbatimChar"/>
+        </w:rPr>
+        <w:t xml:space="preserve">4 4  0   0    2    0   0   5   65 2019</w:t>
+      </w:r>
+      <w:r>
+        <w:br/>
+      </w:r>
+      <w:r>
+        <w:rPr>
+          <w:rStyle w:val="VerbatimChar"/>
+        </w:rPr>
+        <w:t xml:space="preserve">5 5  0   0    2    0   0   2   66 2019</w:t>
+      </w:r>
+      <w:r>
+        <w:br/>
+      </w:r>
+      <w:r>
+        <w:rPr>
+          <w:rStyle w:val="VerbatimChar"/>
+        </w:rPr>
+        <w:t xml:space="preserve">6 6  0  10    2    0   2   0   39 2019</w:t>
+      </w:r>
+    </w:p>
+    <w:p>
+      <w:pPr>
+        <w:pStyle w:val="SourceCode"/>
+      </w:pPr>
+      <w:r>
+        <w:rPr>
+          <w:rStyle w:val="VerbatimChar"/>
+        </w:rPr>
+        <w:t xml:space="preserve">       X                p4              p26              p3_4      </w:t>
+      </w:r>
+      <w:r>
+        <w:br/>
+      </w:r>
+      <w:r>
+        <w:rPr>
+          <w:rStyle w:val="VerbatimChar"/>
+        </w:rPr>
+        <w:t xml:space="preserve"> Min.   :   1.0   Min.   : 0.000   Min.   :  0.00   Min.   :0.000  </w:t>
+      </w:r>
+      <w:r>
+        <w:br/>
+      </w:r>
+      <w:r>
+        <w:rPr>
+          <w:rStyle w:val="VerbatimChar"/>
+        </w:rPr>
+        <w:t xml:space="preserve"> 1st Qu.: 499.0   1st Qu.: 0.000   1st Qu.:  0.00   1st Qu.:2.000  </w:t>
+      </w:r>
+      <w:r>
+        <w:br/>
+      </w:r>
+      <w:r>
+        <w:rPr>
+          <w:rStyle w:val="VerbatimChar"/>
+        </w:rPr>
+        <w:t xml:space="preserve"> Median : 998.0   Median : 0.000   Median : 20.00   Median :2.000  </w:t>
+      </w:r>
+      <w:r>
+        <w:br/>
+      </w:r>
+      <w:r>
+        <w:rPr>
+          <w:rStyle w:val="VerbatimChar"/>
+        </w:rPr>
+        <w:t xml:space="preserve"> Mean   : 997.8   Mean   : 1.435   Mean   : 27.95   Mean   :1.904  </w:t>
+      </w:r>
+      <w:r>
+        <w:br/>
+      </w:r>
+      <w:r>
+        <w:rPr>
+          <w:rStyle w:val="VerbatimChar"/>
+        </w:rPr>
+        <w:t xml:space="preserve"> 3rd Qu.:1496.0   3rd Qu.: 2.000   3rd Qu.: 40.00   3rd Qu.:2.000  </w:t>
+      </w:r>
+      <w:r>
+        <w:br/>
+      </w:r>
+      <w:r>
+        <w:rPr>
+          <w:rStyle w:val="VerbatimChar"/>
+        </w:rPr>
+        <w:t xml:space="preserve"> Max.   :2016.0   Max.   :99.000   Max.   :480.00   Max.   :2.000  </w:t>
+      </w:r>
+      <w:r>
+        <w:br/>
+      </w:r>
+      <w:r>
+        <w:rPr>
+          <w:rStyle w:val="VerbatimChar"/>
+        </w:rPr>
+        <w:t xml:space="preserve">      p8_1             p19              p32              edad      </w:t>
+      </w:r>
+      <w:r>
+        <w:br/>
+      </w:r>
+      <w:r>
+        <w:rPr>
+          <w:rStyle w:val="VerbatimChar"/>
+        </w:rPr>
+        <w:t xml:space="preserve"> Min.   :0.0000   Min.   :0.0000   Min.   :0.0000   Min.   :18.00  </w:t>
+      </w:r>
+      <w:r>
+        <w:br/>
+      </w:r>
+      <w:r>
+        <w:rPr>
+          <w:rStyle w:val="VerbatimChar"/>
+        </w:rPr>
+        <w:t xml:space="preserve"> 1st Qu.:0.0000   1st Qu.:0.0000   1st Qu.:0.0000   1st Qu.:32.00  </w:t>
+      </w:r>
+      <w:r>
+        <w:br/>
+      </w:r>
+      <w:r>
+        <w:rPr>
+          <w:rStyle w:val="VerbatimChar"/>
+        </w:rPr>
+        <w:t xml:space="preserve"> Median :0.0000   Median :0.0000   Median :0.0000   Median :44.00  </w:t>
+      </w:r>
+      <w:r>
+        <w:br/>
+      </w:r>
+      <w:r>
+        <w:rPr>
+          <w:rStyle w:val="VerbatimChar"/>
+        </w:rPr>
+        <w:t xml:space="preserve"> Mean   :0.7242   Mean   :0.5768   Mean   :0.7729   Mean   :45.66  </w:t>
+      </w:r>
+      <w:r>
+        <w:br/>
+      </w:r>
+      <w:r>
+        <w:rPr>
+          <w:rStyle w:val="VerbatimChar"/>
+        </w:rPr>
+        <w:t xml:space="preserve"> 3rd Qu.:2.0000   3rd Qu.:0.0000   3rd Qu.:1.0000   3rd Qu.:58.00  </w:t>
+      </w:r>
+      <w:r>
+        <w:br/>
+      </w:r>
+      <w:r>
+        <w:rPr>
+          <w:rStyle w:val="VerbatimChar"/>
+        </w:rPr>
+        <w:t xml:space="preserve"> Max.   :2.0000   Max.   :3.0000   Max.   :6.0000   Max.   :97.00  </w:t>
+      </w:r>
+      <w:r>
+        <w:br/>
+      </w:r>
+      <w:r>
+        <w:rPr>
+          <w:rStyle w:val="VerbatimChar"/>
+        </w:rPr>
+        <w:t xml:space="preserve">      Año      </w:t>
+      </w:r>
+      <w:r>
+        <w:br/>
+      </w:r>
+      <w:r>
+        <w:rPr>
+          <w:rStyle w:val="VerbatimChar"/>
+        </w:rPr>
+        <w:t xml:space="preserve"> Min.   :2019  </w:t>
+      </w:r>
+      <w:r>
+        <w:br/>
+      </w:r>
+      <w:r>
+        <w:rPr>
+          <w:rStyle w:val="VerbatimChar"/>
+        </w:rPr>
+        <w:t xml:space="preserve"> 1st Qu.:2020  </w:t>
+      </w:r>
+      <w:r>
+        <w:br/>
+      </w:r>
+      <w:r>
+        <w:rPr>
+          <w:rStyle w:val="VerbatimChar"/>
+        </w:rPr>
+        <w:t xml:space="preserve"> Median :2022  </w:t>
+      </w:r>
+      <w:r>
+        <w:br/>
+      </w:r>
+      <w:r>
+        <w:rPr>
+          <w:rStyle w:val="VerbatimChar"/>
+        </w:rPr>
+        <w:t xml:space="preserve"> Mean   :2022  </w:t>
+      </w:r>
+      <w:r>
+        <w:br/>
+      </w:r>
+      <w:r>
+        <w:rPr>
+          <w:rStyle w:val="VerbatimChar"/>
+        </w:rPr>
+        <w:t xml:space="preserve"> 3rd Qu.:2023  </w:t>
+      </w:r>
+      <w:r>
+        <w:br/>
+      </w:r>
+      <w:r>
+        <w:rPr>
+          <w:rStyle w:val="VerbatimChar"/>
+        </w:rPr>
+        <w:t xml:space="preserve"> Max.   :2024  </w:t>
       </w:r>
     </w:p>
     <w:p>
@@ -102,14 +363,3181 @@
     </w:p>
     <w:p>
       <w:pPr>
-        <w:pStyle w:val="FirstParagraph"/>
+        <w:pStyle w:val="TableCaption"/>
       </w:pPr>
       <w:r>
-        <w:rPr>
-          <w:b/>
-          <w:bCs/>
-        </w:rPr>
-        <w:t xml:space="preserve">Variables cualitativas</w:t>
+        <w:t xml:space="preserve">Número de libros leídos por año</w:t>
+      </w:r>
+    </w:p>
+    <w:tbl>
+      <w:tblPr>
+        <w:tblStyle w:val="Table"/>
+        <w:tblW w:type="pct" w:w="5000"/>
+        <w:tblLayout w:type="fixed"/>
+        <w:tblLook w:firstRow="1" w:lastRow="0" w:firstColumn="0" w:lastColumn="0" w:noHBand="0" w:noVBand="0" w:val="0020"/>
+        <w:tblCaption w:val="Número de libros leídos por año"/>
+      </w:tblPr>
+      <w:tblGrid>
+        <w:gridCol w:w="416"/>
+        <w:gridCol w:w="583"/>
+        <w:gridCol w:w="583"/>
+        <w:gridCol w:w="500"/>
+        <w:gridCol w:w="666"/>
+        <w:gridCol w:w="1000"/>
+        <w:gridCol w:w="1167"/>
+        <w:gridCol w:w="1250"/>
+        <w:gridCol w:w="250"/>
+        <w:gridCol w:w="250"/>
+        <w:gridCol w:w="500"/>
+        <w:gridCol w:w="750"/>
+      </w:tblGrid>
+      <w:tr>
+        <w:trPr>
+          <w:tblHeader w:val="on"/>
+        </w:trPr>
+        <w:tc>
+          <w:tcPr/>
+          <w:p>
+            <w:pPr>
+              <w:pStyle w:val="Compact"/>
+              <w:jc w:val="right"/>
+            </w:pPr>
+            <w:r>
+              <w:t xml:space="preserve">Año</w:t>
+            </w:r>
+          </w:p>
+        </w:tc>
+        <w:tc>
+          <w:tcPr/>
+          <w:p>
+            <w:pPr>
+              <w:pStyle w:val="Compact"/>
+              <w:jc w:val="right"/>
+            </w:pPr>
+            <w:r>
+              <w:t xml:space="preserve">Minimo</w:t>
+            </w:r>
+          </w:p>
+        </w:tc>
+        <w:tc>
+          <w:tcPr/>
+          <w:p>
+            <w:pPr>
+              <w:pStyle w:val="Compact"/>
+              <w:jc w:val="right"/>
+            </w:pPr>
+            <w:r>
+              <w:t xml:space="preserve">Maximo</w:t>
+            </w:r>
+          </w:p>
+        </w:tc>
+        <w:tc>
+          <w:tcPr/>
+          <w:p>
+            <w:pPr>
+              <w:pStyle w:val="Compact"/>
+              <w:jc w:val="right"/>
+            </w:pPr>
+            <w:r>
+              <w:t xml:space="preserve">Media</w:t>
+            </w:r>
+          </w:p>
+        </w:tc>
+        <w:tc>
+          <w:tcPr/>
+          <w:p>
+            <w:pPr>
+              <w:pStyle w:val="Compact"/>
+              <w:jc w:val="right"/>
+            </w:pPr>
+            <w:r>
+              <w:t xml:space="preserve">Mediana</w:t>
+            </w:r>
+          </w:p>
+        </w:tc>
+        <w:tc>
+          <w:tcPr/>
+          <w:p>
+            <w:pPr>
+              <w:pStyle w:val="Compact"/>
+              <w:jc w:val="right"/>
+            </w:pPr>
+            <w:r>
+              <w:t xml:space="preserve">Rango_Medio</w:t>
+            </w:r>
+          </w:p>
+        </w:tc>
+        <w:tc>
+          <w:tcPr/>
+          <w:p>
+            <w:pPr>
+              <w:pStyle w:val="Compact"/>
+              <w:jc w:val="right"/>
+            </w:pPr>
+            <w:r>
+              <w:t xml:space="preserve">Desv_Estandar</w:t>
+            </w:r>
+          </w:p>
+        </w:tc>
+        <w:tc>
+          <w:tcPr/>
+          <w:p>
+            <w:pPr>
+              <w:pStyle w:val="Compact"/>
+              <w:jc w:val="right"/>
+            </w:pPr>
+            <w:r>
+              <w:t xml:space="preserve">Coef_Variacion</w:t>
+            </w:r>
+          </w:p>
+        </w:tc>
+        <w:tc>
+          <w:tcPr/>
+          <w:p>
+            <w:pPr>
+              <w:pStyle w:val="Compact"/>
+              <w:jc w:val="right"/>
+            </w:pPr>
+            <w:r>
+              <w:t xml:space="preserve">Q1</w:t>
+            </w:r>
+          </w:p>
+        </w:tc>
+        <w:tc>
+          <w:tcPr/>
+          <w:p>
+            <w:pPr>
+              <w:pStyle w:val="Compact"/>
+              <w:jc w:val="right"/>
+            </w:pPr>
+            <w:r>
+              <w:t xml:space="preserve">Q3</w:t>
+            </w:r>
+          </w:p>
+        </w:tc>
+        <w:tc>
+          <w:tcPr/>
+          <w:p>
+            <w:pPr>
+              <w:pStyle w:val="Compact"/>
+              <w:jc w:val="right"/>
+            </w:pPr>
+            <w:r>
+              <w:t xml:space="preserve">Sesgo</w:t>
+            </w:r>
+          </w:p>
+        </w:tc>
+        <w:tc>
+          <w:tcPr/>
+          <w:p>
+            <w:pPr>
+              <w:pStyle w:val="Compact"/>
+              <w:jc w:val="right"/>
+            </w:pPr>
+            <w:r>
+              <w:t xml:space="preserve">Curtosis</w:t>
+            </w:r>
+          </w:p>
+        </w:tc>
+      </w:tr>
+      <w:tr>
+        <w:tc>
+          <w:tcPr/>
+          <w:p>
+            <w:pPr>
+              <w:pStyle w:val="Compact"/>
+              <w:jc w:val="right"/>
+            </w:pPr>
+            <w:r>
+              <w:t xml:space="preserve">2019</w:t>
+            </w:r>
+          </w:p>
+        </w:tc>
+        <w:tc>
+          <w:tcPr/>
+          <w:p>
+            <w:pPr>
+              <w:pStyle w:val="Compact"/>
+              <w:jc w:val="right"/>
+            </w:pPr>
+            <w:r>
+              <w:t xml:space="preserve">0</w:t>
+            </w:r>
+          </w:p>
+        </w:tc>
+        <w:tc>
+          <w:tcPr/>
+          <w:p>
+            <w:pPr>
+              <w:pStyle w:val="Compact"/>
+              <w:jc w:val="right"/>
+            </w:pPr>
+            <w:r>
+              <w:t xml:space="preserve">50</w:t>
+            </w:r>
+          </w:p>
+        </w:tc>
+        <w:tc>
+          <w:tcPr/>
+          <w:p>
+            <w:pPr>
+              <w:pStyle w:val="Compact"/>
+              <w:jc w:val="right"/>
+            </w:pPr>
+            <w:r>
+              <w:t xml:space="preserve">1.34</w:t>
+            </w:r>
+          </w:p>
+        </w:tc>
+        <w:tc>
+          <w:tcPr/>
+          <w:p>
+            <w:pPr>
+              <w:pStyle w:val="Compact"/>
+              <w:jc w:val="right"/>
+            </w:pPr>
+            <w:r>
+              <w:t xml:space="preserve">0</w:t>
+            </w:r>
+          </w:p>
+        </w:tc>
+        <w:tc>
+          <w:tcPr/>
+          <w:p>
+            <w:pPr>
+              <w:pStyle w:val="Compact"/>
+              <w:jc w:val="right"/>
+            </w:pPr>
+            <w:r>
+              <w:t xml:space="preserve">25.0</w:t>
+            </w:r>
+          </w:p>
+        </w:tc>
+        <w:tc>
+          <w:tcPr/>
+          <w:p>
+            <w:pPr>
+              <w:pStyle w:val="Compact"/>
+              <w:jc w:val="right"/>
+            </w:pPr>
+            <w:r>
+              <w:t xml:space="preserve">2.92</w:t>
+            </w:r>
+          </w:p>
+        </w:tc>
+        <w:tc>
+          <w:tcPr/>
+          <w:p>
+            <w:pPr>
+              <w:pStyle w:val="Compact"/>
+              <w:jc w:val="right"/>
+            </w:pPr>
+            <w:r>
+              <w:t xml:space="preserve">218.42</w:t>
+            </w:r>
+          </w:p>
+        </w:tc>
+        <w:tc>
+          <w:tcPr/>
+          <w:p>
+            <w:pPr>
+              <w:pStyle w:val="Compact"/>
+              <w:jc w:val="right"/>
+            </w:pPr>
+            <w:r>
+              <w:t xml:space="preserve">0</w:t>
+            </w:r>
+          </w:p>
+        </w:tc>
+        <w:tc>
+          <w:tcPr/>
+          <w:p>
+            <w:pPr>
+              <w:pStyle w:val="Compact"/>
+              <w:jc w:val="right"/>
+            </w:pPr>
+            <w:r>
+              <w:t xml:space="preserve">2</w:t>
+            </w:r>
+          </w:p>
+        </w:tc>
+        <w:tc>
+          <w:tcPr/>
+          <w:p>
+            <w:pPr>
+              <w:pStyle w:val="Compact"/>
+              <w:jc w:val="right"/>
+            </w:pPr>
+            <w:r>
+              <w:t xml:space="preserve">6.66</w:t>
+            </w:r>
+          </w:p>
+        </w:tc>
+        <w:tc>
+          <w:tcPr/>
+          <w:p>
+            <w:pPr>
+              <w:pStyle w:val="Compact"/>
+              <w:jc w:val="right"/>
+            </w:pPr>
+            <w:r>
+              <w:t xml:space="preserve">75.35</w:t>
+            </w:r>
+          </w:p>
+        </w:tc>
+      </w:tr>
+      <w:tr>
+        <w:tc>
+          <w:tcPr/>
+          <w:p>
+            <w:pPr>
+              <w:pStyle w:val="Compact"/>
+              <w:jc w:val="right"/>
+            </w:pPr>
+            <w:r>
+              <w:t xml:space="preserve">2020</w:t>
+            </w:r>
+          </w:p>
+        </w:tc>
+        <w:tc>
+          <w:tcPr/>
+          <w:p>
+            <w:pPr>
+              <w:pStyle w:val="Compact"/>
+              <w:jc w:val="right"/>
+            </w:pPr>
+            <w:r>
+              <w:t xml:space="preserve">0</w:t>
+            </w:r>
+          </w:p>
+        </w:tc>
+        <w:tc>
+          <w:tcPr/>
+          <w:p>
+            <w:pPr>
+              <w:pStyle w:val="Compact"/>
+              <w:jc w:val="right"/>
+            </w:pPr>
+            <w:r>
+              <w:t xml:space="preserve">60</w:t>
+            </w:r>
+          </w:p>
+        </w:tc>
+        <w:tc>
+          <w:tcPr/>
+          <w:p>
+            <w:pPr>
+              <w:pStyle w:val="Compact"/>
+              <w:jc w:val="right"/>
+            </w:pPr>
+            <w:r>
+              <w:t xml:space="preserve">1.43</w:t>
+            </w:r>
+          </w:p>
+        </w:tc>
+        <w:tc>
+          <w:tcPr/>
+          <w:p>
+            <w:pPr>
+              <w:pStyle w:val="Compact"/>
+              <w:jc w:val="right"/>
+            </w:pPr>
+            <w:r>
+              <w:t xml:space="preserve">0</w:t>
+            </w:r>
+          </w:p>
+        </w:tc>
+        <w:tc>
+          <w:tcPr/>
+          <w:p>
+            <w:pPr>
+              <w:pStyle w:val="Compact"/>
+              <w:jc w:val="right"/>
+            </w:pPr>
+            <w:r>
+              <w:t xml:space="preserve">30.0</w:t>
+            </w:r>
+          </w:p>
+        </w:tc>
+        <w:tc>
+          <w:tcPr/>
+          <w:p>
+            <w:pPr>
+              <w:pStyle w:val="Compact"/>
+              <w:jc w:val="right"/>
+            </w:pPr>
+            <w:r>
+              <w:t xml:space="preserve">3.43</w:t>
+            </w:r>
+          </w:p>
+        </w:tc>
+        <w:tc>
+          <w:tcPr/>
+          <w:p>
+            <w:pPr>
+              <w:pStyle w:val="Compact"/>
+              <w:jc w:val="right"/>
+            </w:pPr>
+            <w:r>
+              <w:t xml:space="preserve">240.41</w:t>
+            </w:r>
+          </w:p>
+        </w:tc>
+        <w:tc>
+          <w:tcPr/>
+          <w:p>
+            <w:pPr>
+              <w:pStyle w:val="Compact"/>
+              <w:jc w:val="right"/>
+            </w:pPr>
+            <w:r>
+              <w:t xml:space="preserve">0</w:t>
+            </w:r>
+          </w:p>
+        </w:tc>
+        <w:tc>
+          <w:tcPr/>
+          <w:p>
+            <w:pPr>
+              <w:pStyle w:val="Compact"/>
+              <w:jc w:val="right"/>
+            </w:pPr>
+            <w:r>
+              <w:t xml:space="preserve">2</w:t>
+            </w:r>
+          </w:p>
+        </w:tc>
+        <w:tc>
+          <w:tcPr/>
+          <w:p>
+            <w:pPr>
+              <w:pStyle w:val="Compact"/>
+              <w:jc w:val="right"/>
+            </w:pPr>
+            <w:r>
+              <w:t xml:space="preserve">7.75</w:t>
+            </w:r>
+          </w:p>
+        </w:tc>
+        <w:tc>
+          <w:tcPr/>
+          <w:p>
+            <w:pPr>
+              <w:pStyle w:val="Compact"/>
+              <w:jc w:val="right"/>
+            </w:pPr>
+            <w:r>
+              <w:t xml:space="preserve">94.53</w:t>
+            </w:r>
+          </w:p>
+        </w:tc>
+      </w:tr>
+      <w:tr>
+        <w:tc>
+          <w:tcPr/>
+          <w:p>
+            <w:pPr>
+              <w:pStyle w:val="Compact"/>
+              <w:jc w:val="right"/>
+            </w:pPr>
+            <w:r>
+              <w:t xml:space="preserve">2021</w:t>
+            </w:r>
+          </w:p>
+        </w:tc>
+        <w:tc>
+          <w:tcPr/>
+          <w:p>
+            <w:pPr>
+              <w:pStyle w:val="Compact"/>
+              <w:jc w:val="right"/>
+            </w:pPr>
+            <w:r>
+              <w:t xml:space="preserve">0</w:t>
+            </w:r>
+          </w:p>
+        </w:tc>
+        <w:tc>
+          <w:tcPr/>
+          <w:p>
+            <w:pPr>
+              <w:pStyle w:val="Compact"/>
+              <w:jc w:val="right"/>
+            </w:pPr>
+            <w:r>
+              <w:t xml:space="preserve">60</w:t>
+            </w:r>
+          </w:p>
+        </w:tc>
+        <w:tc>
+          <w:tcPr/>
+          <w:p>
+            <w:pPr>
+              <w:pStyle w:val="Compact"/>
+              <w:jc w:val="right"/>
+            </w:pPr>
+            <w:r>
+              <w:t xml:space="preserve">1.56</w:t>
+            </w:r>
+          </w:p>
+        </w:tc>
+        <w:tc>
+          <w:tcPr/>
+          <w:p>
+            <w:pPr>
+              <w:pStyle w:val="Compact"/>
+              <w:jc w:val="right"/>
+            </w:pPr>
+            <w:r>
+              <w:t xml:space="preserve">0</w:t>
+            </w:r>
+          </w:p>
+        </w:tc>
+        <w:tc>
+          <w:tcPr/>
+          <w:p>
+            <w:pPr>
+              <w:pStyle w:val="Compact"/>
+              <w:jc w:val="right"/>
+            </w:pPr>
+            <w:r>
+              <w:t xml:space="preserve">30.0</w:t>
+            </w:r>
+          </w:p>
+        </w:tc>
+        <w:tc>
+          <w:tcPr/>
+          <w:p>
+            <w:pPr>
+              <w:pStyle w:val="Compact"/>
+              <w:jc w:val="right"/>
+            </w:pPr>
+            <w:r>
+              <w:t xml:space="preserve">4.43</w:t>
+            </w:r>
+          </w:p>
+        </w:tc>
+        <w:tc>
+          <w:tcPr/>
+          <w:p>
+            <w:pPr>
+              <w:pStyle w:val="Compact"/>
+              <w:jc w:val="right"/>
+            </w:pPr>
+            <w:r>
+              <w:t xml:space="preserve">283.29</w:t>
+            </w:r>
+          </w:p>
+        </w:tc>
+        <w:tc>
+          <w:tcPr/>
+          <w:p>
+            <w:pPr>
+              <w:pStyle w:val="Compact"/>
+              <w:jc w:val="right"/>
+            </w:pPr>
+            <w:r>
+              <w:t xml:space="preserve">0</w:t>
+            </w:r>
+          </w:p>
+        </w:tc>
+        <w:tc>
+          <w:tcPr/>
+          <w:p>
+            <w:pPr>
+              <w:pStyle w:val="Compact"/>
+              <w:jc w:val="right"/>
+            </w:pPr>
+            <w:r>
+              <w:t xml:space="preserve">2</w:t>
+            </w:r>
+          </w:p>
+        </w:tc>
+        <w:tc>
+          <w:tcPr/>
+          <w:p>
+            <w:pPr>
+              <w:pStyle w:val="Compact"/>
+              <w:jc w:val="right"/>
+            </w:pPr>
+            <w:r>
+              <w:t xml:space="preserve">8.36</w:t>
+            </w:r>
+          </w:p>
+        </w:tc>
+        <w:tc>
+          <w:tcPr/>
+          <w:p>
+            <w:pPr>
+              <w:pStyle w:val="Compact"/>
+              <w:jc w:val="right"/>
+            </w:pPr>
+            <w:r>
+              <w:t xml:space="preserve">91.32</w:t>
+            </w:r>
+          </w:p>
+        </w:tc>
+      </w:tr>
+      <w:tr>
+        <w:tc>
+          <w:tcPr/>
+          <w:p>
+            <w:pPr>
+              <w:pStyle w:val="Compact"/>
+              <w:jc w:val="right"/>
+            </w:pPr>
+            <w:r>
+              <w:t xml:space="preserve">2022</w:t>
+            </w:r>
+          </w:p>
+        </w:tc>
+        <w:tc>
+          <w:tcPr/>
+          <w:p>
+            <w:pPr>
+              <w:pStyle w:val="Compact"/>
+              <w:jc w:val="right"/>
+            </w:pPr>
+            <w:r>
+              <w:t xml:space="preserve">0</w:t>
+            </w:r>
+          </w:p>
+        </w:tc>
+        <w:tc>
+          <w:tcPr/>
+          <w:p>
+            <w:pPr>
+              <w:pStyle w:val="Compact"/>
+              <w:jc w:val="right"/>
+            </w:pPr>
+            <w:r>
+              <w:t xml:space="preserve">99</w:t>
+            </w:r>
+          </w:p>
+        </w:tc>
+        <w:tc>
+          <w:tcPr/>
+          <w:p>
+            <w:pPr>
+              <w:pStyle w:val="Compact"/>
+              <w:jc w:val="right"/>
+            </w:pPr>
+            <w:r>
+              <w:t xml:space="preserve">1.63</w:t>
+            </w:r>
+          </w:p>
+        </w:tc>
+        <w:tc>
+          <w:tcPr/>
+          <w:p>
+            <w:pPr>
+              <w:pStyle w:val="Compact"/>
+              <w:jc w:val="right"/>
+            </w:pPr>
+            <w:r>
+              <w:t xml:space="preserve">0</w:t>
+            </w:r>
+          </w:p>
+        </w:tc>
+        <w:tc>
+          <w:tcPr/>
+          <w:p>
+            <w:pPr>
+              <w:pStyle w:val="Compact"/>
+              <w:jc w:val="right"/>
+            </w:pPr>
+            <w:r>
+              <w:t xml:space="preserve">49.5</w:t>
+            </w:r>
+          </w:p>
+        </w:tc>
+        <w:tc>
+          <w:tcPr/>
+          <w:p>
+            <w:pPr>
+              <w:pStyle w:val="Compact"/>
+              <w:jc w:val="right"/>
+            </w:pPr>
+            <w:r>
+              <w:t xml:space="preserve">4.71</w:t>
+            </w:r>
+          </w:p>
+        </w:tc>
+        <w:tc>
+          <w:tcPr/>
+          <w:p>
+            <w:pPr>
+              <w:pStyle w:val="Compact"/>
+              <w:jc w:val="right"/>
+            </w:pPr>
+            <w:r>
+              <w:t xml:space="preserve">289.42</w:t>
+            </w:r>
+          </w:p>
+        </w:tc>
+        <w:tc>
+          <w:tcPr/>
+          <w:p>
+            <w:pPr>
+              <w:pStyle w:val="Compact"/>
+              <w:jc w:val="right"/>
+            </w:pPr>
+            <w:r>
+              <w:t xml:space="preserve">0</w:t>
+            </w:r>
+          </w:p>
+        </w:tc>
+        <w:tc>
+          <w:tcPr/>
+          <w:p>
+            <w:pPr>
+              <w:pStyle w:val="Compact"/>
+              <w:jc w:val="right"/>
+            </w:pPr>
+            <w:r>
+              <w:t xml:space="preserve">2</w:t>
+            </w:r>
+          </w:p>
+        </w:tc>
+        <w:tc>
+          <w:tcPr/>
+          <w:p>
+            <w:pPr>
+              <w:pStyle w:val="Compact"/>
+              <w:jc w:val="right"/>
+            </w:pPr>
+            <w:r>
+              <w:t xml:space="preserve">9.42</w:t>
+            </w:r>
+          </w:p>
+        </w:tc>
+        <w:tc>
+          <w:tcPr/>
+          <w:p>
+            <w:pPr>
+              <w:pStyle w:val="Compact"/>
+              <w:jc w:val="right"/>
+            </w:pPr>
+            <w:r>
+              <w:t xml:space="preserve">134.38</w:t>
+            </w:r>
+          </w:p>
+        </w:tc>
+      </w:tr>
+      <w:tr>
+        <w:tc>
+          <w:tcPr/>
+          <w:p>
+            <w:pPr>
+              <w:pStyle w:val="Compact"/>
+              <w:jc w:val="right"/>
+            </w:pPr>
+            <w:r>
+              <w:t xml:space="preserve">2023</w:t>
+            </w:r>
+          </w:p>
+        </w:tc>
+        <w:tc>
+          <w:tcPr/>
+          <w:p>
+            <w:pPr>
+              <w:pStyle w:val="Compact"/>
+              <w:jc w:val="right"/>
+            </w:pPr>
+            <w:r>
+              <w:t xml:space="preserve">0</w:t>
+            </w:r>
+          </w:p>
+        </w:tc>
+        <w:tc>
+          <w:tcPr/>
+          <w:p>
+            <w:pPr>
+              <w:pStyle w:val="Compact"/>
+              <w:jc w:val="right"/>
+            </w:pPr>
+            <w:r>
+              <w:t xml:space="preserve">80</w:t>
+            </w:r>
+          </w:p>
+        </w:tc>
+        <w:tc>
+          <w:tcPr/>
+          <w:p>
+            <w:pPr>
+              <w:pStyle w:val="Compact"/>
+              <w:jc w:val="right"/>
+            </w:pPr>
+            <w:r>
+              <w:t xml:space="preserve">1.38</w:t>
+            </w:r>
+          </w:p>
+        </w:tc>
+        <w:tc>
+          <w:tcPr/>
+          <w:p>
+            <w:pPr>
+              <w:pStyle w:val="Compact"/>
+              <w:jc w:val="right"/>
+            </w:pPr>
+            <w:r>
+              <w:t xml:space="preserve">0</w:t>
+            </w:r>
+          </w:p>
+        </w:tc>
+        <w:tc>
+          <w:tcPr/>
+          <w:p>
+            <w:pPr>
+              <w:pStyle w:val="Compact"/>
+              <w:jc w:val="right"/>
+            </w:pPr>
+            <w:r>
+              <w:t xml:space="preserve">40.0</w:t>
+            </w:r>
+          </w:p>
+        </w:tc>
+        <w:tc>
+          <w:tcPr/>
+          <w:p>
+            <w:pPr>
+              <w:pStyle w:val="Compact"/>
+              <w:jc w:val="right"/>
+            </w:pPr>
+            <w:r>
+              <w:t xml:space="preserve">4.04</w:t>
+            </w:r>
+          </w:p>
+        </w:tc>
+        <w:tc>
+          <w:tcPr/>
+          <w:p>
+            <w:pPr>
+              <w:pStyle w:val="Compact"/>
+              <w:jc w:val="right"/>
+            </w:pPr>
+            <w:r>
+              <w:t xml:space="preserve">292.53</w:t>
+            </w:r>
+          </w:p>
+        </w:tc>
+        <w:tc>
+          <w:tcPr/>
+          <w:p>
+            <w:pPr>
+              <w:pStyle w:val="Compact"/>
+              <w:jc w:val="right"/>
+            </w:pPr>
+            <w:r>
+              <w:t xml:space="preserve">0</w:t>
+            </w:r>
+          </w:p>
+        </w:tc>
+        <w:tc>
+          <w:tcPr/>
+          <w:p>
+            <w:pPr>
+              <w:pStyle w:val="Compact"/>
+              <w:jc w:val="right"/>
+            </w:pPr>
+            <w:r>
+              <w:t xml:space="preserve">2</w:t>
+            </w:r>
+          </w:p>
+        </w:tc>
+        <w:tc>
+          <w:tcPr/>
+          <w:p>
+            <w:pPr>
+              <w:pStyle w:val="Compact"/>
+              <w:jc w:val="right"/>
+            </w:pPr>
+            <w:r>
+              <w:t xml:space="preserve">11.06</w:t>
+            </w:r>
+          </w:p>
+        </w:tc>
+        <w:tc>
+          <w:tcPr/>
+          <w:p>
+            <w:pPr>
+              <w:pStyle w:val="Compact"/>
+              <w:jc w:val="right"/>
+            </w:pPr>
+            <w:r>
+              <w:t xml:space="preserve">171.66</w:t>
+            </w:r>
+          </w:p>
+        </w:tc>
+      </w:tr>
+      <w:tr>
+        <w:tc>
+          <w:tcPr/>
+          <w:p>
+            <w:pPr>
+              <w:pStyle w:val="Compact"/>
+              <w:jc w:val="right"/>
+            </w:pPr>
+            <w:r>
+              <w:t xml:space="preserve">2024</w:t>
+            </w:r>
+          </w:p>
+        </w:tc>
+        <w:tc>
+          <w:tcPr/>
+          <w:p>
+            <w:pPr>
+              <w:pStyle w:val="Compact"/>
+              <w:jc w:val="right"/>
+            </w:pPr>
+            <w:r>
+              <w:t xml:space="preserve">0</w:t>
+            </w:r>
+          </w:p>
+        </w:tc>
+        <w:tc>
+          <w:tcPr/>
+          <w:p>
+            <w:pPr>
+              <w:pStyle w:val="Compact"/>
+              <w:jc w:val="right"/>
+            </w:pPr>
+            <w:r>
+              <w:t xml:space="preserve">70</w:t>
+            </w:r>
+          </w:p>
+        </w:tc>
+        <w:tc>
+          <w:tcPr/>
+          <w:p>
+            <w:pPr>
+              <w:pStyle w:val="Compact"/>
+              <w:jc w:val="right"/>
+            </w:pPr>
+            <w:r>
+              <w:t xml:space="preserve">1.27</w:t>
+            </w:r>
+          </w:p>
+        </w:tc>
+        <w:tc>
+          <w:tcPr/>
+          <w:p>
+            <w:pPr>
+              <w:pStyle w:val="Compact"/>
+              <w:jc w:val="right"/>
+            </w:pPr>
+            <w:r>
+              <w:t xml:space="preserve">0</w:t>
+            </w:r>
+          </w:p>
+        </w:tc>
+        <w:tc>
+          <w:tcPr/>
+          <w:p>
+            <w:pPr>
+              <w:pStyle w:val="Compact"/>
+              <w:jc w:val="right"/>
+            </w:pPr>
+            <w:r>
+              <w:t xml:space="preserve">35.0</w:t>
+            </w:r>
+          </w:p>
+        </w:tc>
+        <w:tc>
+          <w:tcPr/>
+          <w:p>
+            <w:pPr>
+              <w:pStyle w:val="Compact"/>
+              <w:jc w:val="right"/>
+            </w:pPr>
+            <w:r>
+              <w:t xml:space="preserve">3.26</w:t>
+            </w:r>
+          </w:p>
+        </w:tc>
+        <w:tc>
+          <w:tcPr/>
+          <w:p>
+            <w:pPr>
+              <w:pStyle w:val="Compact"/>
+              <w:jc w:val="right"/>
+            </w:pPr>
+            <w:r>
+              <w:t xml:space="preserve">255.95</w:t>
+            </w:r>
+          </w:p>
+        </w:tc>
+        <w:tc>
+          <w:tcPr/>
+          <w:p>
+            <w:pPr>
+              <w:pStyle w:val="Compact"/>
+              <w:jc w:val="right"/>
+            </w:pPr>
+            <w:r>
+              <w:t xml:space="preserve">0</w:t>
+            </w:r>
+          </w:p>
+        </w:tc>
+        <w:tc>
+          <w:tcPr/>
+          <w:p>
+            <w:pPr>
+              <w:pStyle w:val="Compact"/>
+              <w:jc w:val="right"/>
+            </w:pPr>
+            <w:r>
+              <w:t xml:space="preserve">2</w:t>
+            </w:r>
+          </w:p>
+        </w:tc>
+        <w:tc>
+          <w:tcPr/>
+          <w:p>
+            <w:pPr>
+              <w:pStyle w:val="Compact"/>
+              <w:jc w:val="right"/>
+            </w:pPr>
+            <w:r>
+              <w:t xml:space="preserve">9.38</w:t>
+            </w:r>
+          </w:p>
+        </w:tc>
+        <w:tc>
+          <w:tcPr/>
+          <w:p>
+            <w:pPr>
+              <w:pStyle w:val="Compact"/>
+              <w:jc w:val="right"/>
+            </w:pPr>
+            <w:r>
+              <w:t xml:space="preserve">143.56</w:t>
+            </w:r>
+          </w:p>
+        </w:tc>
+      </w:tr>
+    </w:tbl>
+    <w:p>
+      <w:pPr>
+        <w:pStyle w:val="TableCaption"/>
+      </w:pPr>
+      <w:r>
+        <w:t xml:space="preserve">Minutos continuos dedicados a la lectura por año</w:t>
+      </w:r>
+    </w:p>
+    <w:tbl>
+      <w:tblPr>
+        <w:tblStyle w:val="Table"/>
+        <w:tblW w:type="pct" w:w="5000"/>
+        <w:tblLayout w:type="fixed"/>
+        <w:tblLook w:firstRow="1" w:lastRow="0" w:firstColumn="0" w:lastColumn="0" w:noHBand="0" w:noVBand="0" w:val="0020"/>
+        <w:tblCaption w:val="Minutos continuos dedicados a la lectura por año"/>
+      </w:tblPr>
+      <w:tblGrid>
+        <w:gridCol w:w="416"/>
+        <w:gridCol w:w="583"/>
+        <w:gridCol w:w="583"/>
+        <w:gridCol w:w="500"/>
+        <w:gridCol w:w="666"/>
+        <w:gridCol w:w="1000"/>
+        <w:gridCol w:w="1167"/>
+        <w:gridCol w:w="1250"/>
+        <w:gridCol w:w="250"/>
+        <w:gridCol w:w="250"/>
+        <w:gridCol w:w="500"/>
+        <w:gridCol w:w="750"/>
+      </w:tblGrid>
+      <w:tr>
+        <w:trPr>
+          <w:tblHeader w:val="on"/>
+        </w:trPr>
+        <w:tc>
+          <w:tcPr/>
+          <w:p>
+            <w:pPr>
+              <w:pStyle w:val="Compact"/>
+              <w:jc w:val="right"/>
+            </w:pPr>
+            <w:r>
+              <w:t xml:space="preserve">Año</w:t>
+            </w:r>
+          </w:p>
+        </w:tc>
+        <w:tc>
+          <w:tcPr/>
+          <w:p>
+            <w:pPr>
+              <w:pStyle w:val="Compact"/>
+              <w:jc w:val="right"/>
+            </w:pPr>
+            <w:r>
+              <w:t xml:space="preserve">Minimo</w:t>
+            </w:r>
+          </w:p>
+        </w:tc>
+        <w:tc>
+          <w:tcPr/>
+          <w:p>
+            <w:pPr>
+              <w:pStyle w:val="Compact"/>
+              <w:jc w:val="right"/>
+            </w:pPr>
+            <w:r>
+              <w:t xml:space="preserve">Maximo</w:t>
+            </w:r>
+          </w:p>
+        </w:tc>
+        <w:tc>
+          <w:tcPr/>
+          <w:p>
+            <w:pPr>
+              <w:pStyle w:val="Compact"/>
+              <w:jc w:val="right"/>
+            </w:pPr>
+            <w:r>
+              <w:t xml:space="preserve">Media</w:t>
+            </w:r>
+          </w:p>
+        </w:tc>
+        <w:tc>
+          <w:tcPr/>
+          <w:p>
+            <w:pPr>
+              <w:pStyle w:val="Compact"/>
+              <w:jc w:val="right"/>
+            </w:pPr>
+            <w:r>
+              <w:t xml:space="preserve">Mediana</w:t>
+            </w:r>
+          </w:p>
+        </w:tc>
+        <w:tc>
+          <w:tcPr/>
+          <w:p>
+            <w:pPr>
+              <w:pStyle w:val="Compact"/>
+              <w:jc w:val="right"/>
+            </w:pPr>
+            <w:r>
+              <w:t xml:space="preserve">Rango_Medio</w:t>
+            </w:r>
+          </w:p>
+        </w:tc>
+        <w:tc>
+          <w:tcPr/>
+          <w:p>
+            <w:pPr>
+              <w:pStyle w:val="Compact"/>
+              <w:jc w:val="right"/>
+            </w:pPr>
+            <w:r>
+              <w:t xml:space="preserve">Desv_Estandar</w:t>
+            </w:r>
+          </w:p>
+        </w:tc>
+        <w:tc>
+          <w:tcPr/>
+          <w:p>
+            <w:pPr>
+              <w:pStyle w:val="Compact"/>
+              <w:jc w:val="right"/>
+            </w:pPr>
+            <w:r>
+              <w:t xml:space="preserve">Coef_Variacion</w:t>
+            </w:r>
+          </w:p>
+        </w:tc>
+        <w:tc>
+          <w:tcPr/>
+          <w:p>
+            <w:pPr>
+              <w:pStyle w:val="Compact"/>
+              <w:jc w:val="right"/>
+            </w:pPr>
+            <w:r>
+              <w:t xml:space="preserve">Q1</w:t>
+            </w:r>
+          </w:p>
+        </w:tc>
+        <w:tc>
+          <w:tcPr/>
+          <w:p>
+            <w:pPr>
+              <w:pStyle w:val="Compact"/>
+              <w:jc w:val="right"/>
+            </w:pPr>
+            <w:r>
+              <w:t xml:space="preserve">Q3</w:t>
+            </w:r>
+          </w:p>
+        </w:tc>
+        <w:tc>
+          <w:tcPr/>
+          <w:p>
+            <w:pPr>
+              <w:pStyle w:val="Compact"/>
+              <w:jc w:val="right"/>
+            </w:pPr>
+            <w:r>
+              <w:t xml:space="preserve">Sesgo</w:t>
+            </w:r>
+          </w:p>
+        </w:tc>
+        <w:tc>
+          <w:tcPr/>
+          <w:p>
+            <w:pPr>
+              <w:pStyle w:val="Compact"/>
+              <w:jc w:val="right"/>
+            </w:pPr>
+            <w:r>
+              <w:t xml:space="preserve">Curtosis</w:t>
+            </w:r>
+          </w:p>
+        </w:tc>
+      </w:tr>
+      <w:tr>
+        <w:tc>
+          <w:tcPr/>
+          <w:p>
+            <w:pPr>
+              <w:pStyle w:val="Compact"/>
+              <w:jc w:val="right"/>
+            </w:pPr>
+            <w:r>
+              <w:t xml:space="preserve">2019</w:t>
+            </w:r>
+          </w:p>
+        </w:tc>
+        <w:tc>
+          <w:tcPr/>
+          <w:p>
+            <w:pPr>
+              <w:pStyle w:val="Compact"/>
+              <w:jc w:val="right"/>
+            </w:pPr>
+            <w:r>
+              <w:t xml:space="preserve">0</w:t>
+            </w:r>
+          </w:p>
+        </w:tc>
+        <w:tc>
+          <w:tcPr/>
+          <w:p>
+            <w:pPr>
+              <w:pStyle w:val="Compact"/>
+              <w:jc w:val="right"/>
+            </w:pPr>
+            <w:r>
+              <w:t xml:space="preserve">360</w:t>
+            </w:r>
+          </w:p>
+        </w:tc>
+        <w:tc>
+          <w:tcPr/>
+          <w:p>
+            <w:pPr>
+              <w:pStyle w:val="Compact"/>
+              <w:jc w:val="right"/>
+            </w:pPr>
+            <w:r>
+              <w:t xml:space="preserve">27.54</w:t>
+            </w:r>
+          </w:p>
+        </w:tc>
+        <w:tc>
+          <w:tcPr/>
+          <w:p>
+            <w:pPr>
+              <w:pStyle w:val="Compact"/>
+              <w:jc w:val="right"/>
+            </w:pPr>
+            <w:r>
+              <w:t xml:space="preserve">20</w:t>
+            </w:r>
+          </w:p>
+        </w:tc>
+        <w:tc>
+          <w:tcPr/>
+          <w:p>
+            <w:pPr>
+              <w:pStyle w:val="Compact"/>
+              <w:jc w:val="right"/>
+            </w:pPr>
+            <w:r>
+              <w:t xml:space="preserve">180</w:t>
+            </w:r>
+          </w:p>
+        </w:tc>
+        <w:tc>
+          <w:tcPr/>
+          <w:p>
+            <w:pPr>
+              <w:pStyle w:val="Compact"/>
+              <w:jc w:val="right"/>
+            </w:pPr>
+            <w:r>
+              <w:t xml:space="preserve">30.77</w:t>
+            </w:r>
+          </w:p>
+        </w:tc>
+        <w:tc>
+          <w:tcPr/>
+          <w:p>
+            <w:pPr>
+              <w:pStyle w:val="Compact"/>
+              <w:jc w:val="right"/>
+            </w:pPr>
+            <w:r>
+              <w:t xml:space="preserve">111.73</w:t>
+            </w:r>
+          </w:p>
+        </w:tc>
+        <w:tc>
+          <w:tcPr/>
+          <w:p>
+            <w:pPr>
+              <w:pStyle w:val="Compact"/>
+              <w:jc w:val="right"/>
+            </w:pPr>
+            <w:r>
+              <w:t xml:space="preserve">0</w:t>
+            </w:r>
+          </w:p>
+        </w:tc>
+        <w:tc>
+          <w:tcPr/>
+          <w:p>
+            <w:pPr>
+              <w:pStyle w:val="Compact"/>
+              <w:jc w:val="right"/>
+            </w:pPr>
+            <w:r>
+              <w:t xml:space="preserve">40</w:t>
+            </w:r>
+          </w:p>
+        </w:tc>
+        <w:tc>
+          <w:tcPr/>
+          <w:p>
+            <w:pPr>
+              <w:pStyle w:val="Compact"/>
+              <w:jc w:val="right"/>
+            </w:pPr>
+            <w:r>
+              <w:t xml:space="preserve">2.59</w:t>
+            </w:r>
+          </w:p>
+        </w:tc>
+        <w:tc>
+          <w:tcPr/>
+          <w:p>
+            <w:pPr>
+              <w:pStyle w:val="Compact"/>
+              <w:jc w:val="right"/>
+            </w:pPr>
+            <w:r>
+              <w:t xml:space="preserve">13.54</w:t>
+            </w:r>
+          </w:p>
+        </w:tc>
+      </w:tr>
+      <w:tr>
+        <w:tc>
+          <w:tcPr/>
+          <w:p>
+            <w:pPr>
+              <w:pStyle w:val="Compact"/>
+              <w:jc w:val="right"/>
+            </w:pPr>
+            <w:r>
+              <w:t xml:space="preserve">2020</w:t>
+            </w:r>
+          </w:p>
+        </w:tc>
+        <w:tc>
+          <w:tcPr/>
+          <w:p>
+            <w:pPr>
+              <w:pStyle w:val="Compact"/>
+              <w:jc w:val="right"/>
+            </w:pPr>
+            <w:r>
+              <w:t xml:space="preserve">0</w:t>
+            </w:r>
+          </w:p>
+        </w:tc>
+        <w:tc>
+          <w:tcPr/>
+          <w:p>
+            <w:pPr>
+              <w:pStyle w:val="Compact"/>
+              <w:jc w:val="right"/>
+            </w:pPr>
+            <w:r>
+              <w:t xml:space="preserve">480</w:t>
+            </w:r>
+          </w:p>
+        </w:tc>
+        <w:tc>
+          <w:tcPr/>
+          <w:p>
+            <w:pPr>
+              <w:pStyle w:val="Compact"/>
+              <w:jc w:val="right"/>
+            </w:pPr>
+            <w:r>
+              <w:t xml:space="preserve">28.25</w:t>
+            </w:r>
+          </w:p>
+        </w:tc>
+        <w:tc>
+          <w:tcPr/>
+          <w:p>
+            <w:pPr>
+              <w:pStyle w:val="Compact"/>
+              <w:jc w:val="right"/>
+            </w:pPr>
+            <w:r>
+              <w:t xml:space="preserve">20</w:t>
+            </w:r>
+          </w:p>
+        </w:tc>
+        <w:tc>
+          <w:tcPr/>
+          <w:p>
+            <w:pPr>
+              <w:pStyle w:val="Compact"/>
+              <w:jc w:val="right"/>
+            </w:pPr>
+            <w:r>
+              <w:t xml:space="preserve">240</w:t>
+            </w:r>
+          </w:p>
+        </w:tc>
+        <w:tc>
+          <w:tcPr/>
+          <w:p>
+            <w:pPr>
+              <w:pStyle w:val="Compact"/>
+              <w:jc w:val="right"/>
+            </w:pPr>
+            <w:r>
+              <w:t xml:space="preserve">32.97</w:t>
+            </w:r>
+          </w:p>
+        </w:tc>
+        <w:tc>
+          <w:tcPr/>
+          <w:p>
+            <w:pPr>
+              <w:pStyle w:val="Compact"/>
+              <w:jc w:val="right"/>
+            </w:pPr>
+            <w:r>
+              <w:t xml:space="preserve">116.70</w:t>
+            </w:r>
+          </w:p>
+        </w:tc>
+        <w:tc>
+          <w:tcPr/>
+          <w:p>
+            <w:pPr>
+              <w:pStyle w:val="Compact"/>
+              <w:jc w:val="right"/>
+            </w:pPr>
+            <w:r>
+              <w:t xml:space="preserve">0</w:t>
+            </w:r>
+          </w:p>
+        </w:tc>
+        <w:tc>
+          <w:tcPr/>
+          <w:p>
+            <w:pPr>
+              <w:pStyle w:val="Compact"/>
+              <w:jc w:val="right"/>
+            </w:pPr>
+            <w:r>
+              <w:t xml:space="preserve">40</w:t>
+            </w:r>
+          </w:p>
+        </w:tc>
+        <w:tc>
+          <w:tcPr/>
+          <w:p>
+            <w:pPr>
+              <w:pStyle w:val="Compact"/>
+              <w:jc w:val="right"/>
+            </w:pPr>
+            <w:r>
+              <w:t xml:space="preserve">3.11</w:t>
+            </w:r>
+          </w:p>
+        </w:tc>
+        <w:tc>
+          <w:tcPr/>
+          <w:p>
+            <w:pPr>
+              <w:pStyle w:val="Compact"/>
+              <w:jc w:val="right"/>
+            </w:pPr>
+            <w:r>
+              <w:t xml:space="preserve">22.89</w:t>
+            </w:r>
+          </w:p>
+        </w:tc>
+      </w:tr>
+      <w:tr>
+        <w:tc>
+          <w:tcPr/>
+          <w:p>
+            <w:pPr>
+              <w:pStyle w:val="Compact"/>
+              <w:jc w:val="right"/>
+            </w:pPr>
+            <w:r>
+              <w:t xml:space="preserve">2021</w:t>
+            </w:r>
+          </w:p>
+        </w:tc>
+        <w:tc>
+          <w:tcPr/>
+          <w:p>
+            <w:pPr>
+              <w:pStyle w:val="Compact"/>
+              <w:jc w:val="right"/>
+            </w:pPr>
+            <w:r>
+              <w:t xml:space="preserve">0</w:t>
+            </w:r>
+          </w:p>
+        </w:tc>
+        <w:tc>
+          <w:tcPr/>
+          <w:p>
+            <w:pPr>
+              <w:pStyle w:val="Compact"/>
+              <w:jc w:val="right"/>
+            </w:pPr>
+            <w:r>
+              <w:t xml:space="preserve">480</w:t>
+            </w:r>
+          </w:p>
+        </w:tc>
+        <w:tc>
+          <w:tcPr/>
+          <w:p>
+            <w:pPr>
+              <w:pStyle w:val="Compact"/>
+              <w:jc w:val="right"/>
+            </w:pPr>
+            <w:r>
+              <w:t xml:space="preserve">29.24</w:t>
+            </w:r>
+          </w:p>
+        </w:tc>
+        <w:tc>
+          <w:tcPr/>
+          <w:p>
+            <w:pPr>
+              <w:pStyle w:val="Compact"/>
+              <w:jc w:val="right"/>
+            </w:pPr>
+            <w:r>
+              <w:t xml:space="preserve">20</w:t>
+            </w:r>
+          </w:p>
+        </w:tc>
+        <w:tc>
+          <w:tcPr/>
+          <w:p>
+            <w:pPr>
+              <w:pStyle w:val="Compact"/>
+              <w:jc w:val="right"/>
+            </w:pPr>
+            <w:r>
+              <w:t xml:space="preserve">240</w:t>
+            </w:r>
+          </w:p>
+        </w:tc>
+        <w:tc>
+          <w:tcPr/>
+          <w:p>
+            <w:pPr>
+              <w:pStyle w:val="Compact"/>
+              <w:jc w:val="right"/>
+            </w:pPr>
+            <w:r>
+              <w:t xml:space="preserve">35.61</w:t>
+            </w:r>
+          </w:p>
+        </w:tc>
+        <w:tc>
+          <w:tcPr/>
+          <w:p>
+            <w:pPr>
+              <w:pStyle w:val="Compact"/>
+              <w:jc w:val="right"/>
+            </w:pPr>
+            <w:r>
+              <w:t xml:space="preserve">121.78</w:t>
+            </w:r>
+          </w:p>
+        </w:tc>
+        <w:tc>
+          <w:tcPr/>
+          <w:p>
+            <w:pPr>
+              <w:pStyle w:val="Compact"/>
+              <w:jc w:val="right"/>
+            </w:pPr>
+            <w:r>
+              <w:t xml:space="preserve">0</w:t>
+            </w:r>
+          </w:p>
+        </w:tc>
+        <w:tc>
+          <w:tcPr/>
+          <w:p>
+            <w:pPr>
+              <w:pStyle w:val="Compact"/>
+              <w:jc w:val="right"/>
+            </w:pPr>
+            <w:r>
+              <w:t xml:space="preserve">40</w:t>
+            </w:r>
+          </w:p>
+        </w:tc>
+        <w:tc>
+          <w:tcPr/>
+          <w:p>
+            <w:pPr>
+              <w:pStyle w:val="Compact"/>
+              <w:jc w:val="right"/>
+            </w:pPr>
+            <w:r>
+              <w:t xml:space="preserve">2.99</w:t>
+            </w:r>
+          </w:p>
+        </w:tc>
+        <w:tc>
+          <w:tcPr/>
+          <w:p>
+            <w:pPr>
+              <w:pStyle w:val="Compact"/>
+              <w:jc w:val="right"/>
+            </w:pPr>
+            <w:r>
+              <w:t xml:space="preserve">19.06</w:t>
+            </w:r>
+          </w:p>
+        </w:tc>
+      </w:tr>
+      <w:tr>
+        <w:tc>
+          <w:tcPr/>
+          <w:p>
+            <w:pPr>
+              <w:pStyle w:val="Compact"/>
+              <w:jc w:val="right"/>
+            </w:pPr>
+            <w:r>
+              <w:t xml:space="preserve">2022</w:t>
+            </w:r>
+          </w:p>
+        </w:tc>
+        <w:tc>
+          <w:tcPr/>
+          <w:p>
+            <w:pPr>
+              <w:pStyle w:val="Compact"/>
+              <w:jc w:val="right"/>
+            </w:pPr>
+            <w:r>
+              <w:t xml:space="preserve">0</w:t>
+            </w:r>
+          </w:p>
+        </w:tc>
+        <w:tc>
+          <w:tcPr/>
+          <w:p>
+            <w:pPr>
+              <w:pStyle w:val="Compact"/>
+              <w:jc w:val="right"/>
+            </w:pPr>
+            <w:r>
+              <w:t xml:space="preserve">360</w:t>
+            </w:r>
+          </w:p>
+        </w:tc>
+        <w:tc>
+          <w:tcPr/>
+          <w:p>
+            <w:pPr>
+              <w:pStyle w:val="Compact"/>
+              <w:jc w:val="right"/>
+            </w:pPr>
+            <w:r>
+              <w:t xml:space="preserve">28.45</w:t>
+            </w:r>
+          </w:p>
+        </w:tc>
+        <w:tc>
+          <w:tcPr/>
+          <w:p>
+            <w:pPr>
+              <w:pStyle w:val="Compact"/>
+              <w:jc w:val="right"/>
+            </w:pPr>
+            <w:r>
+              <w:t xml:space="preserve">20</w:t>
+            </w:r>
+          </w:p>
+        </w:tc>
+        <w:tc>
+          <w:tcPr/>
+          <w:p>
+            <w:pPr>
+              <w:pStyle w:val="Compact"/>
+              <w:jc w:val="right"/>
+            </w:pPr>
+            <w:r>
+              <w:t xml:space="preserve">180</w:t>
+            </w:r>
+          </w:p>
+        </w:tc>
+        <w:tc>
+          <w:tcPr/>
+          <w:p>
+            <w:pPr>
+              <w:pStyle w:val="Compact"/>
+              <w:jc w:val="right"/>
+            </w:pPr>
+            <w:r>
+              <w:t xml:space="preserve">33.53</w:t>
+            </w:r>
+          </w:p>
+        </w:tc>
+        <w:tc>
+          <w:tcPr/>
+          <w:p>
+            <w:pPr>
+              <w:pStyle w:val="Compact"/>
+              <w:jc w:val="right"/>
+            </w:pPr>
+            <w:r>
+              <w:t xml:space="preserve">117.86</w:t>
+            </w:r>
+          </w:p>
+        </w:tc>
+        <w:tc>
+          <w:tcPr/>
+          <w:p>
+            <w:pPr>
+              <w:pStyle w:val="Compact"/>
+              <w:jc w:val="right"/>
+            </w:pPr>
+            <w:r>
+              <w:t xml:space="preserve">0</w:t>
+            </w:r>
+          </w:p>
+        </w:tc>
+        <w:tc>
+          <w:tcPr/>
+          <w:p>
+            <w:pPr>
+              <w:pStyle w:val="Compact"/>
+              <w:jc w:val="right"/>
+            </w:pPr>
+            <w:r>
+              <w:t xml:space="preserve">40</w:t>
+            </w:r>
+          </w:p>
+        </w:tc>
+        <w:tc>
+          <w:tcPr/>
+          <w:p>
+            <w:pPr>
+              <w:pStyle w:val="Compact"/>
+              <w:jc w:val="right"/>
+            </w:pPr>
+            <w:r>
+              <w:t xml:space="preserve">2.58</w:t>
+            </w:r>
+          </w:p>
+        </w:tc>
+        <w:tc>
+          <w:tcPr/>
+          <w:p>
+            <w:pPr>
+              <w:pStyle w:val="Compact"/>
+              <w:jc w:val="right"/>
+            </w:pPr>
+            <w:r>
+              <w:t xml:space="preserve">11.84</w:t>
+            </w:r>
+          </w:p>
+        </w:tc>
+      </w:tr>
+      <w:tr>
+        <w:tc>
+          <w:tcPr/>
+          <w:p>
+            <w:pPr>
+              <w:pStyle w:val="Compact"/>
+              <w:jc w:val="right"/>
+            </w:pPr>
+            <w:r>
+              <w:t xml:space="preserve">2023</w:t>
+            </w:r>
+          </w:p>
+        </w:tc>
+        <w:tc>
+          <w:tcPr/>
+          <w:p>
+            <w:pPr>
+              <w:pStyle w:val="Compact"/>
+              <w:jc w:val="right"/>
+            </w:pPr>
+            <w:r>
+              <w:t xml:space="preserve">0</w:t>
+            </w:r>
+          </w:p>
+        </w:tc>
+        <w:tc>
+          <w:tcPr/>
+          <w:p>
+            <w:pPr>
+              <w:pStyle w:val="Compact"/>
+              <w:jc w:val="right"/>
+            </w:pPr>
+            <w:r>
+              <w:t xml:space="preserve">480</w:t>
+            </w:r>
+          </w:p>
+        </w:tc>
+        <w:tc>
+          <w:tcPr/>
+          <w:p>
+            <w:pPr>
+              <w:pStyle w:val="Compact"/>
+              <w:jc w:val="right"/>
+            </w:pPr>
+            <w:r>
+              <w:t xml:space="preserve">27.44</w:t>
+            </w:r>
+          </w:p>
+        </w:tc>
+        <w:tc>
+          <w:tcPr/>
+          <w:p>
+            <w:pPr>
+              <w:pStyle w:val="Compact"/>
+              <w:jc w:val="right"/>
+            </w:pPr>
+            <w:r>
+              <w:t xml:space="preserve">20</w:t>
+            </w:r>
+          </w:p>
+        </w:tc>
+        <w:tc>
+          <w:tcPr/>
+          <w:p>
+            <w:pPr>
+              <w:pStyle w:val="Compact"/>
+              <w:jc w:val="right"/>
+            </w:pPr>
+            <w:r>
+              <w:t xml:space="preserve">240</w:t>
+            </w:r>
+          </w:p>
+        </w:tc>
+        <w:tc>
+          <w:tcPr/>
+          <w:p>
+            <w:pPr>
+              <w:pStyle w:val="Compact"/>
+              <w:jc w:val="right"/>
+            </w:pPr>
+            <w:r>
+              <w:t xml:space="preserve">36.93</w:t>
+            </w:r>
+          </w:p>
+        </w:tc>
+        <w:tc>
+          <w:tcPr/>
+          <w:p>
+            <w:pPr>
+              <w:pStyle w:val="Compact"/>
+              <w:jc w:val="right"/>
+            </w:pPr>
+            <w:r>
+              <w:t xml:space="preserve">134.60</w:t>
+            </w:r>
+          </w:p>
+        </w:tc>
+        <w:tc>
+          <w:tcPr/>
+          <w:p>
+            <w:pPr>
+              <w:pStyle w:val="Compact"/>
+              <w:jc w:val="right"/>
+            </w:pPr>
+            <w:r>
+              <w:t xml:space="preserve">0</w:t>
+            </w:r>
+          </w:p>
+        </w:tc>
+        <w:tc>
+          <w:tcPr/>
+          <w:p>
+            <w:pPr>
+              <w:pStyle w:val="Compact"/>
+              <w:jc w:val="right"/>
+            </w:pPr>
+            <w:r>
+              <w:t xml:space="preserve">30</w:t>
+            </w:r>
+          </w:p>
+        </w:tc>
+        <w:tc>
+          <w:tcPr/>
+          <w:p>
+            <w:pPr>
+              <w:pStyle w:val="Compact"/>
+              <w:jc w:val="right"/>
+            </w:pPr>
+            <w:r>
+              <w:t xml:space="preserve">3.53</w:t>
+            </w:r>
+          </w:p>
+        </w:tc>
+        <w:tc>
+          <w:tcPr/>
+          <w:p>
+            <w:pPr>
+              <w:pStyle w:val="Compact"/>
+              <w:jc w:val="right"/>
+            </w:pPr>
+            <w:r>
+              <w:t xml:space="preserve">23.12</w:t>
+            </w:r>
+          </w:p>
+        </w:tc>
+      </w:tr>
+      <w:tr>
+        <w:tc>
+          <w:tcPr/>
+          <w:p>
+            <w:pPr>
+              <w:pStyle w:val="Compact"/>
+              <w:jc w:val="right"/>
+            </w:pPr>
+            <w:r>
+              <w:t xml:space="preserve">2024</w:t>
+            </w:r>
+          </w:p>
+        </w:tc>
+        <w:tc>
+          <w:tcPr/>
+          <w:p>
+            <w:pPr>
+              <w:pStyle w:val="Compact"/>
+              <w:jc w:val="right"/>
+            </w:pPr>
+            <w:r>
+              <w:t xml:space="preserve">0</w:t>
+            </w:r>
+          </w:p>
+        </w:tc>
+        <w:tc>
+          <w:tcPr/>
+          <w:p>
+            <w:pPr>
+              <w:pStyle w:val="Compact"/>
+              <w:jc w:val="right"/>
+            </w:pPr>
+            <w:r>
+              <w:t xml:space="preserve">360</w:t>
+            </w:r>
+          </w:p>
+        </w:tc>
+        <w:tc>
+          <w:tcPr/>
+          <w:p>
+            <w:pPr>
+              <w:pStyle w:val="Compact"/>
+              <w:jc w:val="right"/>
+            </w:pPr>
+            <w:r>
+              <w:t xml:space="preserve">26.78</w:t>
+            </w:r>
+          </w:p>
+        </w:tc>
+        <w:tc>
+          <w:tcPr/>
+          <w:p>
+            <w:pPr>
+              <w:pStyle w:val="Compact"/>
+              <w:jc w:val="right"/>
+            </w:pPr>
+            <w:r>
+              <w:t xml:space="preserve">20</w:t>
+            </w:r>
+          </w:p>
+        </w:tc>
+        <w:tc>
+          <w:tcPr/>
+          <w:p>
+            <w:pPr>
+              <w:pStyle w:val="Compact"/>
+              <w:jc w:val="right"/>
+            </w:pPr>
+            <w:r>
+              <w:t xml:space="preserve">180</w:t>
+            </w:r>
+          </w:p>
+        </w:tc>
+        <w:tc>
+          <w:tcPr/>
+          <w:p>
+            <w:pPr>
+              <w:pStyle w:val="Compact"/>
+              <w:jc w:val="right"/>
+            </w:pPr>
+            <w:r>
+              <w:t xml:space="preserve">32.71</w:t>
+            </w:r>
+          </w:p>
+        </w:tc>
+        <w:tc>
+          <w:tcPr/>
+          <w:p>
+            <w:pPr>
+              <w:pStyle w:val="Compact"/>
+              <w:jc w:val="right"/>
+            </w:pPr>
+            <w:r>
+              <w:t xml:space="preserve">122.14</w:t>
+            </w:r>
+          </w:p>
+        </w:tc>
+        <w:tc>
+          <w:tcPr/>
+          <w:p>
+            <w:pPr>
+              <w:pStyle w:val="Compact"/>
+              <w:jc w:val="right"/>
+            </w:pPr>
+            <w:r>
+              <w:t xml:space="preserve">0</w:t>
+            </w:r>
+          </w:p>
+        </w:tc>
+        <w:tc>
+          <w:tcPr/>
+          <w:p>
+            <w:pPr>
+              <w:pStyle w:val="Compact"/>
+              <w:jc w:val="right"/>
+            </w:pPr>
+            <w:r>
+              <w:t xml:space="preserve">30</w:t>
+            </w:r>
+          </w:p>
+        </w:tc>
+        <w:tc>
+          <w:tcPr/>
+          <w:p>
+            <w:pPr>
+              <w:pStyle w:val="Compact"/>
+              <w:jc w:val="right"/>
+            </w:pPr>
+            <w:r>
+              <w:t xml:space="preserve">2.75</w:t>
+            </w:r>
+          </w:p>
+        </w:tc>
+        <w:tc>
+          <w:tcPr/>
+          <w:p>
+            <w:pPr>
+              <w:pStyle w:val="Compact"/>
+              <w:jc w:val="right"/>
+            </w:pPr>
+            <w:r>
+              <w:t xml:space="preserve">14.25</w:t>
+            </w:r>
+          </w:p>
+        </w:tc>
+      </w:tr>
+    </w:tbl>
+    <w:p>
+      <w:pPr>
+        <w:pStyle w:val="TableCaption"/>
+      </w:pPr>
+      <w:r>
+        <w:t xml:space="preserve">Edad de los encuestados</w:t>
+      </w:r>
+    </w:p>
+    <w:tbl>
+      <w:tblPr>
+        <w:tblStyle w:val="Table"/>
+        <w:tblW w:type="pct" w:w="5000"/>
+        <w:tblLayout w:type="fixed"/>
+        <w:tblLook w:firstRow="1" w:lastRow="0" w:firstColumn="0" w:lastColumn="0" w:noHBand="0" w:noVBand="0" w:val="0020"/>
+        <w:tblCaption w:val="Edad de los encuestados"/>
+      </w:tblPr>
+      <w:tblGrid>
+        <w:gridCol w:w="416"/>
+        <w:gridCol w:w="583"/>
+        <w:gridCol w:w="583"/>
+        <w:gridCol w:w="500"/>
+        <w:gridCol w:w="666"/>
+        <w:gridCol w:w="1000"/>
+        <w:gridCol w:w="1167"/>
+        <w:gridCol w:w="1250"/>
+        <w:gridCol w:w="250"/>
+        <w:gridCol w:w="250"/>
+        <w:gridCol w:w="500"/>
+        <w:gridCol w:w="750"/>
+      </w:tblGrid>
+      <w:tr>
+        <w:trPr>
+          <w:tblHeader w:val="on"/>
+        </w:trPr>
+        <w:tc>
+          <w:tcPr/>
+          <w:p>
+            <w:pPr>
+              <w:pStyle w:val="Compact"/>
+              <w:jc w:val="right"/>
+            </w:pPr>
+            <w:r>
+              <w:t xml:space="preserve">Año</w:t>
+            </w:r>
+          </w:p>
+        </w:tc>
+        <w:tc>
+          <w:tcPr/>
+          <w:p>
+            <w:pPr>
+              <w:pStyle w:val="Compact"/>
+              <w:jc w:val="right"/>
+            </w:pPr>
+            <w:r>
+              <w:t xml:space="preserve">Minimo</w:t>
+            </w:r>
+          </w:p>
+        </w:tc>
+        <w:tc>
+          <w:tcPr/>
+          <w:p>
+            <w:pPr>
+              <w:pStyle w:val="Compact"/>
+              <w:jc w:val="right"/>
+            </w:pPr>
+            <w:r>
+              <w:t xml:space="preserve">Maximo</w:t>
+            </w:r>
+          </w:p>
+        </w:tc>
+        <w:tc>
+          <w:tcPr/>
+          <w:p>
+            <w:pPr>
+              <w:pStyle w:val="Compact"/>
+              <w:jc w:val="right"/>
+            </w:pPr>
+            <w:r>
+              <w:t xml:space="preserve">Media</w:t>
+            </w:r>
+          </w:p>
+        </w:tc>
+        <w:tc>
+          <w:tcPr/>
+          <w:p>
+            <w:pPr>
+              <w:pStyle w:val="Compact"/>
+              <w:jc w:val="right"/>
+            </w:pPr>
+            <w:r>
+              <w:t xml:space="preserve">Mediana</w:t>
+            </w:r>
+          </w:p>
+        </w:tc>
+        <w:tc>
+          <w:tcPr/>
+          <w:p>
+            <w:pPr>
+              <w:pStyle w:val="Compact"/>
+              <w:jc w:val="right"/>
+            </w:pPr>
+            <w:r>
+              <w:t xml:space="preserve">Rango_Medio</w:t>
+            </w:r>
+          </w:p>
+        </w:tc>
+        <w:tc>
+          <w:tcPr/>
+          <w:p>
+            <w:pPr>
+              <w:pStyle w:val="Compact"/>
+              <w:jc w:val="right"/>
+            </w:pPr>
+            <w:r>
+              <w:t xml:space="preserve">Desv_Estandar</w:t>
+            </w:r>
+          </w:p>
+        </w:tc>
+        <w:tc>
+          <w:tcPr/>
+          <w:p>
+            <w:pPr>
+              <w:pStyle w:val="Compact"/>
+              <w:jc w:val="right"/>
+            </w:pPr>
+            <w:r>
+              <w:t xml:space="preserve">Coef_Variacion</w:t>
+            </w:r>
+          </w:p>
+        </w:tc>
+        <w:tc>
+          <w:tcPr/>
+          <w:p>
+            <w:pPr>
+              <w:pStyle w:val="Compact"/>
+              <w:jc w:val="right"/>
+            </w:pPr>
+            <w:r>
+              <w:t xml:space="preserve">Q1</w:t>
+            </w:r>
+          </w:p>
+        </w:tc>
+        <w:tc>
+          <w:tcPr/>
+          <w:p>
+            <w:pPr>
+              <w:pStyle w:val="Compact"/>
+              <w:jc w:val="right"/>
+            </w:pPr>
+            <w:r>
+              <w:t xml:space="preserve">Q3</w:t>
+            </w:r>
+          </w:p>
+        </w:tc>
+        <w:tc>
+          <w:tcPr/>
+          <w:p>
+            <w:pPr>
+              <w:pStyle w:val="Compact"/>
+              <w:jc w:val="right"/>
+            </w:pPr>
+            <w:r>
+              <w:t xml:space="preserve">Sesgo</w:t>
+            </w:r>
+          </w:p>
+        </w:tc>
+        <w:tc>
+          <w:tcPr/>
+          <w:p>
+            <w:pPr>
+              <w:pStyle w:val="Compact"/>
+              <w:jc w:val="right"/>
+            </w:pPr>
+            <w:r>
+              <w:t xml:space="preserve">Curtosis</w:t>
+            </w:r>
+          </w:p>
+        </w:tc>
+      </w:tr>
+      <w:tr>
+        <w:tc>
+          <w:tcPr/>
+          <w:p>
+            <w:pPr>
+              <w:pStyle w:val="Compact"/>
+              <w:jc w:val="right"/>
+            </w:pPr>
+            <w:r>
+              <w:t xml:space="preserve">2019</w:t>
+            </w:r>
+          </w:p>
+        </w:tc>
+        <w:tc>
+          <w:tcPr/>
+          <w:p>
+            <w:pPr>
+              <w:pStyle w:val="Compact"/>
+              <w:jc w:val="right"/>
+            </w:pPr>
+            <w:r>
+              <w:t xml:space="preserve">0</w:t>
+            </w:r>
+          </w:p>
+        </w:tc>
+        <w:tc>
+          <w:tcPr/>
+          <w:p>
+            <w:pPr>
+              <w:pStyle w:val="Compact"/>
+              <w:jc w:val="right"/>
+            </w:pPr>
+            <w:r>
+              <w:t xml:space="preserve">360</w:t>
+            </w:r>
+          </w:p>
+        </w:tc>
+        <w:tc>
+          <w:tcPr/>
+          <w:p>
+            <w:pPr>
+              <w:pStyle w:val="Compact"/>
+              <w:jc w:val="right"/>
+            </w:pPr>
+            <w:r>
+              <w:t xml:space="preserve">27.54</w:t>
+            </w:r>
+          </w:p>
+        </w:tc>
+        <w:tc>
+          <w:tcPr/>
+          <w:p>
+            <w:pPr>
+              <w:pStyle w:val="Compact"/>
+              <w:jc w:val="right"/>
+            </w:pPr>
+            <w:r>
+              <w:t xml:space="preserve">20</w:t>
+            </w:r>
+          </w:p>
+        </w:tc>
+        <w:tc>
+          <w:tcPr/>
+          <w:p>
+            <w:pPr>
+              <w:pStyle w:val="Compact"/>
+              <w:jc w:val="right"/>
+            </w:pPr>
+            <w:r>
+              <w:t xml:space="preserve">180</w:t>
+            </w:r>
+          </w:p>
+        </w:tc>
+        <w:tc>
+          <w:tcPr/>
+          <w:p>
+            <w:pPr>
+              <w:pStyle w:val="Compact"/>
+              <w:jc w:val="right"/>
+            </w:pPr>
+            <w:r>
+              <w:t xml:space="preserve">30.77</w:t>
+            </w:r>
+          </w:p>
+        </w:tc>
+        <w:tc>
+          <w:tcPr/>
+          <w:p>
+            <w:pPr>
+              <w:pStyle w:val="Compact"/>
+              <w:jc w:val="right"/>
+            </w:pPr>
+            <w:r>
+              <w:t xml:space="preserve">111.73</w:t>
+            </w:r>
+          </w:p>
+        </w:tc>
+        <w:tc>
+          <w:tcPr/>
+          <w:p>
+            <w:pPr>
+              <w:pStyle w:val="Compact"/>
+              <w:jc w:val="right"/>
+            </w:pPr>
+            <w:r>
+              <w:t xml:space="preserve">0</w:t>
+            </w:r>
+          </w:p>
+        </w:tc>
+        <w:tc>
+          <w:tcPr/>
+          <w:p>
+            <w:pPr>
+              <w:pStyle w:val="Compact"/>
+              <w:jc w:val="right"/>
+            </w:pPr>
+            <w:r>
+              <w:t xml:space="preserve">40</w:t>
+            </w:r>
+          </w:p>
+        </w:tc>
+        <w:tc>
+          <w:tcPr/>
+          <w:p>
+            <w:pPr>
+              <w:pStyle w:val="Compact"/>
+              <w:jc w:val="right"/>
+            </w:pPr>
+            <w:r>
+              <w:t xml:space="preserve">2.59</w:t>
+            </w:r>
+          </w:p>
+        </w:tc>
+        <w:tc>
+          <w:tcPr/>
+          <w:p>
+            <w:pPr>
+              <w:pStyle w:val="Compact"/>
+              <w:jc w:val="right"/>
+            </w:pPr>
+            <w:r>
+              <w:t xml:space="preserve">13.54</w:t>
+            </w:r>
+          </w:p>
+        </w:tc>
+      </w:tr>
+      <w:tr>
+        <w:tc>
+          <w:tcPr/>
+          <w:p>
+            <w:pPr>
+              <w:pStyle w:val="Compact"/>
+              <w:jc w:val="right"/>
+            </w:pPr>
+            <w:r>
+              <w:t xml:space="preserve">2020</w:t>
+            </w:r>
+          </w:p>
+        </w:tc>
+        <w:tc>
+          <w:tcPr/>
+          <w:p>
+            <w:pPr>
+              <w:pStyle w:val="Compact"/>
+              <w:jc w:val="right"/>
+            </w:pPr>
+            <w:r>
+              <w:t xml:space="preserve">0</w:t>
+            </w:r>
+          </w:p>
+        </w:tc>
+        <w:tc>
+          <w:tcPr/>
+          <w:p>
+            <w:pPr>
+              <w:pStyle w:val="Compact"/>
+              <w:jc w:val="right"/>
+            </w:pPr>
+            <w:r>
+              <w:t xml:space="preserve">480</w:t>
+            </w:r>
+          </w:p>
+        </w:tc>
+        <w:tc>
+          <w:tcPr/>
+          <w:p>
+            <w:pPr>
+              <w:pStyle w:val="Compact"/>
+              <w:jc w:val="right"/>
+            </w:pPr>
+            <w:r>
+              <w:t xml:space="preserve">28.25</w:t>
+            </w:r>
+          </w:p>
+        </w:tc>
+        <w:tc>
+          <w:tcPr/>
+          <w:p>
+            <w:pPr>
+              <w:pStyle w:val="Compact"/>
+              <w:jc w:val="right"/>
+            </w:pPr>
+            <w:r>
+              <w:t xml:space="preserve">20</w:t>
+            </w:r>
+          </w:p>
+        </w:tc>
+        <w:tc>
+          <w:tcPr/>
+          <w:p>
+            <w:pPr>
+              <w:pStyle w:val="Compact"/>
+              <w:jc w:val="right"/>
+            </w:pPr>
+            <w:r>
+              <w:t xml:space="preserve">240</w:t>
+            </w:r>
+          </w:p>
+        </w:tc>
+        <w:tc>
+          <w:tcPr/>
+          <w:p>
+            <w:pPr>
+              <w:pStyle w:val="Compact"/>
+              <w:jc w:val="right"/>
+            </w:pPr>
+            <w:r>
+              <w:t xml:space="preserve">32.97</w:t>
+            </w:r>
+          </w:p>
+        </w:tc>
+        <w:tc>
+          <w:tcPr/>
+          <w:p>
+            <w:pPr>
+              <w:pStyle w:val="Compact"/>
+              <w:jc w:val="right"/>
+            </w:pPr>
+            <w:r>
+              <w:t xml:space="preserve">116.70</w:t>
+            </w:r>
+          </w:p>
+        </w:tc>
+        <w:tc>
+          <w:tcPr/>
+          <w:p>
+            <w:pPr>
+              <w:pStyle w:val="Compact"/>
+              <w:jc w:val="right"/>
+            </w:pPr>
+            <w:r>
+              <w:t xml:space="preserve">0</w:t>
+            </w:r>
+          </w:p>
+        </w:tc>
+        <w:tc>
+          <w:tcPr/>
+          <w:p>
+            <w:pPr>
+              <w:pStyle w:val="Compact"/>
+              <w:jc w:val="right"/>
+            </w:pPr>
+            <w:r>
+              <w:t xml:space="preserve">40</w:t>
+            </w:r>
+          </w:p>
+        </w:tc>
+        <w:tc>
+          <w:tcPr/>
+          <w:p>
+            <w:pPr>
+              <w:pStyle w:val="Compact"/>
+              <w:jc w:val="right"/>
+            </w:pPr>
+            <w:r>
+              <w:t xml:space="preserve">3.11</w:t>
+            </w:r>
+          </w:p>
+        </w:tc>
+        <w:tc>
+          <w:tcPr/>
+          <w:p>
+            <w:pPr>
+              <w:pStyle w:val="Compact"/>
+              <w:jc w:val="right"/>
+            </w:pPr>
+            <w:r>
+              <w:t xml:space="preserve">22.89</w:t>
+            </w:r>
+          </w:p>
+        </w:tc>
+      </w:tr>
+      <w:tr>
+        <w:tc>
+          <w:tcPr/>
+          <w:p>
+            <w:pPr>
+              <w:pStyle w:val="Compact"/>
+              <w:jc w:val="right"/>
+            </w:pPr>
+            <w:r>
+              <w:t xml:space="preserve">2021</w:t>
+            </w:r>
+          </w:p>
+        </w:tc>
+        <w:tc>
+          <w:tcPr/>
+          <w:p>
+            <w:pPr>
+              <w:pStyle w:val="Compact"/>
+              <w:jc w:val="right"/>
+            </w:pPr>
+            <w:r>
+              <w:t xml:space="preserve">0</w:t>
+            </w:r>
+          </w:p>
+        </w:tc>
+        <w:tc>
+          <w:tcPr/>
+          <w:p>
+            <w:pPr>
+              <w:pStyle w:val="Compact"/>
+              <w:jc w:val="right"/>
+            </w:pPr>
+            <w:r>
+              <w:t xml:space="preserve">480</w:t>
+            </w:r>
+          </w:p>
+        </w:tc>
+        <w:tc>
+          <w:tcPr/>
+          <w:p>
+            <w:pPr>
+              <w:pStyle w:val="Compact"/>
+              <w:jc w:val="right"/>
+            </w:pPr>
+            <w:r>
+              <w:t xml:space="preserve">29.24</w:t>
+            </w:r>
+          </w:p>
+        </w:tc>
+        <w:tc>
+          <w:tcPr/>
+          <w:p>
+            <w:pPr>
+              <w:pStyle w:val="Compact"/>
+              <w:jc w:val="right"/>
+            </w:pPr>
+            <w:r>
+              <w:t xml:space="preserve">20</w:t>
+            </w:r>
+          </w:p>
+        </w:tc>
+        <w:tc>
+          <w:tcPr/>
+          <w:p>
+            <w:pPr>
+              <w:pStyle w:val="Compact"/>
+              <w:jc w:val="right"/>
+            </w:pPr>
+            <w:r>
+              <w:t xml:space="preserve">240</w:t>
+            </w:r>
+          </w:p>
+        </w:tc>
+        <w:tc>
+          <w:tcPr/>
+          <w:p>
+            <w:pPr>
+              <w:pStyle w:val="Compact"/>
+              <w:jc w:val="right"/>
+            </w:pPr>
+            <w:r>
+              <w:t xml:space="preserve">35.61</w:t>
+            </w:r>
+          </w:p>
+        </w:tc>
+        <w:tc>
+          <w:tcPr/>
+          <w:p>
+            <w:pPr>
+              <w:pStyle w:val="Compact"/>
+              <w:jc w:val="right"/>
+            </w:pPr>
+            <w:r>
+              <w:t xml:space="preserve">121.78</w:t>
+            </w:r>
+          </w:p>
+        </w:tc>
+        <w:tc>
+          <w:tcPr/>
+          <w:p>
+            <w:pPr>
+              <w:pStyle w:val="Compact"/>
+              <w:jc w:val="right"/>
+            </w:pPr>
+            <w:r>
+              <w:t xml:space="preserve">0</w:t>
+            </w:r>
+          </w:p>
+        </w:tc>
+        <w:tc>
+          <w:tcPr/>
+          <w:p>
+            <w:pPr>
+              <w:pStyle w:val="Compact"/>
+              <w:jc w:val="right"/>
+            </w:pPr>
+            <w:r>
+              <w:t xml:space="preserve">40</w:t>
+            </w:r>
+          </w:p>
+        </w:tc>
+        <w:tc>
+          <w:tcPr/>
+          <w:p>
+            <w:pPr>
+              <w:pStyle w:val="Compact"/>
+              <w:jc w:val="right"/>
+            </w:pPr>
+            <w:r>
+              <w:t xml:space="preserve">2.99</w:t>
+            </w:r>
+          </w:p>
+        </w:tc>
+        <w:tc>
+          <w:tcPr/>
+          <w:p>
+            <w:pPr>
+              <w:pStyle w:val="Compact"/>
+              <w:jc w:val="right"/>
+            </w:pPr>
+            <w:r>
+              <w:t xml:space="preserve">19.06</w:t>
+            </w:r>
+          </w:p>
+        </w:tc>
+      </w:tr>
+      <w:tr>
+        <w:tc>
+          <w:tcPr/>
+          <w:p>
+            <w:pPr>
+              <w:pStyle w:val="Compact"/>
+              <w:jc w:val="right"/>
+            </w:pPr>
+            <w:r>
+              <w:t xml:space="preserve">2022</w:t>
+            </w:r>
+          </w:p>
+        </w:tc>
+        <w:tc>
+          <w:tcPr/>
+          <w:p>
+            <w:pPr>
+              <w:pStyle w:val="Compact"/>
+              <w:jc w:val="right"/>
+            </w:pPr>
+            <w:r>
+              <w:t xml:space="preserve">0</w:t>
+            </w:r>
+          </w:p>
+        </w:tc>
+        <w:tc>
+          <w:tcPr/>
+          <w:p>
+            <w:pPr>
+              <w:pStyle w:val="Compact"/>
+              <w:jc w:val="right"/>
+            </w:pPr>
+            <w:r>
+              <w:t xml:space="preserve">360</w:t>
+            </w:r>
+          </w:p>
+        </w:tc>
+        <w:tc>
+          <w:tcPr/>
+          <w:p>
+            <w:pPr>
+              <w:pStyle w:val="Compact"/>
+              <w:jc w:val="right"/>
+            </w:pPr>
+            <w:r>
+              <w:t xml:space="preserve">28.45</w:t>
+            </w:r>
+          </w:p>
+        </w:tc>
+        <w:tc>
+          <w:tcPr/>
+          <w:p>
+            <w:pPr>
+              <w:pStyle w:val="Compact"/>
+              <w:jc w:val="right"/>
+            </w:pPr>
+            <w:r>
+              <w:t xml:space="preserve">20</w:t>
+            </w:r>
+          </w:p>
+        </w:tc>
+        <w:tc>
+          <w:tcPr/>
+          <w:p>
+            <w:pPr>
+              <w:pStyle w:val="Compact"/>
+              <w:jc w:val="right"/>
+            </w:pPr>
+            <w:r>
+              <w:t xml:space="preserve">180</w:t>
+            </w:r>
+          </w:p>
+        </w:tc>
+        <w:tc>
+          <w:tcPr/>
+          <w:p>
+            <w:pPr>
+              <w:pStyle w:val="Compact"/>
+              <w:jc w:val="right"/>
+            </w:pPr>
+            <w:r>
+              <w:t xml:space="preserve">33.53</w:t>
+            </w:r>
+          </w:p>
+        </w:tc>
+        <w:tc>
+          <w:tcPr/>
+          <w:p>
+            <w:pPr>
+              <w:pStyle w:val="Compact"/>
+              <w:jc w:val="right"/>
+            </w:pPr>
+            <w:r>
+              <w:t xml:space="preserve">117.86</w:t>
+            </w:r>
+          </w:p>
+        </w:tc>
+        <w:tc>
+          <w:tcPr/>
+          <w:p>
+            <w:pPr>
+              <w:pStyle w:val="Compact"/>
+              <w:jc w:val="right"/>
+            </w:pPr>
+            <w:r>
+              <w:t xml:space="preserve">0</w:t>
+            </w:r>
+          </w:p>
+        </w:tc>
+        <w:tc>
+          <w:tcPr/>
+          <w:p>
+            <w:pPr>
+              <w:pStyle w:val="Compact"/>
+              <w:jc w:val="right"/>
+            </w:pPr>
+            <w:r>
+              <w:t xml:space="preserve">40</w:t>
+            </w:r>
+          </w:p>
+        </w:tc>
+        <w:tc>
+          <w:tcPr/>
+          <w:p>
+            <w:pPr>
+              <w:pStyle w:val="Compact"/>
+              <w:jc w:val="right"/>
+            </w:pPr>
+            <w:r>
+              <w:t xml:space="preserve">2.58</w:t>
+            </w:r>
+          </w:p>
+        </w:tc>
+        <w:tc>
+          <w:tcPr/>
+          <w:p>
+            <w:pPr>
+              <w:pStyle w:val="Compact"/>
+              <w:jc w:val="right"/>
+            </w:pPr>
+            <w:r>
+              <w:t xml:space="preserve">11.84</w:t>
+            </w:r>
+          </w:p>
+        </w:tc>
+      </w:tr>
+      <w:tr>
+        <w:tc>
+          <w:tcPr/>
+          <w:p>
+            <w:pPr>
+              <w:pStyle w:val="Compact"/>
+              <w:jc w:val="right"/>
+            </w:pPr>
+            <w:r>
+              <w:t xml:space="preserve">2023</w:t>
+            </w:r>
+          </w:p>
+        </w:tc>
+        <w:tc>
+          <w:tcPr/>
+          <w:p>
+            <w:pPr>
+              <w:pStyle w:val="Compact"/>
+              <w:jc w:val="right"/>
+            </w:pPr>
+            <w:r>
+              <w:t xml:space="preserve">0</w:t>
+            </w:r>
+          </w:p>
+        </w:tc>
+        <w:tc>
+          <w:tcPr/>
+          <w:p>
+            <w:pPr>
+              <w:pStyle w:val="Compact"/>
+              <w:jc w:val="right"/>
+            </w:pPr>
+            <w:r>
+              <w:t xml:space="preserve">480</w:t>
+            </w:r>
+          </w:p>
+        </w:tc>
+        <w:tc>
+          <w:tcPr/>
+          <w:p>
+            <w:pPr>
+              <w:pStyle w:val="Compact"/>
+              <w:jc w:val="right"/>
+            </w:pPr>
+            <w:r>
+              <w:t xml:space="preserve">27.44</w:t>
+            </w:r>
+          </w:p>
+        </w:tc>
+        <w:tc>
+          <w:tcPr/>
+          <w:p>
+            <w:pPr>
+              <w:pStyle w:val="Compact"/>
+              <w:jc w:val="right"/>
+            </w:pPr>
+            <w:r>
+              <w:t xml:space="preserve">20</w:t>
+            </w:r>
+          </w:p>
+        </w:tc>
+        <w:tc>
+          <w:tcPr/>
+          <w:p>
+            <w:pPr>
+              <w:pStyle w:val="Compact"/>
+              <w:jc w:val="right"/>
+            </w:pPr>
+            <w:r>
+              <w:t xml:space="preserve">240</w:t>
+            </w:r>
+          </w:p>
+        </w:tc>
+        <w:tc>
+          <w:tcPr/>
+          <w:p>
+            <w:pPr>
+              <w:pStyle w:val="Compact"/>
+              <w:jc w:val="right"/>
+            </w:pPr>
+            <w:r>
+              <w:t xml:space="preserve">36.93</w:t>
+            </w:r>
+          </w:p>
+        </w:tc>
+        <w:tc>
+          <w:tcPr/>
+          <w:p>
+            <w:pPr>
+              <w:pStyle w:val="Compact"/>
+              <w:jc w:val="right"/>
+            </w:pPr>
+            <w:r>
+              <w:t xml:space="preserve">134.60</w:t>
+            </w:r>
+          </w:p>
+        </w:tc>
+        <w:tc>
+          <w:tcPr/>
+          <w:p>
+            <w:pPr>
+              <w:pStyle w:val="Compact"/>
+              <w:jc w:val="right"/>
+            </w:pPr>
+            <w:r>
+              <w:t xml:space="preserve">0</w:t>
+            </w:r>
+          </w:p>
+        </w:tc>
+        <w:tc>
+          <w:tcPr/>
+          <w:p>
+            <w:pPr>
+              <w:pStyle w:val="Compact"/>
+              <w:jc w:val="right"/>
+            </w:pPr>
+            <w:r>
+              <w:t xml:space="preserve">30</w:t>
+            </w:r>
+          </w:p>
+        </w:tc>
+        <w:tc>
+          <w:tcPr/>
+          <w:p>
+            <w:pPr>
+              <w:pStyle w:val="Compact"/>
+              <w:jc w:val="right"/>
+            </w:pPr>
+            <w:r>
+              <w:t xml:space="preserve">3.53</w:t>
+            </w:r>
+          </w:p>
+        </w:tc>
+        <w:tc>
+          <w:tcPr/>
+          <w:p>
+            <w:pPr>
+              <w:pStyle w:val="Compact"/>
+              <w:jc w:val="right"/>
+            </w:pPr>
+            <w:r>
+              <w:t xml:space="preserve">23.12</w:t>
+            </w:r>
+          </w:p>
+        </w:tc>
+      </w:tr>
+      <w:tr>
+        <w:tc>
+          <w:tcPr/>
+          <w:p>
+            <w:pPr>
+              <w:pStyle w:val="Compact"/>
+              <w:jc w:val="right"/>
+            </w:pPr>
+            <w:r>
+              <w:t xml:space="preserve">2024</w:t>
+            </w:r>
+          </w:p>
+        </w:tc>
+        <w:tc>
+          <w:tcPr/>
+          <w:p>
+            <w:pPr>
+              <w:pStyle w:val="Compact"/>
+              <w:jc w:val="right"/>
+            </w:pPr>
+            <w:r>
+              <w:t xml:space="preserve">0</w:t>
+            </w:r>
+          </w:p>
+        </w:tc>
+        <w:tc>
+          <w:tcPr/>
+          <w:p>
+            <w:pPr>
+              <w:pStyle w:val="Compact"/>
+              <w:jc w:val="right"/>
+            </w:pPr>
+            <w:r>
+              <w:t xml:space="preserve">360</w:t>
+            </w:r>
+          </w:p>
+        </w:tc>
+        <w:tc>
+          <w:tcPr/>
+          <w:p>
+            <w:pPr>
+              <w:pStyle w:val="Compact"/>
+              <w:jc w:val="right"/>
+            </w:pPr>
+            <w:r>
+              <w:t xml:space="preserve">26.78</w:t>
+            </w:r>
+          </w:p>
+        </w:tc>
+        <w:tc>
+          <w:tcPr/>
+          <w:p>
+            <w:pPr>
+              <w:pStyle w:val="Compact"/>
+              <w:jc w:val="right"/>
+            </w:pPr>
+            <w:r>
+              <w:t xml:space="preserve">20</w:t>
+            </w:r>
+          </w:p>
+        </w:tc>
+        <w:tc>
+          <w:tcPr/>
+          <w:p>
+            <w:pPr>
+              <w:pStyle w:val="Compact"/>
+              <w:jc w:val="right"/>
+            </w:pPr>
+            <w:r>
+              <w:t xml:space="preserve">180</w:t>
+            </w:r>
+          </w:p>
+        </w:tc>
+        <w:tc>
+          <w:tcPr/>
+          <w:p>
+            <w:pPr>
+              <w:pStyle w:val="Compact"/>
+              <w:jc w:val="right"/>
+            </w:pPr>
+            <w:r>
+              <w:t xml:space="preserve">32.71</w:t>
+            </w:r>
+          </w:p>
+        </w:tc>
+        <w:tc>
+          <w:tcPr/>
+          <w:p>
+            <w:pPr>
+              <w:pStyle w:val="Compact"/>
+              <w:jc w:val="right"/>
+            </w:pPr>
+            <w:r>
+              <w:t xml:space="preserve">122.14</w:t>
+            </w:r>
+          </w:p>
+        </w:tc>
+        <w:tc>
+          <w:tcPr/>
+          <w:p>
+            <w:pPr>
+              <w:pStyle w:val="Compact"/>
+              <w:jc w:val="right"/>
+            </w:pPr>
+            <w:r>
+              <w:t xml:space="preserve">0</w:t>
+            </w:r>
+          </w:p>
+        </w:tc>
+        <w:tc>
+          <w:tcPr/>
+          <w:p>
+            <w:pPr>
+              <w:pStyle w:val="Compact"/>
+              <w:jc w:val="right"/>
+            </w:pPr>
+            <w:r>
+              <w:t xml:space="preserve">30</w:t>
+            </w:r>
+          </w:p>
+        </w:tc>
+        <w:tc>
+          <w:tcPr/>
+          <w:p>
+            <w:pPr>
+              <w:pStyle w:val="Compact"/>
+              <w:jc w:val="right"/>
+            </w:pPr>
+            <w:r>
+              <w:t xml:space="preserve">2.75</w:t>
+            </w:r>
+          </w:p>
+        </w:tc>
+        <w:tc>
+          <w:tcPr/>
+          <w:p>
+            <w:pPr>
+              <w:pStyle w:val="Compact"/>
+              <w:jc w:val="right"/>
+            </w:pPr>
+            <w:r>
+              <w:t xml:space="preserve">14.25</w:t>
+            </w:r>
+          </w:p>
+        </w:tc>
+      </w:tr>
+    </w:tbl>
+    <w:p>
+      <w:pPr>
+        <w:numPr>
+          <w:ilvl w:val="0"/>
+          <w:numId w:val="1002"/>
+        </w:numPr>
+      </w:pPr>
+      <w:r>
+        <w:t xml:space="preserve">Medidas de posición no-central: cuartiles, outlier (valores atípicos) que se visualizan en el boxplots</w:t>
       </w:r>
     </w:p>
     <w:p>
@@ -120,7 +3548,7 @@
         </w:numPr>
       </w:pPr>
       <w:r>
-        <w:t xml:space="preserve">Tabla de distribución de frecuencia</w:t>
+        <w:t xml:space="preserve">Análisis de distribución de los datos (Histogramas). Identificar si tiene forma simétrica o asimétrica y revisar entre qué valores varían los datos, en donde se concentran más los datos</w:t>
       </w:r>
     </w:p>
     <w:p>
@@ -131,7 +3559,7 @@
         </w:numPr>
       </w:pPr>
       <w:r>
-        <w:t xml:space="preserve">Para escala ordinal: Mediana</w:t>
+        <w:t xml:space="preserve">Análisis de correlación  de los datos para ver si dos variables cuantitativas están relacionadas linealmente entre sí</w:t>
       </w:r>
     </w:p>
     <w:p>
@@ -139,17 +3567,314 @@
         <w:pStyle w:val="FirstParagraph"/>
       </w:pPr>
       <w:r>
-        <w:t xml:space="preserve">\</w:t>
+        <w:drawing>
+          <wp:inline>
+            <wp:extent cx="5334000" cy="4267200"/>
+            <wp:effectExtent b="0" l="0" r="0" t="0"/>
+            <wp:docPr descr="" title="" id="22" name="Picture"/>
+            <a:graphic>
+              <a:graphicData uri="http://schemas.openxmlformats.org/drawingml/2006/picture">
+                <pic:pic>
+                  <pic:nvPicPr>
+                    <pic:cNvPr descr="etapa2_files/figure-docx/unnamed-chunk-3-1.png" id="23" name="Picture"/>
+                    <pic:cNvPicPr>
+                      <a:picLocks noChangeArrowheads="1" noChangeAspect="1"/>
+                    </pic:cNvPicPr>
+                  </pic:nvPicPr>
+                  <pic:blipFill>
+                    <a:blip r:embed="rId21"/>
+                    <a:stretch>
+                      <a:fillRect/>
+                    </a:stretch>
+                  </pic:blipFill>
+                  <pic:spPr bwMode="auto">
+                    <a:xfrm>
+                      <a:off x="0" y="0"/>
+                      <a:ext cx="5334000" cy="4267200"/>
+                    </a:xfrm>
+                    <a:prstGeom prst="rect">
+                      <a:avLst/>
+                    </a:prstGeom>
+                    <a:noFill/>
+                    <a:ln w="9525">
+                      <a:noFill/>
+                      <a:headEnd/>
+                      <a:tailEnd/>
+                    </a:ln>
+                  </pic:spPr>
+                </pic:pic>
+              </a:graphicData>
+            </a:graphic>
+          </wp:inline>
+        </w:drawing>
       </w:r>
     </w:p>
-    <w:bookmarkEnd w:id="20"/>
-    <w:bookmarkStart w:id="21" w:name="Xa936a95da02de37941ab10a06d0b9b331e8fa64"/>
     <w:p>
       <w:pPr>
-        <w:pStyle w:val="Heading3"/>
+        <w:pStyle w:val="BodyText"/>
       </w:pPr>
       <w:r>
-        <w:t xml:space="preserve">Explora los datos usando herramientas de visualización</w:t>
+        <w:drawing>
+          <wp:inline>
+            <wp:extent cx="5334000" cy="4267200"/>
+            <wp:effectExtent b="0" l="0" r="0" t="0"/>
+            <wp:docPr descr="" title="" id="25" name="Picture"/>
+            <a:graphic>
+              <a:graphicData uri="http://schemas.openxmlformats.org/drawingml/2006/picture">
+                <pic:pic>
+                  <pic:nvPicPr>
+                    <pic:cNvPr descr="etapa2_files/figure-docx/unnamed-chunk-3-2.png" id="26" name="Picture"/>
+                    <pic:cNvPicPr>
+                      <a:picLocks noChangeArrowheads="1" noChangeAspect="1"/>
+                    </pic:cNvPicPr>
+                  </pic:nvPicPr>
+                  <pic:blipFill>
+                    <a:blip r:embed="rId24"/>
+                    <a:stretch>
+                      <a:fillRect/>
+                    </a:stretch>
+                  </pic:blipFill>
+                  <pic:spPr bwMode="auto">
+                    <a:xfrm>
+                      <a:off x="0" y="0"/>
+                      <a:ext cx="5334000" cy="4267200"/>
+                    </a:xfrm>
+                    <a:prstGeom prst="rect">
+                      <a:avLst/>
+                    </a:prstGeom>
+                    <a:noFill/>
+                    <a:ln w="9525">
+                      <a:noFill/>
+                      <a:headEnd/>
+                      <a:tailEnd/>
+                    </a:ln>
+                  </pic:spPr>
+                </pic:pic>
+              </a:graphicData>
+            </a:graphic>
+          </wp:inline>
+        </w:drawing>
+      </w:r>
+    </w:p>
+    <w:p>
+      <w:pPr>
+        <w:pStyle w:val="BodyText"/>
+      </w:pPr>
+      <w:r>
+        <w:drawing>
+          <wp:inline>
+            <wp:extent cx="5334000" cy="4267200"/>
+            <wp:effectExtent b="0" l="0" r="0" t="0"/>
+            <wp:docPr descr="" title="" id="28" name="Picture"/>
+            <a:graphic>
+              <a:graphicData uri="http://schemas.openxmlformats.org/drawingml/2006/picture">
+                <pic:pic>
+                  <pic:nvPicPr>
+                    <pic:cNvPr descr="etapa2_files/figure-docx/unnamed-chunk-3-3.png" id="29" name="Picture"/>
+                    <pic:cNvPicPr>
+                      <a:picLocks noChangeArrowheads="1" noChangeAspect="1"/>
+                    </pic:cNvPicPr>
+                  </pic:nvPicPr>
+                  <pic:blipFill>
+                    <a:blip r:embed="rId27"/>
+                    <a:stretch>
+                      <a:fillRect/>
+                    </a:stretch>
+                  </pic:blipFill>
+                  <pic:spPr bwMode="auto">
+                    <a:xfrm>
+                      <a:off x="0" y="0"/>
+                      <a:ext cx="5334000" cy="4267200"/>
+                    </a:xfrm>
+                    <a:prstGeom prst="rect">
+                      <a:avLst/>
+                    </a:prstGeom>
+                    <a:noFill/>
+                    <a:ln w="9525">
+                      <a:noFill/>
+                      <a:headEnd/>
+                      <a:tailEnd/>
+                    </a:ln>
+                  </pic:spPr>
+                </pic:pic>
+              </a:graphicData>
+            </a:graphic>
+          </wp:inline>
+        </w:drawing>
+      </w:r>
+    </w:p>
+    <w:p>
+      <w:pPr>
+        <w:pStyle w:val="BodyText"/>
+      </w:pPr>
+      <w:r>
+        <w:drawing>
+          <wp:inline>
+            <wp:extent cx="5334000" cy="4267200"/>
+            <wp:effectExtent b="0" l="0" r="0" t="0"/>
+            <wp:docPr descr="" title="" id="31" name="Picture"/>
+            <a:graphic>
+              <a:graphicData uri="http://schemas.openxmlformats.org/drawingml/2006/picture">
+                <pic:pic>
+                  <pic:nvPicPr>
+                    <pic:cNvPr descr="etapa2_files/figure-docx/unnamed-chunk-3-4.png" id="32" name="Picture"/>
+                    <pic:cNvPicPr>
+                      <a:picLocks noChangeArrowheads="1" noChangeAspect="1"/>
+                    </pic:cNvPicPr>
+                  </pic:nvPicPr>
+                  <pic:blipFill>
+                    <a:blip r:embed="rId30"/>
+                    <a:stretch>
+                      <a:fillRect/>
+                    </a:stretch>
+                  </pic:blipFill>
+                  <pic:spPr bwMode="auto">
+                    <a:xfrm>
+                      <a:off x="0" y="0"/>
+                      <a:ext cx="5334000" cy="4267200"/>
+                    </a:xfrm>
+                    <a:prstGeom prst="rect">
+                      <a:avLst/>
+                    </a:prstGeom>
+                    <a:noFill/>
+                    <a:ln w="9525">
+                      <a:noFill/>
+                      <a:headEnd/>
+                      <a:tailEnd/>
+                    </a:ln>
+                  </pic:spPr>
+                </pic:pic>
+              </a:graphicData>
+            </a:graphic>
+          </wp:inline>
+        </w:drawing>
+      </w:r>
+    </w:p>
+    <w:p>
+      <w:pPr>
+        <w:pStyle w:val="BodyText"/>
+      </w:pPr>
+      <w:r>
+        <w:drawing>
+          <wp:inline>
+            <wp:extent cx="5334000" cy="4267200"/>
+            <wp:effectExtent b="0" l="0" r="0" t="0"/>
+            <wp:docPr descr="" title="" id="34" name="Picture"/>
+            <a:graphic>
+              <a:graphicData uri="http://schemas.openxmlformats.org/drawingml/2006/picture">
+                <pic:pic>
+                  <pic:nvPicPr>
+                    <pic:cNvPr descr="etapa2_files/figure-docx/unnamed-chunk-3-5.png" id="35" name="Picture"/>
+                    <pic:cNvPicPr>
+                      <a:picLocks noChangeArrowheads="1" noChangeAspect="1"/>
+                    </pic:cNvPicPr>
+                  </pic:nvPicPr>
+                  <pic:blipFill>
+                    <a:blip r:embed="rId33"/>
+                    <a:stretch>
+                      <a:fillRect/>
+                    </a:stretch>
+                  </pic:blipFill>
+                  <pic:spPr bwMode="auto">
+                    <a:xfrm>
+                      <a:off x="0" y="0"/>
+                      <a:ext cx="5334000" cy="4267200"/>
+                    </a:xfrm>
+                    <a:prstGeom prst="rect">
+                      <a:avLst/>
+                    </a:prstGeom>
+                    <a:noFill/>
+                    <a:ln w="9525">
+                      <a:noFill/>
+                      <a:headEnd/>
+                      <a:tailEnd/>
+                    </a:ln>
+                  </pic:spPr>
+                </pic:pic>
+              </a:graphicData>
+            </a:graphic>
+          </wp:inline>
+        </w:drawing>
+      </w:r>
+    </w:p>
+    <w:p>
+      <w:pPr>
+        <w:pStyle w:val="BodyText"/>
+      </w:pPr>
+      <w:r>
+        <w:drawing>
+          <wp:inline>
+            <wp:extent cx="5334000" cy="4267200"/>
+            <wp:effectExtent b="0" l="0" r="0" t="0"/>
+            <wp:docPr descr="" title="" id="37" name="Picture"/>
+            <a:graphic>
+              <a:graphicData uri="http://schemas.openxmlformats.org/drawingml/2006/picture">
+                <pic:pic>
+                  <pic:nvPicPr>
+                    <pic:cNvPr descr="etapa2_files/figure-docx/unnamed-chunk-3-6.png" id="38" name="Picture"/>
+                    <pic:cNvPicPr>
+                      <a:picLocks noChangeArrowheads="1" noChangeAspect="1"/>
+                    </pic:cNvPicPr>
+                  </pic:nvPicPr>
+                  <pic:blipFill>
+                    <a:blip r:embed="rId36"/>
+                    <a:stretch>
+                      <a:fillRect/>
+                    </a:stretch>
+                  </pic:blipFill>
+                  <pic:spPr bwMode="auto">
+                    <a:xfrm>
+                      <a:off x="0" y="0"/>
+                      <a:ext cx="5334000" cy="4267200"/>
+                    </a:xfrm>
+                    <a:prstGeom prst="rect">
+                      <a:avLst/>
+                    </a:prstGeom>
+                    <a:noFill/>
+                    <a:ln w="9525">
+                      <a:noFill/>
+                      <a:headEnd/>
+                      <a:tailEnd/>
+                    </a:ln>
+                  </pic:spPr>
+                </pic:pic>
+              </a:graphicData>
+            </a:graphic>
+          </wp:inline>
+        </w:drawing>
+      </w:r>
+    </w:p>
+    <w:p>
+      <w:pPr>
+        <w:pStyle w:val="SourceCode"/>
+      </w:pPr>
+      <w:r>
+        <w:rPr>
+          <w:rStyle w:val="VerbatimChar"/>
+        </w:rPr>
+        <w:t xml:space="preserve">Correlación global entre Número de libros leídos y Minutos continuos dedicados a la lectura: 0.43 </w:t>
+      </w:r>
+    </w:p>
+    <w:p>
+      <w:pPr>
+        <w:pStyle w:val="SourceCode"/>
+      </w:pPr>
+      <w:r>
+        <w:rPr>
+          <w:rStyle w:val="VerbatimChar"/>
+        </w:rPr>
+        <w:t xml:space="preserve">Correlación global entre Número de libros leídos y edad del infromante: -0.09 </w:t>
+      </w:r>
+    </w:p>
+    <w:p>
+      <w:pPr>
+        <w:pStyle w:val="SourceCode"/>
+      </w:pPr>
+      <w:r>
+        <w:rPr>
+          <w:rStyle w:val="VerbatimChar"/>
+        </w:rPr>
+        <w:t xml:space="preserve">Correlación global entre minutos continuos dedicados a la lectura y edad del infromante: -0.1 </w:t>
       </w:r>
     </w:p>
     <w:p>
@@ -161,7 +3886,7 @@
           <w:b/>
           <w:bCs/>
         </w:rPr>
-        <w:t xml:space="preserve">Variables cuantitativas:</w:t>
+        <w:t xml:space="preserve">Variables cualitativas</w:t>
       </w:r>
     </w:p>
     <w:p>
@@ -172,7 +3897,7 @@
         </w:numPr>
       </w:pPr>
       <w:r>
-        <w:t xml:space="preserve">Medidas de posición no-central: cuartiles, outlier (valores atípicos) que se visualizan en el boxplots</w:t>
+        <w:t xml:space="preserve">Tabla de distribución de frecuencia</w:t>
       </w:r>
     </w:p>
     <w:p>
@@ -183,30 +3908,1131 @@
         </w:numPr>
       </w:pPr>
       <w:r>
-        <w:t xml:space="preserve">Análisis de distribución de los datos (Histogramas). Identificar si tiene forma simétrica o asimétrica y revisar entre qué valores varían los datos, en donde se concentran más los datos</w:t>
+        <w:t xml:space="preserve">Para escala ordinal: Mediana</w:t>
       </w:r>
     </w:p>
     <w:p>
       <w:pPr>
-        <w:numPr>
-          <w:ilvl w:val="0"/>
-          <w:numId w:val="1003"/>
-        </w:numPr>
+        <w:pStyle w:val="SourceCode"/>
       </w:pPr>
       <w:r>
-        <w:t xml:space="preserve">Análisis de correlación  de los datos para ver si dos variables cuantitativas están relacionadas linealmente entre sí</w:t>
-      </w:r>
-    </w:p>
-    <w:p>
-      <w:pPr>
-        <w:pStyle w:val="FirstParagraph"/>
-      </w:pPr>
-      <w:r>
-        <w:rPr>
-          <w:b/>
-          <w:bCs/>
-        </w:rPr>
-        <w:t xml:space="preserve">Variables cualitativas</w:t>
+        <w:br/>
+      </w:r>
+      <w:r>
+        <w:rPr>
+          <w:rStyle w:val="VerbatimChar"/>
+        </w:rPr>
+        <w:t xml:space="preserve">--- Tabla de distribución de frecuencia de ¿Leyó un libro en los últimos 12 meses? por año ---</w:t>
+      </w:r>
+      <w:r>
+        <w:br/>
+      </w:r>
+      <w:r>
+        <w:br/>
+      </w:r>
+      <w:r>
+        <w:br/>
+      </w:r>
+      <w:r>
+        <w:br/>
+      </w:r>
+      <w:r>
+        <w:rPr>
+          <w:rStyle w:val="VerbatimChar"/>
+        </w:rPr>
+        <w:t xml:space="preserve">Table: Distribución de ¿Leyó un libro en los últimos 12 meses? por año</w:t>
+      </w:r>
+      <w:r>
+        <w:br/>
+      </w:r>
+      <w:r>
+        <w:br/>
+      </w:r>
+      <w:r>
+        <w:rPr>
+          <w:rStyle w:val="VerbatimChar"/>
+        </w:rPr>
+        <w:t xml:space="preserve">|  Año| p3_4| Frecuencia| Porcentaje|</w:t>
+      </w:r>
+      <w:r>
+        <w:br/>
+      </w:r>
+      <w:r>
+        <w:rPr>
+          <w:rStyle w:val="VerbatimChar"/>
+        </w:rPr>
+        <w:t xml:space="preserve">|----:|----:|----------:|----------:|</w:t>
+      </w:r>
+      <w:r>
+        <w:br/>
+      </w:r>
+      <w:r>
+        <w:rPr>
+          <w:rStyle w:val="VerbatimChar"/>
+        </w:rPr>
+        <w:t xml:space="preserve">| 2019|    0|         60|       3.03|</w:t>
+      </w:r>
+      <w:r>
+        <w:br/>
+      </w:r>
+      <w:r>
+        <w:rPr>
+          <w:rStyle w:val="VerbatimChar"/>
+        </w:rPr>
+        <w:t xml:space="preserve">| 2019|    1|         83|       4.19|</w:t>
+      </w:r>
+      <w:r>
+        <w:br/>
+      </w:r>
+      <w:r>
+        <w:rPr>
+          <w:rStyle w:val="VerbatimChar"/>
+        </w:rPr>
+        <w:t xml:space="preserve">| 2019|    2|       1837|      92.78|</w:t>
+      </w:r>
+      <w:r>
+        <w:br/>
+      </w:r>
+      <w:r>
+        <w:rPr>
+          <w:rStyle w:val="VerbatimChar"/>
+        </w:rPr>
+        <w:t xml:space="preserve">| 2020|    0|         52|       2.59|</w:t>
+      </w:r>
+      <w:r>
+        <w:br/>
+      </w:r>
+      <w:r>
+        <w:rPr>
+          <w:rStyle w:val="VerbatimChar"/>
+        </w:rPr>
+        <w:t xml:space="preserve">| 2020|    1|         89|       4.43|</w:t>
+      </w:r>
+      <w:r>
+        <w:br/>
+      </w:r>
+      <w:r>
+        <w:rPr>
+          <w:rStyle w:val="VerbatimChar"/>
+        </w:rPr>
+        <w:t xml:space="preserve">| 2020|    2|       1869|      92.99|</w:t>
+      </w:r>
+      <w:r>
+        <w:br/>
+      </w:r>
+      <w:r>
+        <w:rPr>
+          <w:rStyle w:val="VerbatimChar"/>
+        </w:rPr>
+        <w:t xml:space="preserve">| 2021|    0|         48|       2.46|</w:t>
+      </w:r>
+      <w:r>
+        <w:br/>
+      </w:r>
+      <w:r>
+        <w:rPr>
+          <w:rStyle w:val="VerbatimChar"/>
+        </w:rPr>
+        <w:t xml:space="preserve">| 2021|    1|        120|       6.16|</w:t>
+      </w:r>
+      <w:r>
+        <w:br/>
+      </w:r>
+      <w:r>
+        <w:rPr>
+          <w:rStyle w:val="VerbatimChar"/>
+        </w:rPr>
+        <w:t xml:space="preserve">| 2021|    2|       1780|      91.38|</w:t>
+      </w:r>
+      <w:r>
+        <w:br/>
+      </w:r>
+      <w:r>
+        <w:rPr>
+          <w:rStyle w:val="VerbatimChar"/>
+        </w:rPr>
+        <w:t xml:space="preserve">| 2022|    0|         37|       1.84|</w:t>
+      </w:r>
+      <w:r>
+        <w:br/>
+      </w:r>
+      <w:r>
+        <w:rPr>
+          <w:rStyle w:val="VerbatimChar"/>
+        </w:rPr>
+        <w:t xml:space="preserve">| 2022|    1|        109|       5.41|</w:t>
+      </w:r>
+      <w:r>
+        <w:br/>
+      </w:r>
+      <w:r>
+        <w:rPr>
+          <w:rStyle w:val="VerbatimChar"/>
+        </w:rPr>
+        <w:t xml:space="preserve">| 2022|    2|       1870|      92.76|</w:t>
+      </w:r>
+      <w:r>
+        <w:br/>
+      </w:r>
+      <w:r>
+        <w:rPr>
+          <w:rStyle w:val="VerbatimChar"/>
+        </w:rPr>
+        <w:t xml:space="preserve">| 2023|    0|         37|       1.85|</w:t>
+      </w:r>
+      <w:r>
+        <w:br/>
+      </w:r>
+      <w:r>
+        <w:rPr>
+          <w:rStyle w:val="VerbatimChar"/>
+        </w:rPr>
+        <w:t xml:space="preserve">| 2023|    1|        107|       5.36|</w:t>
+      </w:r>
+      <w:r>
+        <w:br/>
+      </w:r>
+      <w:r>
+        <w:rPr>
+          <w:rStyle w:val="VerbatimChar"/>
+        </w:rPr>
+        <w:t xml:space="preserve">| 2023|    2|       1852|      92.79|</w:t>
+      </w:r>
+      <w:r>
+        <w:br/>
+      </w:r>
+      <w:r>
+        <w:rPr>
+          <w:rStyle w:val="VerbatimChar"/>
+        </w:rPr>
+        <w:t xml:space="preserve">| 2024|    0|         47|       2.33|</w:t>
+      </w:r>
+      <w:r>
+        <w:br/>
+      </w:r>
+      <w:r>
+        <w:rPr>
+          <w:rStyle w:val="VerbatimChar"/>
+        </w:rPr>
+        <w:t xml:space="preserve">| 2024|    1|         83|       4.12|</w:t>
+      </w:r>
+      <w:r>
+        <w:br/>
+      </w:r>
+      <w:r>
+        <w:rPr>
+          <w:rStyle w:val="VerbatimChar"/>
+        </w:rPr>
+        <w:t xml:space="preserve">| 2024|    2|       1886|      93.55|</w:t>
+      </w:r>
+      <w:r>
+        <w:br/>
+      </w:r>
+      <w:r>
+        <w:br/>
+      </w:r>
+      <w:r>
+        <w:rPr>
+          <w:rStyle w:val="VerbatimChar"/>
+        </w:rPr>
+        <w:t xml:space="preserve">--- Tabla de distribución de frecuencia de ¿Leyó revistas en los últimos 12 meses? por año ---</w:t>
+      </w:r>
+      <w:r>
+        <w:br/>
+      </w:r>
+      <w:r>
+        <w:br/>
+      </w:r>
+      <w:r>
+        <w:br/>
+      </w:r>
+      <w:r>
+        <w:br/>
+      </w:r>
+      <w:r>
+        <w:rPr>
+          <w:rStyle w:val="VerbatimChar"/>
+        </w:rPr>
+        <w:t xml:space="preserve">Table: Distribución de ¿Leyó revistas en los últimos 12 meses? por año</w:t>
+      </w:r>
+      <w:r>
+        <w:br/>
+      </w:r>
+      <w:r>
+        <w:br/>
+      </w:r>
+      <w:r>
+        <w:rPr>
+          <w:rStyle w:val="VerbatimChar"/>
+        </w:rPr>
+        <w:t xml:space="preserve">|  Año| p8_1| Frecuencia| Porcentaje|</w:t>
+      </w:r>
+      <w:r>
+        <w:br/>
+      </w:r>
+      <w:r>
+        <w:rPr>
+          <w:rStyle w:val="VerbatimChar"/>
+        </w:rPr>
+        <w:t xml:space="preserve">|----:|----:|----------:|----------:|</w:t>
+      </w:r>
+      <w:r>
+        <w:br/>
+      </w:r>
+      <w:r>
+        <w:rPr>
+          <w:rStyle w:val="VerbatimChar"/>
+        </w:rPr>
+        <w:t xml:space="preserve">| 2019|    0|       1170|      59.09|</w:t>
+      </w:r>
+      <w:r>
+        <w:br/>
+      </w:r>
+      <w:r>
+        <w:rPr>
+          <w:rStyle w:val="VerbatimChar"/>
+        </w:rPr>
+        <w:t xml:space="preserve">| 2019|    1|        126|       6.36|</w:t>
+      </w:r>
+      <w:r>
+        <w:br/>
+      </w:r>
+      <w:r>
+        <w:rPr>
+          <w:rStyle w:val="VerbatimChar"/>
+        </w:rPr>
+        <w:t xml:space="preserve">| 2019|    2|        684|      34.55|</w:t>
+      </w:r>
+      <w:r>
+        <w:br/>
+      </w:r>
+      <w:r>
+        <w:rPr>
+          <w:rStyle w:val="VerbatimChar"/>
+        </w:rPr>
+        <w:t xml:space="preserve">| 2020|    0|       1199|      59.65|</w:t>
+      </w:r>
+      <w:r>
+        <w:br/>
+      </w:r>
+      <w:r>
+        <w:rPr>
+          <w:rStyle w:val="VerbatimChar"/>
+        </w:rPr>
+        <w:t xml:space="preserve">| 2020|    1|        120|       5.97|</w:t>
+      </w:r>
+      <w:r>
+        <w:br/>
+      </w:r>
+      <w:r>
+        <w:rPr>
+          <w:rStyle w:val="VerbatimChar"/>
+        </w:rPr>
+        <w:t xml:space="preserve">| 2020|    2|        691|      34.38|</w:t>
+      </w:r>
+      <w:r>
+        <w:br/>
+      </w:r>
+      <w:r>
+        <w:rPr>
+          <w:rStyle w:val="VerbatimChar"/>
+        </w:rPr>
+        <w:t xml:space="preserve">| 2021|    0|       1145|      58.78|</w:t>
+      </w:r>
+      <w:r>
+        <w:br/>
+      </w:r>
+      <w:r>
+        <w:rPr>
+          <w:rStyle w:val="VerbatimChar"/>
+        </w:rPr>
+        <w:t xml:space="preserve">| 2021|    1|        206|      10.57|</w:t>
+      </w:r>
+      <w:r>
+        <w:br/>
+      </w:r>
+      <w:r>
+        <w:rPr>
+          <w:rStyle w:val="VerbatimChar"/>
+        </w:rPr>
+        <w:t xml:space="preserve">| 2021|    2|        597|      30.65|</w:t>
+      </w:r>
+      <w:r>
+        <w:br/>
+      </w:r>
+      <w:r>
+        <w:rPr>
+          <w:rStyle w:val="VerbatimChar"/>
+        </w:rPr>
+        <w:t xml:space="preserve">| 2022|    0|       1176|      58.33|</w:t>
+      </w:r>
+      <w:r>
+        <w:br/>
+      </w:r>
+      <w:r>
+        <w:rPr>
+          <w:rStyle w:val="VerbatimChar"/>
+        </w:rPr>
+        <w:t xml:space="preserve">| 2022|    1|        210|      10.42|</w:t>
+      </w:r>
+      <w:r>
+        <w:br/>
+      </w:r>
+      <w:r>
+        <w:rPr>
+          <w:rStyle w:val="VerbatimChar"/>
+        </w:rPr>
+        <w:t xml:space="preserve">| 2022|    2|        630|      31.25|</w:t>
+      </w:r>
+      <w:r>
+        <w:br/>
+      </w:r>
+      <w:r>
+        <w:rPr>
+          <w:rStyle w:val="VerbatimChar"/>
+        </w:rPr>
+        <w:t xml:space="preserve">| 2023|    0|       1201|      60.17|</w:t>
+      </w:r>
+      <w:r>
+        <w:br/>
+      </w:r>
+      <w:r>
+        <w:rPr>
+          <w:rStyle w:val="VerbatimChar"/>
+        </w:rPr>
+        <w:t xml:space="preserve">| 2023|    1|        212|      10.62|</w:t>
+      </w:r>
+      <w:r>
+        <w:br/>
+      </w:r>
+      <w:r>
+        <w:rPr>
+          <w:rStyle w:val="VerbatimChar"/>
+        </w:rPr>
+        <w:t xml:space="preserve">| 2023|    2|        583|      29.21|</w:t>
+      </w:r>
+      <w:r>
+        <w:br/>
+      </w:r>
+      <w:r>
+        <w:rPr>
+          <w:rStyle w:val="VerbatimChar"/>
+        </w:rPr>
+        <w:t xml:space="preserve">| 2024|    0|       1207|      59.87|</w:t>
+      </w:r>
+      <w:r>
+        <w:br/>
+      </w:r>
+      <w:r>
+        <w:rPr>
+          <w:rStyle w:val="VerbatimChar"/>
+        </w:rPr>
+        <w:t xml:space="preserve">| 2024|    1|        196|       9.72|</w:t>
+      </w:r>
+      <w:r>
+        <w:br/>
+      </w:r>
+      <w:r>
+        <w:rPr>
+          <w:rStyle w:val="VerbatimChar"/>
+        </w:rPr>
+        <w:t xml:space="preserve">| 2024|    2|        613|      30.41|</w:t>
+      </w:r>
+      <w:r>
+        <w:br/>
+      </w:r>
+      <w:r>
+        <w:br/>
+      </w:r>
+      <w:r>
+        <w:rPr>
+          <w:rStyle w:val="VerbatimChar"/>
+        </w:rPr>
+        <w:t xml:space="preserve">--- Tabla de distribución de frecuencia de Formato digital del libro leído por año ---</w:t>
+      </w:r>
+      <w:r>
+        <w:br/>
+      </w:r>
+      <w:r>
+        <w:br/>
+      </w:r>
+      <w:r>
+        <w:br/>
+      </w:r>
+      <w:r>
+        <w:br/>
+      </w:r>
+      <w:r>
+        <w:rPr>
+          <w:rStyle w:val="VerbatimChar"/>
+        </w:rPr>
+        <w:t xml:space="preserve">Table: Distribución de Formato digital del libro leído por año</w:t>
+      </w:r>
+      <w:r>
+        <w:br/>
+      </w:r>
+      <w:r>
+        <w:br/>
+      </w:r>
+      <w:r>
+        <w:rPr>
+          <w:rStyle w:val="VerbatimChar"/>
+        </w:rPr>
+        <w:t xml:space="preserve">|  Año| p19| Frecuencia| Porcentaje|</w:t>
+      </w:r>
+      <w:r>
+        <w:br/>
+      </w:r>
+      <w:r>
+        <w:rPr>
+          <w:rStyle w:val="VerbatimChar"/>
+        </w:rPr>
+        <w:t xml:space="preserve">|----:|---:|----------:|----------:|</w:t>
+      </w:r>
+      <w:r>
+        <w:br/>
+      </w:r>
+      <w:r>
+        <w:rPr>
+          <w:rStyle w:val="VerbatimChar"/>
+        </w:rPr>
+        <w:t xml:space="preserve">| 2019|   0|       1308|      66.06|</w:t>
+      </w:r>
+      <w:r>
+        <w:br/>
+      </w:r>
+      <w:r>
+        <w:rPr>
+          <w:rStyle w:val="VerbatimChar"/>
+        </w:rPr>
+        <w:t xml:space="preserve">| 2019|   1|         55|       2.78|</w:t>
+      </w:r>
+      <w:r>
+        <w:br/>
+      </w:r>
+      <w:r>
+        <w:rPr>
+          <w:rStyle w:val="VerbatimChar"/>
+        </w:rPr>
+        <w:t xml:space="preserve">| 2019|   2|        287|      14.49|</w:t>
+      </w:r>
+      <w:r>
+        <w:br/>
+      </w:r>
+      <w:r>
+        <w:rPr>
+          <w:rStyle w:val="VerbatimChar"/>
+        </w:rPr>
+        <w:t xml:space="preserve">| 2019|   3|        330|      16.67|</w:t>
+      </w:r>
+      <w:r>
+        <w:br/>
+      </w:r>
+      <w:r>
+        <w:rPr>
+          <w:rStyle w:val="VerbatimChar"/>
+        </w:rPr>
+        <w:t xml:space="preserve">| 2020|   0|       1420|      70.65|</w:t>
+      </w:r>
+      <w:r>
+        <w:br/>
+      </w:r>
+      <w:r>
+        <w:rPr>
+          <w:rStyle w:val="VerbatimChar"/>
+        </w:rPr>
+        <w:t xml:space="preserve">| 2020|   1|         50|       2.49|</w:t>
+      </w:r>
+      <w:r>
+        <w:br/>
+      </w:r>
+      <w:r>
+        <w:rPr>
+          <w:rStyle w:val="VerbatimChar"/>
+        </w:rPr>
+        <w:t xml:space="preserve">| 2020|   2|        250|      12.44|</w:t>
+      </w:r>
+      <w:r>
+        <w:br/>
+      </w:r>
+      <w:r>
+        <w:rPr>
+          <w:rStyle w:val="VerbatimChar"/>
+        </w:rPr>
+        <w:t xml:space="preserve">| 2020|   3|        290|      14.43|</w:t>
+      </w:r>
+      <w:r>
+        <w:br/>
+      </w:r>
+      <w:r>
+        <w:rPr>
+          <w:rStyle w:val="VerbatimChar"/>
+        </w:rPr>
+        <w:t xml:space="preserve">| 2021|   0|       1443|      74.08|</w:t>
+      </w:r>
+      <w:r>
+        <w:br/>
+      </w:r>
+      <w:r>
+        <w:rPr>
+          <w:rStyle w:val="VerbatimChar"/>
+        </w:rPr>
+        <w:t xml:space="preserve">| 2021|   1|        106|       5.44|</w:t>
+      </w:r>
+      <w:r>
+        <w:br/>
+      </w:r>
+      <w:r>
+        <w:rPr>
+          <w:rStyle w:val="VerbatimChar"/>
+        </w:rPr>
+        <w:t xml:space="preserve">| 2021|   2|        159|       8.16|</w:t>
+      </w:r>
+      <w:r>
+        <w:br/>
+      </w:r>
+      <w:r>
+        <w:rPr>
+          <w:rStyle w:val="VerbatimChar"/>
+        </w:rPr>
+        <w:t xml:space="preserve">| 2021|   3|        240|      12.32|</w:t>
+      </w:r>
+      <w:r>
+        <w:br/>
+      </w:r>
+      <w:r>
+        <w:rPr>
+          <w:rStyle w:val="VerbatimChar"/>
+        </w:rPr>
+        <w:t xml:space="preserve">| 2022|   0|       1547|      76.74|</w:t>
+      </w:r>
+      <w:r>
+        <w:br/>
+      </w:r>
+      <w:r>
+        <w:rPr>
+          <w:rStyle w:val="VerbatimChar"/>
+        </w:rPr>
+        <w:t xml:space="preserve">| 2022|   1|         85|       4.22|</w:t>
+      </w:r>
+      <w:r>
+        <w:br/>
+      </w:r>
+      <w:r>
+        <w:rPr>
+          <w:rStyle w:val="VerbatimChar"/>
+        </w:rPr>
+        <w:t xml:space="preserve">| 2022|   2|        149|       7.39|</w:t>
+      </w:r>
+      <w:r>
+        <w:br/>
+      </w:r>
+      <w:r>
+        <w:rPr>
+          <w:rStyle w:val="VerbatimChar"/>
+        </w:rPr>
+        <w:t xml:space="preserve">| 2022|   3|        235|      11.66|</w:t>
+      </w:r>
+      <w:r>
+        <w:br/>
+      </w:r>
+      <w:r>
+        <w:rPr>
+          <w:rStyle w:val="VerbatimChar"/>
+        </w:rPr>
+        <w:t xml:space="preserve">| 2023|   0|       1639|      82.11|</w:t>
+      </w:r>
+      <w:r>
+        <w:br/>
+      </w:r>
+      <w:r>
+        <w:rPr>
+          <w:rStyle w:val="VerbatimChar"/>
+        </w:rPr>
+        <w:t xml:space="preserve">| 2023|   1|         50|       2.51|</w:t>
+      </w:r>
+      <w:r>
+        <w:br/>
+      </w:r>
+      <w:r>
+        <w:rPr>
+          <w:rStyle w:val="VerbatimChar"/>
+        </w:rPr>
+        <w:t xml:space="preserve">| 2023|   2|        127|       6.36|</w:t>
+      </w:r>
+      <w:r>
+        <w:br/>
+      </w:r>
+      <w:r>
+        <w:rPr>
+          <w:rStyle w:val="VerbatimChar"/>
+        </w:rPr>
+        <w:t xml:space="preserve">| 2023|   3|        180|       9.02|</w:t>
+      </w:r>
+      <w:r>
+        <w:br/>
+      </w:r>
+      <w:r>
+        <w:rPr>
+          <w:rStyle w:val="VerbatimChar"/>
+        </w:rPr>
+        <w:t xml:space="preserve">| 2024|   0|       1668|      82.74|</w:t>
+      </w:r>
+      <w:r>
+        <w:br/>
+      </w:r>
+      <w:r>
+        <w:rPr>
+          <w:rStyle w:val="VerbatimChar"/>
+        </w:rPr>
+        <w:t xml:space="preserve">| 2024|   1|         59|       2.93|</w:t>
+      </w:r>
+      <w:r>
+        <w:br/>
+      </w:r>
+      <w:r>
+        <w:rPr>
+          <w:rStyle w:val="VerbatimChar"/>
+        </w:rPr>
+        <w:t xml:space="preserve">| 2024|   2|        139|       6.89|</w:t>
+      </w:r>
+      <w:r>
+        <w:br/>
+      </w:r>
+      <w:r>
+        <w:rPr>
+          <w:rStyle w:val="VerbatimChar"/>
+        </w:rPr>
+        <w:t xml:space="preserve">| 2024|   3|        150|       7.44|</w:t>
+      </w:r>
+      <w:r>
+        <w:br/>
+      </w:r>
+      <w:r>
+        <w:br/>
+      </w:r>
+      <w:r>
+        <w:rPr>
+          <w:rStyle w:val="VerbatimChar"/>
+        </w:rPr>
+        <w:t xml:space="preserve">--- Tabla de distribución de frecuencia de Motivo principal por el que no lee por año ---</w:t>
+      </w:r>
+      <w:r>
+        <w:br/>
+      </w:r>
+      <w:r>
+        <w:br/>
+      </w:r>
+      <w:r>
+        <w:br/>
+      </w:r>
+      <w:r>
+        <w:br/>
+      </w:r>
+      <w:r>
+        <w:rPr>
+          <w:rStyle w:val="VerbatimChar"/>
+        </w:rPr>
+        <w:t xml:space="preserve">Table: Distribución de Motivo principal por el que no lee por año</w:t>
+      </w:r>
+      <w:r>
+        <w:br/>
+      </w:r>
+      <w:r>
+        <w:br/>
+      </w:r>
+      <w:r>
+        <w:rPr>
+          <w:rStyle w:val="VerbatimChar"/>
+        </w:rPr>
+        <w:t xml:space="preserve">|  Año| p32| Frecuencia| Porcentaje|</w:t>
+      </w:r>
+      <w:r>
+        <w:br/>
+      </w:r>
+      <w:r>
+        <w:rPr>
+          <w:rStyle w:val="VerbatimChar"/>
+        </w:rPr>
+        <w:t xml:space="preserve">|----:|---:|----------:|----------:|</w:t>
+      </w:r>
+      <w:r>
+        <w:br/>
+      </w:r>
+      <w:r>
+        <w:rPr>
+          <w:rStyle w:val="VerbatimChar"/>
+        </w:rPr>
+        <w:t xml:space="preserve">| 2019|   0|       1484|      74.95|</w:t>
+      </w:r>
+      <w:r>
+        <w:br/>
+      </w:r>
+      <w:r>
+        <w:rPr>
+          <w:rStyle w:val="VerbatimChar"/>
+        </w:rPr>
+        <w:t xml:space="preserve">| 2019|   1|        116|       5.86|</w:t>
+      </w:r>
+      <w:r>
+        <w:br/>
+      </w:r>
+      <w:r>
+        <w:rPr>
+          <w:rStyle w:val="VerbatimChar"/>
+        </w:rPr>
+        <w:t xml:space="preserve">| 2019|   2|         56|       2.83|</w:t>
+      </w:r>
+      <w:r>
+        <w:br/>
+      </w:r>
+      <w:r>
+        <w:rPr>
+          <w:rStyle w:val="VerbatimChar"/>
+        </w:rPr>
+        <w:t xml:space="preserve">| 2019|   3|        218|      11.01|</w:t>
+      </w:r>
+      <w:r>
+        <w:br/>
+      </w:r>
+      <w:r>
+        <w:rPr>
+          <w:rStyle w:val="VerbatimChar"/>
+        </w:rPr>
+        <w:t xml:space="preserve">| 2019|   4|         10|       0.51|</w:t>
+      </w:r>
+      <w:r>
+        <w:br/>
+      </w:r>
+      <w:r>
+        <w:rPr>
+          <w:rStyle w:val="VerbatimChar"/>
+        </w:rPr>
+        <w:t xml:space="preserve">| 2019|   5|         91|       4.60|</w:t>
+      </w:r>
+      <w:r>
+        <w:br/>
+      </w:r>
+      <w:r>
+        <w:rPr>
+          <w:rStyle w:val="VerbatimChar"/>
+        </w:rPr>
+        <w:t xml:space="preserve">| 2019|   6|          5|       0.25|</w:t>
+      </w:r>
+      <w:r>
+        <w:br/>
+      </w:r>
+      <w:r>
+        <w:rPr>
+          <w:rStyle w:val="VerbatimChar"/>
+        </w:rPr>
+        <w:t xml:space="preserve">| 2020|   0|       1463|      72.79|</w:t>
+      </w:r>
+      <w:r>
+        <w:br/>
+      </w:r>
+      <w:r>
+        <w:rPr>
+          <w:rStyle w:val="VerbatimChar"/>
+        </w:rPr>
+        <w:t xml:space="preserve">| 2020|   1|        146|       7.26|</w:t>
+      </w:r>
+      <w:r>
+        <w:br/>
+      </w:r>
+      <w:r>
+        <w:rPr>
+          <w:rStyle w:val="VerbatimChar"/>
+        </w:rPr>
+        <w:t xml:space="preserve">| 2020|   2|         69|       3.43|</w:t>
+      </w:r>
+      <w:r>
+        <w:br/>
+      </w:r>
+      <w:r>
+        <w:rPr>
+          <w:rStyle w:val="VerbatimChar"/>
+        </w:rPr>
+        <w:t xml:space="preserve">| 2020|   3|        237|      11.79|</w:t>
+      </w:r>
+      <w:r>
+        <w:br/>
+      </w:r>
+      <w:r>
+        <w:rPr>
+          <w:rStyle w:val="VerbatimChar"/>
+        </w:rPr>
+        <w:t xml:space="preserve">| 2020|   4|          7|       0.35|</w:t>
+      </w:r>
+      <w:r>
+        <w:br/>
+      </w:r>
+      <w:r>
+        <w:rPr>
+          <w:rStyle w:val="VerbatimChar"/>
+        </w:rPr>
+        <w:t xml:space="preserve">| 2020|   5|         84|       4.18|</w:t>
+      </w:r>
+      <w:r>
+        <w:br/>
+      </w:r>
+      <w:r>
+        <w:rPr>
+          <w:rStyle w:val="VerbatimChar"/>
+        </w:rPr>
+        <w:t xml:space="preserve">| 2020|   6|          4|       0.20|</w:t>
+      </w:r>
+      <w:r>
+        <w:br/>
+      </w:r>
+      <w:r>
+        <w:rPr>
+          <w:rStyle w:val="VerbatimChar"/>
+        </w:rPr>
+        <w:t xml:space="preserve">| 2021|   0|       1402|      71.97|</w:t>
+      </w:r>
+      <w:r>
+        <w:br/>
+      </w:r>
+      <w:r>
+        <w:rPr>
+          <w:rStyle w:val="VerbatimChar"/>
+        </w:rPr>
+        <w:t xml:space="preserve">| 2021|   1|        146|       7.49|</w:t>
+      </w:r>
+      <w:r>
+        <w:br/>
+      </w:r>
+      <w:r>
+        <w:rPr>
+          <w:rStyle w:val="VerbatimChar"/>
+        </w:rPr>
+        <w:t xml:space="preserve">| 2021|   2|         85|       4.36|</w:t>
+      </w:r>
+      <w:r>
+        <w:br/>
+      </w:r>
+      <w:r>
+        <w:rPr>
+          <w:rStyle w:val="VerbatimChar"/>
+        </w:rPr>
+        <w:t xml:space="preserve">| 2021|   3|        224|      11.50|</w:t>
+      </w:r>
+      <w:r>
+        <w:br/>
+      </w:r>
+      <w:r>
+        <w:rPr>
+          <w:rStyle w:val="VerbatimChar"/>
+        </w:rPr>
+        <w:t xml:space="preserve">| 2021|   4|         13|       0.67|</w:t>
+      </w:r>
+      <w:r>
+        <w:br/>
+      </w:r>
+      <w:r>
+        <w:rPr>
+          <w:rStyle w:val="VerbatimChar"/>
+        </w:rPr>
+        <w:t xml:space="preserve">| 2021|   5|         76|       3.90|</w:t>
+      </w:r>
+      <w:r>
+        <w:br/>
+      </w:r>
+      <w:r>
+        <w:rPr>
+          <w:rStyle w:val="VerbatimChar"/>
+        </w:rPr>
+        <w:t xml:space="preserve">| 2021|   6|          2|       0.10|</w:t>
+      </w:r>
+      <w:r>
+        <w:br/>
+      </w:r>
+      <w:r>
+        <w:rPr>
+          <w:rStyle w:val="VerbatimChar"/>
+        </w:rPr>
+        <w:t xml:space="preserve">| 2022|   0|       1432|      71.03|</w:t>
+      </w:r>
+      <w:r>
+        <w:br/>
+      </w:r>
+      <w:r>
+        <w:rPr>
+          <w:rStyle w:val="VerbatimChar"/>
+        </w:rPr>
+        <w:t xml:space="preserve">| 2022|   1|        165|       8.18|</w:t>
+      </w:r>
+      <w:r>
+        <w:br/>
+      </w:r>
+      <w:r>
+        <w:rPr>
+          <w:rStyle w:val="VerbatimChar"/>
+        </w:rPr>
+        <w:t xml:space="preserve">| 2022|   2|         72|       3.57|</w:t>
+      </w:r>
+      <w:r>
+        <w:br/>
+      </w:r>
+      <w:r>
+        <w:rPr>
+          <w:rStyle w:val="VerbatimChar"/>
+        </w:rPr>
+        <w:t xml:space="preserve">| 2022|   3|        260|      12.90|</w:t>
+      </w:r>
+      <w:r>
+        <w:br/>
+      </w:r>
+      <w:r>
+        <w:rPr>
+          <w:rStyle w:val="VerbatimChar"/>
+        </w:rPr>
+        <w:t xml:space="preserve">| 2022|   4|          9|       0.45|</w:t>
+      </w:r>
+      <w:r>
+        <w:br/>
+      </w:r>
+      <w:r>
+        <w:rPr>
+          <w:rStyle w:val="VerbatimChar"/>
+        </w:rPr>
+        <w:t xml:space="preserve">| 2022|   5|         73|       3.62|</w:t>
+      </w:r>
+      <w:r>
+        <w:br/>
+      </w:r>
+      <w:r>
+        <w:rPr>
+          <w:rStyle w:val="VerbatimChar"/>
+        </w:rPr>
+        <w:t xml:space="preserve">| 2022|   6|          5|       0.25|</w:t>
+      </w:r>
+      <w:r>
+        <w:br/>
+      </w:r>
+      <w:r>
+        <w:rPr>
+          <w:rStyle w:val="VerbatimChar"/>
+        </w:rPr>
+        <w:t xml:space="preserve">| 2023|   0|       1346|      67.43|</w:t>
+      </w:r>
+      <w:r>
+        <w:br/>
+      </w:r>
+      <w:r>
+        <w:rPr>
+          <w:rStyle w:val="VerbatimChar"/>
+        </w:rPr>
+        <w:t xml:space="preserve">| 2023|   1|        153|       7.67|</w:t>
+      </w:r>
+      <w:r>
+        <w:br/>
+      </w:r>
+      <w:r>
+        <w:rPr>
+          <w:rStyle w:val="VerbatimChar"/>
+        </w:rPr>
+        <w:t xml:space="preserve">| 2023|   2|         93|       4.66|</w:t>
+      </w:r>
+      <w:r>
+        <w:br/>
+      </w:r>
+      <w:r>
+        <w:rPr>
+          <w:rStyle w:val="VerbatimChar"/>
+        </w:rPr>
+        <w:t xml:space="preserve">| 2023|   3|        290|      14.53|</w:t>
+      </w:r>
+      <w:r>
+        <w:br/>
+      </w:r>
+      <w:r>
+        <w:rPr>
+          <w:rStyle w:val="VerbatimChar"/>
+        </w:rPr>
+        <w:t xml:space="preserve">| 2023|   4|          9|       0.45|</w:t>
+      </w:r>
+      <w:r>
+        <w:br/>
+      </w:r>
+      <w:r>
+        <w:rPr>
+          <w:rStyle w:val="VerbatimChar"/>
+        </w:rPr>
+        <w:t xml:space="preserve">| 2023|   5|        101|       5.06|</w:t>
+      </w:r>
+      <w:r>
+        <w:br/>
+      </w:r>
+      <w:r>
+        <w:rPr>
+          <w:rStyle w:val="VerbatimChar"/>
+        </w:rPr>
+        <w:t xml:space="preserve">| 2023|   6|          4|       0.20|</w:t>
+      </w:r>
+      <w:r>
+        <w:br/>
+      </w:r>
+      <w:r>
+        <w:rPr>
+          <w:rStyle w:val="VerbatimChar"/>
+        </w:rPr>
+        <w:t xml:space="preserve">| 2024|   0|       1397|      69.30|</w:t>
+      </w:r>
+      <w:r>
+        <w:br/>
+      </w:r>
+      <w:r>
+        <w:rPr>
+          <w:rStyle w:val="VerbatimChar"/>
+        </w:rPr>
+        <w:t xml:space="preserve">| 2024|   1|        166|       8.23|</w:t>
+      </w:r>
+      <w:r>
+        <w:br/>
+      </w:r>
+      <w:r>
+        <w:rPr>
+          <w:rStyle w:val="VerbatimChar"/>
+        </w:rPr>
+        <w:t xml:space="preserve">| 2024|   2|         69|       3.42|</w:t>
+      </w:r>
+      <w:r>
+        <w:br/>
+      </w:r>
+      <w:r>
+        <w:rPr>
+          <w:rStyle w:val="VerbatimChar"/>
+        </w:rPr>
+        <w:t xml:space="preserve">| 2024|   3|        285|      14.14|</w:t>
+      </w:r>
+      <w:r>
+        <w:br/>
+      </w:r>
+      <w:r>
+        <w:rPr>
+          <w:rStyle w:val="VerbatimChar"/>
+        </w:rPr>
+        <w:t xml:space="preserve">| 2024|   4|         11|       0.55|</w:t>
+      </w:r>
+      <w:r>
+        <w:br/>
+      </w:r>
+      <w:r>
+        <w:rPr>
+          <w:rStyle w:val="VerbatimChar"/>
+        </w:rPr>
+        <w:t xml:space="preserve">| 2024|   5|         83|       4.12|</w:t>
+      </w:r>
+      <w:r>
+        <w:br/>
+      </w:r>
+      <w:r>
+        <w:rPr>
+          <w:rStyle w:val="VerbatimChar"/>
+        </w:rPr>
+        <w:t xml:space="preserve">| 2024|   6|          5|       0.25|</w:t>
       </w:r>
     </w:p>
     <w:p>
@@ -218,11 +5044,2330 @@
         </w:numPr>
       </w:pPr>
       <w:r>
-        <w:t xml:space="preserve">Distribución de los datos (diagramas de barras, diagramas de pastel)</w:t>
+        <w:t xml:space="preserve">Distribución de los datos (diagramas de barras y diagramas de pastel)</w:t>
       </w:r>
     </w:p>
-    <w:bookmarkEnd w:id="21"/>
-    <w:bookmarkEnd w:id="22"/>
+    <w:p>
+      <w:pPr>
+        <w:pStyle w:val="FirstParagraph"/>
+      </w:pPr>
+      <w:r>
+        <w:drawing>
+          <wp:inline>
+            <wp:extent cx="5334000" cy="4267200"/>
+            <wp:effectExtent b="0" l="0" r="0" t="0"/>
+            <wp:docPr descr="" title="" id="40" name="Picture"/>
+            <a:graphic>
+              <a:graphicData uri="http://schemas.openxmlformats.org/drawingml/2006/picture">
+                <pic:pic>
+                  <pic:nvPicPr>
+                    <pic:cNvPr descr="etapa2_files/figure-docx/unnamed-chunk-5-1.png" id="41" name="Picture"/>
+                    <pic:cNvPicPr>
+                      <a:picLocks noChangeArrowheads="1" noChangeAspect="1"/>
+                    </pic:cNvPicPr>
+                  </pic:nvPicPr>
+                  <pic:blipFill>
+                    <a:blip r:embed="rId39"/>
+                    <a:stretch>
+                      <a:fillRect/>
+                    </a:stretch>
+                  </pic:blipFill>
+                  <pic:spPr bwMode="auto">
+                    <a:xfrm>
+                      <a:off x="0" y="0"/>
+                      <a:ext cx="5334000" cy="4267200"/>
+                    </a:xfrm>
+                    <a:prstGeom prst="rect">
+                      <a:avLst/>
+                    </a:prstGeom>
+                    <a:noFill/>
+                    <a:ln w="9525">
+                      <a:noFill/>
+                      <a:headEnd/>
+                      <a:tailEnd/>
+                    </a:ln>
+                  </pic:spPr>
+                </pic:pic>
+              </a:graphicData>
+            </a:graphic>
+          </wp:inline>
+        </w:drawing>
+      </w:r>
+    </w:p>
+    <w:p>
+      <w:pPr>
+        <w:pStyle w:val="BodyText"/>
+      </w:pPr>
+      <w:r>
+        <w:drawing>
+          <wp:inline>
+            <wp:extent cx="5334000" cy="4267200"/>
+            <wp:effectExtent b="0" l="0" r="0" t="0"/>
+            <wp:docPr descr="" title="" id="43" name="Picture"/>
+            <a:graphic>
+              <a:graphicData uri="http://schemas.openxmlformats.org/drawingml/2006/picture">
+                <pic:pic>
+                  <pic:nvPicPr>
+                    <pic:cNvPr descr="etapa2_files/figure-docx/unnamed-chunk-5-2.png" id="44" name="Picture"/>
+                    <pic:cNvPicPr>
+                      <a:picLocks noChangeArrowheads="1" noChangeAspect="1"/>
+                    </pic:cNvPicPr>
+                  </pic:nvPicPr>
+                  <pic:blipFill>
+                    <a:blip r:embed="rId42"/>
+                    <a:stretch>
+                      <a:fillRect/>
+                    </a:stretch>
+                  </pic:blipFill>
+                  <pic:spPr bwMode="auto">
+                    <a:xfrm>
+                      <a:off x="0" y="0"/>
+                      <a:ext cx="5334000" cy="4267200"/>
+                    </a:xfrm>
+                    <a:prstGeom prst="rect">
+                      <a:avLst/>
+                    </a:prstGeom>
+                    <a:noFill/>
+                    <a:ln w="9525">
+                      <a:noFill/>
+                      <a:headEnd/>
+                      <a:tailEnd/>
+                    </a:ln>
+                  </pic:spPr>
+                </pic:pic>
+              </a:graphicData>
+            </a:graphic>
+          </wp:inline>
+        </w:drawing>
+      </w:r>
+    </w:p>
+    <w:p>
+      <w:pPr>
+        <w:pStyle w:val="BodyText"/>
+      </w:pPr>
+      <w:r>
+        <w:drawing>
+          <wp:inline>
+            <wp:extent cx="5334000" cy="4267200"/>
+            <wp:effectExtent b="0" l="0" r="0" t="0"/>
+            <wp:docPr descr="" title="" id="46" name="Picture"/>
+            <a:graphic>
+              <a:graphicData uri="http://schemas.openxmlformats.org/drawingml/2006/picture">
+                <pic:pic>
+                  <pic:nvPicPr>
+                    <pic:cNvPr descr="etapa2_files/figure-docx/unnamed-chunk-5-3.png" id="47" name="Picture"/>
+                    <pic:cNvPicPr>
+                      <a:picLocks noChangeArrowheads="1" noChangeAspect="1"/>
+                    </pic:cNvPicPr>
+                  </pic:nvPicPr>
+                  <pic:blipFill>
+                    <a:blip r:embed="rId45"/>
+                    <a:stretch>
+                      <a:fillRect/>
+                    </a:stretch>
+                  </pic:blipFill>
+                  <pic:spPr bwMode="auto">
+                    <a:xfrm>
+                      <a:off x="0" y="0"/>
+                      <a:ext cx="5334000" cy="4267200"/>
+                    </a:xfrm>
+                    <a:prstGeom prst="rect">
+                      <a:avLst/>
+                    </a:prstGeom>
+                    <a:noFill/>
+                    <a:ln w="9525">
+                      <a:noFill/>
+                      <a:headEnd/>
+                      <a:tailEnd/>
+                    </a:ln>
+                  </pic:spPr>
+                </pic:pic>
+              </a:graphicData>
+            </a:graphic>
+          </wp:inline>
+        </w:drawing>
+      </w:r>
+    </w:p>
+    <w:p>
+      <w:pPr>
+        <w:pStyle w:val="BodyText"/>
+      </w:pPr>
+      <w:r>
+        <w:drawing>
+          <wp:inline>
+            <wp:extent cx="5334000" cy="4267200"/>
+            <wp:effectExtent b="0" l="0" r="0" t="0"/>
+            <wp:docPr descr="" title="" id="49" name="Picture"/>
+            <a:graphic>
+              <a:graphicData uri="http://schemas.openxmlformats.org/drawingml/2006/picture">
+                <pic:pic>
+                  <pic:nvPicPr>
+                    <pic:cNvPr descr="etapa2_files/figure-docx/unnamed-chunk-5-4.png" id="50" name="Picture"/>
+                    <pic:cNvPicPr>
+                      <a:picLocks noChangeArrowheads="1" noChangeAspect="1"/>
+                    </pic:cNvPicPr>
+                  </pic:nvPicPr>
+                  <pic:blipFill>
+                    <a:blip r:embed="rId48"/>
+                    <a:stretch>
+                      <a:fillRect/>
+                    </a:stretch>
+                  </pic:blipFill>
+                  <pic:spPr bwMode="auto">
+                    <a:xfrm>
+                      <a:off x="0" y="0"/>
+                      <a:ext cx="5334000" cy="4267200"/>
+                    </a:xfrm>
+                    <a:prstGeom prst="rect">
+                      <a:avLst/>
+                    </a:prstGeom>
+                    <a:noFill/>
+                    <a:ln w="9525">
+                      <a:noFill/>
+                      <a:headEnd/>
+                      <a:tailEnd/>
+                    </a:ln>
+                  </pic:spPr>
+                </pic:pic>
+              </a:graphicData>
+            </a:graphic>
+          </wp:inline>
+        </w:drawing>
+      </w:r>
+    </w:p>
+    <w:p>
+      <w:pPr>
+        <w:pStyle w:val="BodyText"/>
+      </w:pPr>
+      <w:r>
+        <w:drawing>
+          <wp:inline>
+            <wp:extent cx="5334000" cy="4267200"/>
+            <wp:effectExtent b="0" l="0" r="0" t="0"/>
+            <wp:docPr descr="" title="" id="52" name="Picture"/>
+            <a:graphic>
+              <a:graphicData uri="http://schemas.openxmlformats.org/drawingml/2006/picture">
+                <pic:pic>
+                  <pic:nvPicPr>
+                    <pic:cNvPr descr="etapa2_files/figure-docx/unnamed-chunk-5-5.png" id="53" name="Picture"/>
+                    <pic:cNvPicPr>
+                      <a:picLocks noChangeArrowheads="1" noChangeAspect="1"/>
+                    </pic:cNvPicPr>
+                  </pic:nvPicPr>
+                  <pic:blipFill>
+                    <a:blip r:embed="rId51"/>
+                    <a:stretch>
+                      <a:fillRect/>
+                    </a:stretch>
+                  </pic:blipFill>
+                  <pic:spPr bwMode="auto">
+                    <a:xfrm>
+                      <a:off x="0" y="0"/>
+                      <a:ext cx="5334000" cy="4267200"/>
+                    </a:xfrm>
+                    <a:prstGeom prst="rect">
+                      <a:avLst/>
+                    </a:prstGeom>
+                    <a:noFill/>
+                    <a:ln w="9525">
+                      <a:noFill/>
+                      <a:headEnd/>
+                      <a:tailEnd/>
+                    </a:ln>
+                  </pic:spPr>
+                </pic:pic>
+              </a:graphicData>
+            </a:graphic>
+          </wp:inline>
+        </w:drawing>
+      </w:r>
+    </w:p>
+    <w:p>
+      <w:pPr>
+        <w:pStyle w:val="BodyText"/>
+      </w:pPr>
+      <w:r>
+        <w:drawing>
+          <wp:inline>
+            <wp:extent cx="5334000" cy="4267200"/>
+            <wp:effectExtent b="0" l="0" r="0" t="0"/>
+            <wp:docPr descr="" title="" id="55" name="Picture"/>
+            <a:graphic>
+              <a:graphicData uri="http://schemas.openxmlformats.org/drawingml/2006/picture">
+                <pic:pic>
+                  <pic:nvPicPr>
+                    <pic:cNvPr descr="etapa2_files/figure-docx/unnamed-chunk-5-6.png" id="56" name="Picture"/>
+                    <pic:cNvPicPr>
+                      <a:picLocks noChangeArrowheads="1" noChangeAspect="1"/>
+                    </pic:cNvPicPr>
+                  </pic:nvPicPr>
+                  <pic:blipFill>
+                    <a:blip r:embed="rId54"/>
+                    <a:stretch>
+                      <a:fillRect/>
+                    </a:stretch>
+                  </pic:blipFill>
+                  <pic:spPr bwMode="auto">
+                    <a:xfrm>
+                      <a:off x="0" y="0"/>
+                      <a:ext cx="5334000" cy="4267200"/>
+                    </a:xfrm>
+                    <a:prstGeom prst="rect">
+                      <a:avLst/>
+                    </a:prstGeom>
+                    <a:noFill/>
+                    <a:ln w="9525">
+                      <a:noFill/>
+                      <a:headEnd/>
+                      <a:tailEnd/>
+                    </a:ln>
+                  </pic:spPr>
+                </pic:pic>
+              </a:graphicData>
+            </a:graphic>
+          </wp:inline>
+        </w:drawing>
+      </w:r>
+    </w:p>
+    <w:p>
+      <w:pPr>
+        <w:pStyle w:val="BodyText"/>
+      </w:pPr>
+      <w:r>
+        <w:drawing>
+          <wp:inline>
+            <wp:extent cx="5334000" cy="4267200"/>
+            <wp:effectExtent b="0" l="0" r="0" t="0"/>
+            <wp:docPr descr="" title="" id="58" name="Picture"/>
+            <a:graphic>
+              <a:graphicData uri="http://schemas.openxmlformats.org/drawingml/2006/picture">
+                <pic:pic>
+                  <pic:nvPicPr>
+                    <pic:cNvPr descr="etapa2_files/figure-docx/unnamed-chunk-5-7.png" id="59" name="Picture"/>
+                    <pic:cNvPicPr>
+                      <a:picLocks noChangeArrowheads="1" noChangeAspect="1"/>
+                    </pic:cNvPicPr>
+                  </pic:nvPicPr>
+                  <pic:blipFill>
+                    <a:blip r:embed="rId57"/>
+                    <a:stretch>
+                      <a:fillRect/>
+                    </a:stretch>
+                  </pic:blipFill>
+                  <pic:spPr bwMode="auto">
+                    <a:xfrm>
+                      <a:off x="0" y="0"/>
+                      <a:ext cx="5334000" cy="4267200"/>
+                    </a:xfrm>
+                    <a:prstGeom prst="rect">
+                      <a:avLst/>
+                    </a:prstGeom>
+                    <a:noFill/>
+                    <a:ln w="9525">
+                      <a:noFill/>
+                      <a:headEnd/>
+                      <a:tailEnd/>
+                    </a:ln>
+                  </pic:spPr>
+                </pic:pic>
+              </a:graphicData>
+            </a:graphic>
+          </wp:inline>
+        </w:drawing>
+      </w:r>
+    </w:p>
+    <w:p>
+      <w:pPr>
+        <w:pStyle w:val="BodyText"/>
+      </w:pPr>
+      <w:r>
+        <w:drawing>
+          <wp:inline>
+            <wp:extent cx="5334000" cy="4267200"/>
+            <wp:effectExtent b="0" l="0" r="0" t="0"/>
+            <wp:docPr descr="" title="" id="61" name="Picture"/>
+            <a:graphic>
+              <a:graphicData uri="http://schemas.openxmlformats.org/drawingml/2006/picture">
+                <pic:pic>
+                  <pic:nvPicPr>
+                    <pic:cNvPr descr="etapa2_files/figure-docx/unnamed-chunk-5-8.png" id="62" name="Picture"/>
+                    <pic:cNvPicPr>
+                      <a:picLocks noChangeArrowheads="1" noChangeAspect="1"/>
+                    </pic:cNvPicPr>
+                  </pic:nvPicPr>
+                  <pic:blipFill>
+                    <a:blip r:embed="rId60"/>
+                    <a:stretch>
+                      <a:fillRect/>
+                    </a:stretch>
+                  </pic:blipFill>
+                  <pic:spPr bwMode="auto">
+                    <a:xfrm>
+                      <a:off x="0" y="0"/>
+                      <a:ext cx="5334000" cy="4267200"/>
+                    </a:xfrm>
+                    <a:prstGeom prst="rect">
+                      <a:avLst/>
+                    </a:prstGeom>
+                    <a:noFill/>
+                    <a:ln w="9525">
+                      <a:noFill/>
+                      <a:headEnd/>
+                      <a:tailEnd/>
+                    </a:ln>
+                  </pic:spPr>
+                </pic:pic>
+              </a:graphicData>
+            </a:graphic>
+          </wp:inline>
+        </w:drawing>
+      </w:r>
+    </w:p>
+    <w:p>
+      <w:pPr>
+        <w:pStyle w:val="BodyText"/>
+      </w:pPr>
+      <w:r>
+        <w:drawing>
+          <wp:inline>
+            <wp:extent cx="5334000" cy="4267200"/>
+            <wp:effectExtent b="0" l="0" r="0" t="0"/>
+            <wp:docPr descr="" title="" id="64" name="Picture"/>
+            <a:graphic>
+              <a:graphicData uri="http://schemas.openxmlformats.org/drawingml/2006/picture">
+                <pic:pic>
+                  <pic:nvPicPr>
+                    <pic:cNvPr descr="etapa2_files/figure-docx/unnamed-chunk-5-9.png" id="65" name="Picture"/>
+                    <pic:cNvPicPr>
+                      <a:picLocks noChangeArrowheads="1" noChangeAspect="1"/>
+                    </pic:cNvPicPr>
+                  </pic:nvPicPr>
+                  <pic:blipFill>
+                    <a:blip r:embed="rId63"/>
+                    <a:stretch>
+                      <a:fillRect/>
+                    </a:stretch>
+                  </pic:blipFill>
+                  <pic:spPr bwMode="auto">
+                    <a:xfrm>
+                      <a:off x="0" y="0"/>
+                      <a:ext cx="5334000" cy="4267200"/>
+                    </a:xfrm>
+                    <a:prstGeom prst="rect">
+                      <a:avLst/>
+                    </a:prstGeom>
+                    <a:noFill/>
+                    <a:ln w="9525">
+                      <a:noFill/>
+                      <a:headEnd/>
+                      <a:tailEnd/>
+                    </a:ln>
+                  </pic:spPr>
+                </pic:pic>
+              </a:graphicData>
+            </a:graphic>
+          </wp:inline>
+        </w:drawing>
+      </w:r>
+    </w:p>
+    <w:p>
+      <w:pPr>
+        <w:pStyle w:val="BodyText"/>
+      </w:pPr>
+      <w:r>
+        <w:drawing>
+          <wp:inline>
+            <wp:extent cx="5334000" cy="4267200"/>
+            <wp:effectExtent b="0" l="0" r="0" t="0"/>
+            <wp:docPr descr="" title="" id="67" name="Picture"/>
+            <a:graphic>
+              <a:graphicData uri="http://schemas.openxmlformats.org/drawingml/2006/picture">
+                <pic:pic>
+                  <pic:nvPicPr>
+                    <pic:cNvPr descr="etapa2_files/figure-docx/unnamed-chunk-5-10.png" id="68" name="Picture"/>
+                    <pic:cNvPicPr>
+                      <a:picLocks noChangeArrowheads="1" noChangeAspect="1"/>
+                    </pic:cNvPicPr>
+                  </pic:nvPicPr>
+                  <pic:blipFill>
+                    <a:blip r:embed="rId66"/>
+                    <a:stretch>
+                      <a:fillRect/>
+                    </a:stretch>
+                  </pic:blipFill>
+                  <pic:spPr bwMode="auto">
+                    <a:xfrm>
+                      <a:off x="0" y="0"/>
+                      <a:ext cx="5334000" cy="4267200"/>
+                    </a:xfrm>
+                    <a:prstGeom prst="rect">
+                      <a:avLst/>
+                    </a:prstGeom>
+                    <a:noFill/>
+                    <a:ln w="9525">
+                      <a:noFill/>
+                      <a:headEnd/>
+                      <a:tailEnd/>
+                    </a:ln>
+                  </pic:spPr>
+                </pic:pic>
+              </a:graphicData>
+            </a:graphic>
+          </wp:inline>
+        </w:drawing>
+      </w:r>
+    </w:p>
+    <w:p>
+      <w:pPr>
+        <w:pStyle w:val="BodyText"/>
+      </w:pPr>
+      <w:r>
+        <w:drawing>
+          <wp:inline>
+            <wp:extent cx="5334000" cy="4267200"/>
+            <wp:effectExtent b="0" l="0" r="0" t="0"/>
+            <wp:docPr descr="" title="" id="70" name="Picture"/>
+            <a:graphic>
+              <a:graphicData uri="http://schemas.openxmlformats.org/drawingml/2006/picture">
+                <pic:pic>
+                  <pic:nvPicPr>
+                    <pic:cNvPr descr="etapa2_files/figure-docx/unnamed-chunk-5-11.png" id="71" name="Picture"/>
+                    <pic:cNvPicPr>
+                      <a:picLocks noChangeArrowheads="1" noChangeAspect="1"/>
+                    </pic:cNvPicPr>
+                  </pic:nvPicPr>
+                  <pic:blipFill>
+                    <a:blip r:embed="rId69"/>
+                    <a:stretch>
+                      <a:fillRect/>
+                    </a:stretch>
+                  </pic:blipFill>
+                  <pic:spPr bwMode="auto">
+                    <a:xfrm>
+                      <a:off x="0" y="0"/>
+                      <a:ext cx="5334000" cy="4267200"/>
+                    </a:xfrm>
+                    <a:prstGeom prst="rect">
+                      <a:avLst/>
+                    </a:prstGeom>
+                    <a:noFill/>
+                    <a:ln w="9525">
+                      <a:noFill/>
+                      <a:headEnd/>
+                      <a:tailEnd/>
+                    </a:ln>
+                  </pic:spPr>
+                </pic:pic>
+              </a:graphicData>
+            </a:graphic>
+          </wp:inline>
+        </w:drawing>
+      </w:r>
+    </w:p>
+    <w:p>
+      <w:pPr>
+        <w:pStyle w:val="BodyText"/>
+      </w:pPr>
+      <w:r>
+        <w:drawing>
+          <wp:inline>
+            <wp:extent cx="5334000" cy="4267200"/>
+            <wp:effectExtent b="0" l="0" r="0" t="0"/>
+            <wp:docPr descr="" title="" id="73" name="Picture"/>
+            <a:graphic>
+              <a:graphicData uri="http://schemas.openxmlformats.org/drawingml/2006/picture">
+                <pic:pic>
+                  <pic:nvPicPr>
+                    <pic:cNvPr descr="etapa2_files/figure-docx/unnamed-chunk-5-12.png" id="74" name="Picture"/>
+                    <pic:cNvPicPr>
+                      <a:picLocks noChangeArrowheads="1" noChangeAspect="1"/>
+                    </pic:cNvPicPr>
+                  </pic:nvPicPr>
+                  <pic:blipFill>
+                    <a:blip r:embed="rId72"/>
+                    <a:stretch>
+                      <a:fillRect/>
+                    </a:stretch>
+                  </pic:blipFill>
+                  <pic:spPr bwMode="auto">
+                    <a:xfrm>
+                      <a:off x="0" y="0"/>
+                      <a:ext cx="5334000" cy="4267200"/>
+                    </a:xfrm>
+                    <a:prstGeom prst="rect">
+                      <a:avLst/>
+                    </a:prstGeom>
+                    <a:noFill/>
+                    <a:ln w="9525">
+                      <a:noFill/>
+                      <a:headEnd/>
+                      <a:tailEnd/>
+                    </a:ln>
+                  </pic:spPr>
+                </pic:pic>
+              </a:graphicData>
+            </a:graphic>
+          </wp:inline>
+        </w:drawing>
+      </w:r>
+    </w:p>
+    <w:bookmarkEnd w:id="75"/>
+    <w:bookmarkStart w:id="88" w:name="X4b39bf159776d269624f4c924579eb33a8879ee"/>
+    <w:p>
+      <w:pPr>
+        <w:pStyle w:val="Heading2"/>
+      </w:pPr>
+      <w:r>
+        <w:t xml:space="preserve">Vincula los datos categóricos con los numéricos de acuerdo a tu objetivo:</w:t>
+      </w:r>
+    </w:p>
+    <w:p>
+      <w:pPr>
+        <w:pStyle w:val="Compact"/>
+        <w:numPr>
+          <w:ilvl w:val="0"/>
+          <w:numId w:val="1005"/>
+        </w:numPr>
+      </w:pPr>
+      <w:r>
+        <w:t xml:space="preserve">Calcula las medidas de las variables cuantitativas por categoría de alguna variable categórica de interés</w:t>
+      </w:r>
+    </w:p>
+    <w:p>
+      <w:pPr>
+        <w:pStyle w:val="Compact"/>
+        <w:numPr>
+          <w:ilvl w:val="0"/>
+          <w:numId w:val="1005"/>
+        </w:numPr>
+      </w:pPr>
+      <w:r>
+        <w:t xml:space="preserve">Elabora gráficos de caja y bigote de las variables cuantitativas por categoría de alguna variable categórica de interés</w:t>
+      </w:r>
+    </w:p>
+    <w:p>
+      <w:pPr>
+        <w:pStyle w:val="Compact"/>
+        <w:numPr>
+          <w:ilvl w:val="0"/>
+          <w:numId w:val="1005"/>
+        </w:numPr>
+      </w:pPr>
+      <w:r>
+        <w:t xml:space="preserve">Elabora gráficos comparativos por años si tu objetivo es comparar años</w:t>
+      </w:r>
+    </w:p>
+    <w:p>
+      <w:pPr>
+        <w:pStyle w:val="SourceCode"/>
+      </w:pPr>
+      <w:r>
+        <w:br/>
+      </w:r>
+      <w:r>
+        <w:rPr>
+          <w:rStyle w:val="VerbatimChar"/>
+        </w:rPr>
+        <w:t xml:space="preserve">--- Medidas de Número de libros leídos por Edad del encuestado ---</w:t>
+      </w:r>
+      <w:r>
+        <w:br/>
+      </w:r>
+      <w:r>
+        <w:br/>
+      </w:r>
+      <w:r>
+        <w:br/>
+      </w:r>
+      <w:r>
+        <w:rPr>
+          <w:rStyle w:val="VerbatimChar"/>
+        </w:rPr>
+        <w:t xml:space="preserve">Table: Número de libros leídos por Edad del encuestado</w:t>
+      </w:r>
+      <w:r>
+        <w:br/>
+      </w:r>
+      <w:r>
+        <w:br/>
+      </w:r>
+      <w:r>
+        <w:rPr>
+          <w:rStyle w:val="VerbatimChar"/>
+        </w:rPr>
+        <w:t xml:space="preserve">| edad| Minimo| Maximo| Media| Mediana| Desv_Estandar|</w:t>
+      </w:r>
+      <w:r>
+        <w:br/>
+      </w:r>
+      <w:r>
+        <w:rPr>
+          <w:rStyle w:val="VerbatimChar"/>
+        </w:rPr>
+        <w:t xml:space="preserve">|----:|------:|------:|-----:|-------:|-------------:|</w:t>
+      </w:r>
+      <w:r>
+        <w:br/>
+      </w:r>
+      <w:r>
+        <w:rPr>
+          <w:rStyle w:val="VerbatimChar"/>
+        </w:rPr>
+        <w:t xml:space="preserve">|   18|      0|     20|  2.20|       1|          2.96|</w:t>
+      </w:r>
+      <w:r>
+        <w:br/>
+      </w:r>
+      <w:r>
+        <w:rPr>
+          <w:rStyle w:val="VerbatimChar"/>
+        </w:rPr>
+        <w:t xml:space="preserve">|   19|      0|     60|  2.93|       2|          5.48|</w:t>
+      </w:r>
+      <w:r>
+        <w:br/>
+      </w:r>
+      <w:r>
+        <w:rPr>
+          <w:rStyle w:val="VerbatimChar"/>
+        </w:rPr>
+        <w:t xml:space="preserve">|   20|      0|     45|  2.92|       2|          5.00|</w:t>
+      </w:r>
+      <w:r>
+        <w:br/>
+      </w:r>
+      <w:r>
+        <w:rPr>
+          <w:rStyle w:val="VerbatimChar"/>
+        </w:rPr>
+        <w:t xml:space="preserve">|   21|      0|     17|  1.87|       1|          2.30|</w:t>
+      </w:r>
+      <w:r>
+        <w:br/>
+      </w:r>
+      <w:r>
+        <w:rPr>
+          <w:rStyle w:val="VerbatimChar"/>
+        </w:rPr>
+        <w:t xml:space="preserve">|   22|      0|     50|  2.57|       1|          4.94|</w:t>
+      </w:r>
+      <w:r>
+        <w:br/>
+      </w:r>
+      <w:r>
+        <w:rPr>
+          <w:rStyle w:val="VerbatimChar"/>
+        </w:rPr>
+        <w:t xml:space="preserve">|   23|      0|     99|  3.04|       1|          9.49|</w:t>
+      </w:r>
+      <w:r>
+        <w:br/>
+      </w:r>
+      <w:r>
+        <w:rPr>
+          <w:rStyle w:val="VerbatimChar"/>
+        </w:rPr>
+        <w:t xml:space="preserve">|   24|      0|     70|  2.39|       1|          5.59|</w:t>
+      </w:r>
+      <w:r>
+        <w:br/>
+      </w:r>
+      <w:r>
+        <w:rPr>
+          <w:rStyle w:val="VerbatimChar"/>
+        </w:rPr>
+        <w:t xml:space="preserve">|   25|      0|     65|  2.50|       0|          6.49|</w:t>
+      </w:r>
+      <w:r>
+        <w:br/>
+      </w:r>
+      <w:r>
+        <w:rPr>
+          <w:rStyle w:val="VerbatimChar"/>
+        </w:rPr>
+        <w:t xml:space="preserve">|   26|      0|     30|  1.70|       1|          2.88|</w:t>
+      </w:r>
+      <w:r>
+        <w:br/>
+      </w:r>
+      <w:r>
+        <w:rPr>
+          <w:rStyle w:val="VerbatimChar"/>
+        </w:rPr>
+        <w:t xml:space="preserve">|   27|      0|     40|  1.81|       1|          3.61|</w:t>
+      </w:r>
+      <w:r>
+        <w:br/>
+      </w:r>
+      <w:r>
+        <w:rPr>
+          <w:rStyle w:val="VerbatimChar"/>
+        </w:rPr>
+        <w:t xml:space="preserve">|   28|      0|     50|  1.81|       0|          5.33|</w:t>
+      </w:r>
+      <w:r>
+        <w:br/>
+      </w:r>
+      <w:r>
+        <w:rPr>
+          <w:rStyle w:val="VerbatimChar"/>
+        </w:rPr>
+        <w:t xml:space="preserve">|   29|      0|     32|  1.80|       0|          3.91|</w:t>
+      </w:r>
+      <w:r>
+        <w:br/>
+      </w:r>
+      <w:r>
+        <w:rPr>
+          <w:rStyle w:val="VerbatimChar"/>
+        </w:rPr>
+        <w:t xml:space="preserve">|   30|      0|     60|  1.60|       0|          4.36|</w:t>
+      </w:r>
+      <w:r>
+        <w:br/>
+      </w:r>
+      <w:r>
+        <w:rPr>
+          <w:rStyle w:val="VerbatimChar"/>
+        </w:rPr>
+        <w:t xml:space="preserve">|   31|      0|     30|  1.45|       0|          2.88|</w:t>
+      </w:r>
+      <w:r>
+        <w:br/>
+      </w:r>
+      <w:r>
+        <w:rPr>
+          <w:rStyle w:val="VerbatimChar"/>
+        </w:rPr>
+        <w:t xml:space="preserve">|   32|      0|     40|  1.51|       0|          3.82|</w:t>
+      </w:r>
+      <w:r>
+        <w:br/>
+      </w:r>
+      <w:r>
+        <w:rPr>
+          <w:rStyle w:val="VerbatimChar"/>
+        </w:rPr>
+        <w:t xml:space="preserve">|   33|      0|     22|  1.23|       0|          2.19|</w:t>
+      </w:r>
+      <w:r>
+        <w:br/>
+      </w:r>
+      <w:r>
+        <w:rPr>
+          <w:rStyle w:val="VerbatimChar"/>
+        </w:rPr>
+        <w:t xml:space="preserve">|   34|      0|     60|  1.39|       0|          4.58|</w:t>
+      </w:r>
+      <w:r>
+        <w:br/>
+      </w:r>
+      <w:r>
+        <w:rPr>
+          <w:rStyle w:val="VerbatimChar"/>
+        </w:rPr>
+        <w:t xml:space="preserve">|   35|      0|     15|  1.13|       0|          2.08|</w:t>
+      </w:r>
+      <w:r>
+        <w:br/>
+      </w:r>
+      <w:r>
+        <w:rPr>
+          <w:rStyle w:val="VerbatimChar"/>
+        </w:rPr>
+        <w:t xml:space="preserve">|   36|      0|     12|  1.25|       0|          2.11|</w:t>
+      </w:r>
+      <w:r>
+        <w:br/>
+      </w:r>
+      <w:r>
+        <w:rPr>
+          <w:rStyle w:val="VerbatimChar"/>
+        </w:rPr>
+        <w:t xml:space="preserve">|   37|      0|     32|  1.35|       0|          2.92|</w:t>
+      </w:r>
+      <w:r>
+        <w:br/>
+      </w:r>
+      <w:r>
+        <w:rPr>
+          <w:rStyle w:val="VerbatimChar"/>
+        </w:rPr>
+        <w:t xml:space="preserve">|   38|      0|     20|  1.14|       0|          2.24|</w:t>
+      </w:r>
+      <w:r>
+        <w:br/>
+      </w:r>
+      <w:r>
+        <w:rPr>
+          <w:rStyle w:val="VerbatimChar"/>
+        </w:rPr>
+        <w:t xml:space="preserve">|   39|      0|     24|  1.46|       0|          3.11|</w:t>
+      </w:r>
+      <w:r>
+        <w:br/>
+      </w:r>
+      <w:r>
+        <w:rPr>
+          <w:rStyle w:val="VerbatimChar"/>
+        </w:rPr>
+        <w:t xml:space="preserve">|   40|      0|     23|  1.12|       0|          2.92|</w:t>
+      </w:r>
+      <w:r>
+        <w:br/>
+      </w:r>
+      <w:r>
+        <w:rPr>
+          <w:rStyle w:val="VerbatimChar"/>
+        </w:rPr>
+        <w:t xml:space="preserve">|   41|      0|     52|  1.52|       0|          4.72|</w:t>
+      </w:r>
+      <w:r>
+        <w:br/>
+      </w:r>
+      <w:r>
+        <w:rPr>
+          <w:rStyle w:val="VerbatimChar"/>
+        </w:rPr>
+        <w:t xml:space="preserve">|   42|      0|     80|  1.74|       0|          6.21|</w:t>
+      </w:r>
+      <w:r>
+        <w:br/>
+      </w:r>
+      <w:r>
+        <w:rPr>
+          <w:rStyle w:val="VerbatimChar"/>
+        </w:rPr>
+        <w:t xml:space="preserve">|   43|      0|     25|  1.23|       0|          2.70|</w:t>
+      </w:r>
+      <w:r>
+        <w:br/>
+      </w:r>
+      <w:r>
+        <w:rPr>
+          <w:rStyle w:val="VerbatimChar"/>
+        </w:rPr>
+        <w:t xml:space="preserve">|   44|      0|     30|  1.35|       0|          2.82|</w:t>
+      </w:r>
+      <w:r>
+        <w:br/>
+      </w:r>
+      <w:r>
+        <w:rPr>
+          <w:rStyle w:val="VerbatimChar"/>
+        </w:rPr>
+        <w:t xml:space="preserve">|   45|      0|     25|  1.21|       0|          3.00|</w:t>
+      </w:r>
+      <w:r>
+        <w:br/>
+      </w:r>
+      <w:r>
+        <w:rPr>
+          <w:rStyle w:val="VerbatimChar"/>
+        </w:rPr>
+        <w:t xml:space="preserve">|   46|      0|     10|  0.87|       0|          1.64|</w:t>
+      </w:r>
+      <w:r>
+        <w:br/>
+      </w:r>
+      <w:r>
+        <w:rPr>
+          <w:rStyle w:val="VerbatimChar"/>
+        </w:rPr>
+        <w:t xml:space="preserve">|   47|      0|      6|  0.84|       0|          1.47|</w:t>
+      </w:r>
+      <w:r>
+        <w:br/>
+      </w:r>
+      <w:r>
+        <w:rPr>
+          <w:rStyle w:val="VerbatimChar"/>
+        </w:rPr>
+        <w:t xml:space="preserve">|   48|      0|     20|  1.15|       0|          2.33|</w:t>
+      </w:r>
+      <w:r>
+        <w:br/>
+      </w:r>
+      <w:r>
+        <w:rPr>
+          <w:rStyle w:val="VerbatimChar"/>
+        </w:rPr>
+        <w:t xml:space="preserve">|   49|      0|     30|  1.25|       0|          3.08|</w:t>
+      </w:r>
+      <w:r>
+        <w:br/>
+      </w:r>
+      <w:r>
+        <w:rPr>
+          <w:rStyle w:val="VerbatimChar"/>
+        </w:rPr>
+        <w:t xml:space="preserve">|   50|      0|     12|  0.91|       0|          1.77|</w:t>
+      </w:r>
+      <w:r>
+        <w:br/>
+      </w:r>
+      <w:r>
+        <w:rPr>
+          <w:rStyle w:val="VerbatimChar"/>
+        </w:rPr>
+        <w:t xml:space="preserve">|   51|      0|     40|  1.30|       0|          3.60|</w:t>
+      </w:r>
+      <w:r>
+        <w:br/>
+      </w:r>
+      <w:r>
+        <w:rPr>
+          <w:rStyle w:val="VerbatimChar"/>
+        </w:rPr>
+        <w:t xml:space="preserve">|   52|      0|     60|  1.41|       0|          4.80|</w:t>
+      </w:r>
+      <w:r>
+        <w:br/>
+      </w:r>
+      <w:r>
+        <w:rPr>
+          <w:rStyle w:val="VerbatimChar"/>
+        </w:rPr>
+        <w:t xml:space="preserve">|   53|      0|     35|  1.15|       0|          3.30|</w:t>
+      </w:r>
+      <w:r>
+        <w:br/>
+      </w:r>
+      <w:r>
+        <w:rPr>
+          <w:rStyle w:val="VerbatimChar"/>
+        </w:rPr>
+        <w:t xml:space="preserve">|   54|      0|     50|  1.06|       0|          3.76|</w:t>
+      </w:r>
+      <w:r>
+        <w:br/>
+      </w:r>
+      <w:r>
+        <w:rPr>
+          <w:rStyle w:val="VerbatimChar"/>
+        </w:rPr>
+        <w:t xml:space="preserve">|   55|      0|     12|  1.02|       0|          1.92|</w:t>
+      </w:r>
+      <w:r>
+        <w:br/>
+      </w:r>
+      <w:r>
+        <w:rPr>
+          <w:rStyle w:val="VerbatimChar"/>
+        </w:rPr>
+        <w:t xml:space="preserve">|   56|      0|     12|  0.90|       0|          1.96|</w:t>
+      </w:r>
+      <w:r>
+        <w:br/>
+      </w:r>
+      <w:r>
+        <w:rPr>
+          <w:rStyle w:val="VerbatimChar"/>
+        </w:rPr>
+        <w:t xml:space="preserve">|   57|      0|     20|  0.86|       0|          2.02|</w:t>
+      </w:r>
+      <w:r>
+        <w:br/>
+      </w:r>
+      <w:r>
+        <w:rPr>
+          <w:rStyle w:val="VerbatimChar"/>
+        </w:rPr>
+        <w:t xml:space="preserve">|   58|      0|     14|  0.96|       0|          1.77|</w:t>
+      </w:r>
+      <w:r>
+        <w:br/>
+      </w:r>
+      <w:r>
+        <w:rPr>
+          <w:rStyle w:val="VerbatimChar"/>
+        </w:rPr>
+        <w:t xml:space="preserve">|   59|      0|     60|  1.26|       0|          4.54|</w:t>
+      </w:r>
+      <w:r>
+        <w:br/>
+      </w:r>
+      <w:r>
+        <w:rPr>
+          <w:rStyle w:val="VerbatimChar"/>
+        </w:rPr>
+        <w:t xml:space="preserve">|   60|      0|     60|  1.89|       0|          6.44|</w:t>
+      </w:r>
+      <w:r>
+        <w:br/>
+      </w:r>
+      <w:r>
+        <w:rPr>
+          <w:rStyle w:val="VerbatimChar"/>
+        </w:rPr>
+        <w:t xml:space="preserve">|   61|      0|     20|  1.20|       0|          2.75|</w:t>
+      </w:r>
+      <w:r>
+        <w:br/>
+      </w:r>
+      <w:r>
+        <w:rPr>
+          <w:rStyle w:val="VerbatimChar"/>
+        </w:rPr>
+        <w:t xml:space="preserve">|   62|      0|     12|  0.89|       0|          1.82|</w:t>
+      </w:r>
+      <w:r>
+        <w:br/>
+      </w:r>
+      <w:r>
+        <w:rPr>
+          <w:rStyle w:val="VerbatimChar"/>
+        </w:rPr>
+        <w:t xml:space="preserve">|   63|      0|     25|  1.01|       0|          2.40|</w:t>
+      </w:r>
+      <w:r>
+        <w:br/>
+      </w:r>
+      <w:r>
+        <w:rPr>
+          <w:rStyle w:val="VerbatimChar"/>
+        </w:rPr>
+        <w:t xml:space="preserve">|   64|      0|     30|  1.40|       0|          3.82|</w:t>
+      </w:r>
+      <w:r>
+        <w:br/>
+      </w:r>
+      <w:r>
+        <w:rPr>
+          <w:rStyle w:val="VerbatimChar"/>
+        </w:rPr>
+        <w:t xml:space="preserve">|   65|      0|     15|  0.76|       0|          1.93|</w:t>
+      </w:r>
+      <w:r>
+        <w:br/>
+      </w:r>
+      <w:r>
+        <w:rPr>
+          <w:rStyle w:val="VerbatimChar"/>
+        </w:rPr>
+        <w:t xml:space="preserve">|   66|      0|     20|  1.37|       0|          3.18|</w:t>
+      </w:r>
+      <w:r>
+        <w:br/>
+      </w:r>
+      <w:r>
+        <w:rPr>
+          <w:rStyle w:val="VerbatimChar"/>
+        </w:rPr>
+        <w:t xml:space="preserve">|   67|      0|     20|  1.29|       0|          3.09|</w:t>
+      </w:r>
+      <w:r>
+        <w:br/>
+      </w:r>
+      <w:r>
+        <w:rPr>
+          <w:rStyle w:val="VerbatimChar"/>
+        </w:rPr>
+        <w:t xml:space="preserve">|   68|      0|     10|  0.92|       0|          1.59|</w:t>
+      </w:r>
+      <w:r>
+        <w:br/>
+      </w:r>
+      <w:r>
+        <w:rPr>
+          <w:rStyle w:val="VerbatimChar"/>
+        </w:rPr>
+        <w:t xml:space="preserve">|   69|      0|     35|  1.93|       0|          4.55|</w:t>
+      </w:r>
+      <w:r>
+        <w:br/>
+      </w:r>
+      <w:r>
+        <w:rPr>
+          <w:rStyle w:val="VerbatimChar"/>
+        </w:rPr>
+        <w:t xml:space="preserve">|   70|      0|     42|  1.52|       0|          5.31|</w:t>
+      </w:r>
+      <w:r>
+        <w:br/>
+      </w:r>
+      <w:r>
+        <w:rPr>
+          <w:rStyle w:val="VerbatimChar"/>
+        </w:rPr>
+        <w:t xml:space="preserve">|   71|      0|     10|  0.88|       0|          1.77|</w:t>
+      </w:r>
+      <w:r>
+        <w:br/>
+      </w:r>
+      <w:r>
+        <w:rPr>
+          <w:rStyle w:val="VerbatimChar"/>
+        </w:rPr>
+        <w:t xml:space="preserve">|   72|      0|     50|  1.32|       0|          5.32|</w:t>
+      </w:r>
+      <w:r>
+        <w:br/>
+      </w:r>
+      <w:r>
+        <w:rPr>
+          <w:rStyle w:val="VerbatimChar"/>
+        </w:rPr>
+        <w:t xml:space="preserve">|   73|      0|      8|  0.77|       0|          1.43|</w:t>
+      </w:r>
+      <w:r>
+        <w:br/>
+      </w:r>
+      <w:r>
+        <w:rPr>
+          <w:rStyle w:val="VerbatimChar"/>
+        </w:rPr>
+        <w:t xml:space="preserve">|   74|      0|     24|  1.20|       0|          3.19|</w:t>
+      </w:r>
+      <w:r>
+        <w:br/>
+      </w:r>
+      <w:r>
+        <w:rPr>
+          <w:rStyle w:val="VerbatimChar"/>
+        </w:rPr>
+        <w:t xml:space="preserve">|   75|      0|     20|  1.18|       0|          2.97|</w:t>
+      </w:r>
+      <w:r>
+        <w:br/>
+      </w:r>
+      <w:r>
+        <w:rPr>
+          <w:rStyle w:val="VerbatimChar"/>
+        </w:rPr>
+        <w:t xml:space="preserve">|   76|      0|     12|  1.01|       0|          2.17|</w:t>
+      </w:r>
+      <w:r>
+        <w:br/>
+      </w:r>
+      <w:r>
+        <w:rPr>
+          <w:rStyle w:val="VerbatimChar"/>
+        </w:rPr>
+        <w:t xml:space="preserve">|   77|      0|     10|  0.68|       0|          1.58|</w:t>
+      </w:r>
+      <w:r>
+        <w:br/>
+      </w:r>
+      <w:r>
+        <w:rPr>
+          <w:rStyle w:val="VerbatimChar"/>
+        </w:rPr>
+        <w:t xml:space="preserve">|   78|      0|     24|  1.20|       0|          3.45|</w:t>
+      </w:r>
+      <w:r>
+        <w:br/>
+      </w:r>
+      <w:r>
+        <w:rPr>
+          <w:rStyle w:val="VerbatimChar"/>
+        </w:rPr>
+        <w:t xml:space="preserve">|   79|      0|     66|  2.34|       0|          9.50|</w:t>
+      </w:r>
+      <w:r>
+        <w:br/>
+      </w:r>
+      <w:r>
+        <w:rPr>
+          <w:rStyle w:val="VerbatimChar"/>
+        </w:rPr>
+        <w:t xml:space="preserve">|   80|      0|      6|  0.78|       0|          1.34|</w:t>
+      </w:r>
+      <w:r>
+        <w:br/>
+      </w:r>
+      <w:r>
+        <w:rPr>
+          <w:rStyle w:val="VerbatimChar"/>
+        </w:rPr>
+        <w:t xml:space="preserve">|   81|      0|      8|  0.84|       0|          1.63|</w:t>
+      </w:r>
+      <w:r>
+        <w:br/>
+      </w:r>
+      <w:r>
+        <w:rPr>
+          <w:rStyle w:val="VerbatimChar"/>
+        </w:rPr>
+        <w:t xml:space="preserve">|   82|      0|      4|  0.86|       0|          1.18|</w:t>
+      </w:r>
+      <w:r>
+        <w:br/>
+      </w:r>
+      <w:r>
+        <w:rPr>
+          <w:rStyle w:val="VerbatimChar"/>
+        </w:rPr>
+        <w:t xml:space="preserve">|   83|      0|     12|  0.84|       0|          2.33|</w:t>
+      </w:r>
+      <w:r>
+        <w:br/>
+      </w:r>
+      <w:r>
+        <w:rPr>
+          <w:rStyle w:val="VerbatimChar"/>
+        </w:rPr>
+        <w:t xml:space="preserve">|   84|      0|     30|  2.05|       0|          6.55|</w:t>
+      </w:r>
+      <w:r>
+        <w:br/>
+      </w:r>
+      <w:r>
+        <w:rPr>
+          <w:rStyle w:val="VerbatimChar"/>
+        </w:rPr>
+        <w:t xml:space="preserve">|   85|      0|     20|  1.40|       0|          4.01|</w:t>
+      </w:r>
+      <w:r>
+        <w:br/>
+      </w:r>
+      <w:r>
+        <w:rPr>
+          <w:rStyle w:val="VerbatimChar"/>
+        </w:rPr>
+        <w:t xml:space="preserve">|   86|      0|     40|  2.37|       0|          9.14|</w:t>
+      </w:r>
+      <w:r>
+        <w:br/>
+      </w:r>
+      <w:r>
+        <w:rPr>
+          <w:rStyle w:val="VerbatimChar"/>
+        </w:rPr>
+        <w:t xml:space="preserve">|   87|      0|     15|  1.25|       0|          4.33|</w:t>
+      </w:r>
+      <w:r>
+        <w:br/>
+      </w:r>
+      <w:r>
+        <w:rPr>
+          <w:rStyle w:val="VerbatimChar"/>
+        </w:rPr>
+        <w:t xml:space="preserve">|   88|      0|      1|  0.10|       0|          0.32|</w:t>
+      </w:r>
+      <w:r>
+        <w:br/>
+      </w:r>
+      <w:r>
+        <w:rPr>
+          <w:rStyle w:val="VerbatimChar"/>
+        </w:rPr>
+        <w:t xml:space="preserve">|   89|      0|      3|  0.38|       0|          0.87|</w:t>
+      </w:r>
+      <w:r>
+        <w:br/>
+      </w:r>
+      <w:r>
+        <w:rPr>
+          <w:rStyle w:val="VerbatimChar"/>
+        </w:rPr>
+        <w:t xml:space="preserve">|   90|      0|      3|  0.60|       0|          1.34|</w:t>
+      </w:r>
+      <w:r>
+        <w:br/>
+      </w:r>
+      <w:r>
+        <w:rPr>
+          <w:rStyle w:val="VerbatimChar"/>
+        </w:rPr>
+        <w:t xml:space="preserve">|   91|      0|      0|  0.00|       0|          0.00|</w:t>
+      </w:r>
+      <w:r>
+        <w:br/>
+      </w:r>
+      <w:r>
+        <w:rPr>
+          <w:rStyle w:val="VerbatimChar"/>
+        </w:rPr>
+        <w:t xml:space="preserve">|   92|      0|      2|  0.80|       0|          1.10|</w:t>
+      </w:r>
+      <w:r>
+        <w:br/>
+      </w:r>
+      <w:r>
+        <w:rPr>
+          <w:rStyle w:val="VerbatimChar"/>
+        </w:rPr>
+        <w:t xml:space="preserve">|   93|      0|      0|  0.00|       0|          0.00|</w:t>
+      </w:r>
+      <w:r>
+        <w:br/>
+      </w:r>
+      <w:r>
+        <w:rPr>
+          <w:rStyle w:val="VerbatimChar"/>
+        </w:rPr>
+        <w:t xml:space="preserve">|   94|      0|      0|  0.00|       0|          0.00|</w:t>
+      </w:r>
+      <w:r>
+        <w:br/>
+      </w:r>
+      <w:r>
+        <w:rPr>
+          <w:rStyle w:val="VerbatimChar"/>
+        </w:rPr>
+        <w:t xml:space="preserve">|   95|      1|      1|  1.00|       1|            NA|</w:t>
+      </w:r>
+      <w:r>
+        <w:br/>
+      </w:r>
+      <w:r>
+        <w:rPr>
+          <w:rStyle w:val="VerbatimChar"/>
+        </w:rPr>
+        <w:t xml:space="preserve">|   97|      0|      0|  0.00|       0|          0.00|</w:t>
+      </w:r>
+    </w:p>
+    <w:p>
+      <w:pPr>
+        <w:pStyle w:val="FirstParagraph"/>
+      </w:pPr>
+      <w:r>
+        <w:drawing>
+          <wp:inline>
+            <wp:extent cx="5334000" cy="4267200"/>
+            <wp:effectExtent b="0" l="0" r="0" t="0"/>
+            <wp:docPr descr="" title="" id="77" name="Picture"/>
+            <a:graphic>
+              <a:graphicData uri="http://schemas.openxmlformats.org/drawingml/2006/picture">
+                <pic:pic>
+                  <pic:nvPicPr>
+                    <pic:cNvPr descr="etapa2_files/figure-docx/unnamed-chunk-6-1.png" id="78" name="Picture"/>
+                    <pic:cNvPicPr>
+                      <a:picLocks noChangeArrowheads="1" noChangeAspect="1"/>
+                    </pic:cNvPicPr>
+                  </pic:nvPicPr>
+                  <pic:blipFill>
+                    <a:blip r:embed="rId76"/>
+                    <a:stretch>
+                      <a:fillRect/>
+                    </a:stretch>
+                  </pic:blipFill>
+                  <pic:spPr bwMode="auto">
+                    <a:xfrm>
+                      <a:off x="0" y="0"/>
+                      <a:ext cx="5334000" cy="4267200"/>
+                    </a:xfrm>
+                    <a:prstGeom prst="rect">
+                      <a:avLst/>
+                    </a:prstGeom>
+                    <a:noFill/>
+                    <a:ln w="9525">
+                      <a:noFill/>
+                      <a:headEnd/>
+                      <a:tailEnd/>
+                    </a:ln>
+                  </pic:spPr>
+                </pic:pic>
+              </a:graphicData>
+            </a:graphic>
+          </wp:inline>
+        </w:drawing>
+      </w:r>
+    </w:p>
+    <w:p>
+      <w:pPr>
+        <w:pStyle w:val="BodyText"/>
+      </w:pPr>
+      <w:r>
+        <w:drawing>
+          <wp:inline>
+            <wp:extent cx="5334000" cy="4267200"/>
+            <wp:effectExtent b="0" l="0" r="0" t="0"/>
+            <wp:docPr descr="" title="" id="80" name="Picture"/>
+            <a:graphic>
+              <a:graphicData uri="http://schemas.openxmlformats.org/drawingml/2006/picture">
+                <pic:pic>
+                  <pic:nvPicPr>
+                    <pic:cNvPr descr="etapa2_files/figure-docx/unnamed-chunk-6-2.png" id="81" name="Picture"/>
+                    <pic:cNvPicPr>
+                      <a:picLocks noChangeArrowheads="1" noChangeAspect="1"/>
+                    </pic:cNvPicPr>
+                  </pic:nvPicPr>
+                  <pic:blipFill>
+                    <a:blip r:embed="rId79"/>
+                    <a:stretch>
+                      <a:fillRect/>
+                    </a:stretch>
+                  </pic:blipFill>
+                  <pic:spPr bwMode="auto">
+                    <a:xfrm>
+                      <a:off x="0" y="0"/>
+                      <a:ext cx="5334000" cy="4267200"/>
+                    </a:xfrm>
+                    <a:prstGeom prst="rect">
+                      <a:avLst/>
+                    </a:prstGeom>
+                    <a:noFill/>
+                    <a:ln w="9525">
+                      <a:noFill/>
+                      <a:headEnd/>
+                      <a:tailEnd/>
+                    </a:ln>
+                  </pic:spPr>
+                </pic:pic>
+              </a:graphicData>
+            </a:graphic>
+          </wp:inline>
+        </w:drawing>
+      </w:r>
+    </w:p>
+    <w:p>
+      <w:pPr>
+        <w:pStyle w:val="SourceCode"/>
+      </w:pPr>
+      <w:r>
+        <w:br/>
+      </w:r>
+      <w:r>
+        <w:rPr>
+          <w:rStyle w:val="VerbatimChar"/>
+        </w:rPr>
+        <w:t xml:space="preserve">--- Medidas de Minutos continuos dedicados a la lectura por Edad del encuestado ---</w:t>
+      </w:r>
+      <w:r>
+        <w:br/>
+      </w:r>
+      <w:r>
+        <w:br/>
+      </w:r>
+      <w:r>
+        <w:br/>
+      </w:r>
+      <w:r>
+        <w:rPr>
+          <w:rStyle w:val="VerbatimChar"/>
+        </w:rPr>
+        <w:t xml:space="preserve">Table: Minutos continuos dedicados a la lectura por Edad del encuestado</w:t>
+      </w:r>
+      <w:r>
+        <w:br/>
+      </w:r>
+      <w:r>
+        <w:br/>
+      </w:r>
+      <w:r>
+        <w:rPr>
+          <w:rStyle w:val="VerbatimChar"/>
+        </w:rPr>
+        <w:t xml:space="preserve">| edad| Minimo| Maximo|  Media| Mediana| Desv_Estandar|</w:t>
+      </w:r>
+      <w:r>
+        <w:br/>
+      </w:r>
+      <w:r>
+        <w:rPr>
+          <w:rStyle w:val="VerbatimChar"/>
+        </w:rPr>
+        <w:t xml:space="preserve">|----:|------:|------:|------:|-------:|-------------:|</w:t>
+      </w:r>
+      <w:r>
+        <w:br/>
+      </w:r>
+      <w:r>
+        <w:rPr>
+          <w:rStyle w:val="VerbatimChar"/>
+        </w:rPr>
+        <w:t xml:space="preserve">|   18|      0|    120|  40.71|    30.0|         36.42|</w:t>
+      </w:r>
+      <w:r>
+        <w:br/>
+      </w:r>
+      <w:r>
+        <w:rPr>
+          <w:rStyle w:val="VerbatimChar"/>
+        </w:rPr>
+        <w:t xml:space="preserve">|   19|      0|    200|  44.01|    30.0|         36.79|</w:t>
+      </w:r>
+      <w:r>
+        <w:br/>
+      </w:r>
+      <w:r>
+        <w:rPr>
+          <w:rStyle w:val="VerbatimChar"/>
+        </w:rPr>
+        <w:t xml:space="preserve">|   20|      0|    180|  40.89|    30.0|         36.30|</w:t>
+      </w:r>
+      <w:r>
+        <w:br/>
+      </w:r>
+      <w:r>
+        <w:rPr>
+          <w:rStyle w:val="VerbatimChar"/>
+        </w:rPr>
+        <w:t xml:space="preserve">|   21|      0|    120|  35.96|    30.0|         30.46|</w:t>
+      </w:r>
+      <w:r>
+        <w:br/>
+      </w:r>
+      <w:r>
+        <w:rPr>
+          <w:rStyle w:val="VerbatimChar"/>
+        </w:rPr>
+        <w:t xml:space="preserve">|   22|      0|    360|  44.87|    30.0|         47.94|</w:t>
+      </w:r>
+      <w:r>
+        <w:br/>
+      </w:r>
+      <w:r>
+        <w:rPr>
+          <w:rStyle w:val="VerbatimChar"/>
+        </w:rPr>
+        <w:t xml:space="preserve">|   23|      0|    360|  37.07|    30.0|         45.95|</w:t>
+      </w:r>
+      <w:r>
+        <w:br/>
+      </w:r>
+      <w:r>
+        <w:rPr>
+          <w:rStyle w:val="VerbatimChar"/>
+        </w:rPr>
+        <w:t xml:space="preserve">|   24|      0|    180|  31.80|    30.0|         30.22|</w:t>
+      </w:r>
+      <w:r>
+        <w:br/>
+      </w:r>
+      <w:r>
+        <w:rPr>
+          <w:rStyle w:val="VerbatimChar"/>
+        </w:rPr>
+        <w:t xml:space="preserve">|   25|      0|    240|  34.81|    30.0|         38.12|</w:t>
+      </w:r>
+      <w:r>
+        <w:br/>
+      </w:r>
+      <w:r>
+        <w:rPr>
+          <w:rStyle w:val="VerbatimChar"/>
+        </w:rPr>
+        <w:t xml:space="preserve">|   26|      0|    240|  29.61|    30.0|         29.95|</w:t>
+      </w:r>
+      <w:r>
+        <w:br/>
+      </w:r>
+      <w:r>
+        <w:rPr>
+          <w:rStyle w:val="VerbatimChar"/>
+        </w:rPr>
+        <w:t xml:space="preserve">|   27|      0|    240|  32.32|    30.0|         31.86|</w:t>
+      </w:r>
+      <w:r>
+        <w:br/>
+      </w:r>
+      <w:r>
+        <w:rPr>
+          <w:rStyle w:val="VerbatimChar"/>
+        </w:rPr>
+        <w:t xml:space="preserve">|   28|      0|    200|  29.05|    25.0|         32.29|</w:t>
+      </w:r>
+      <w:r>
+        <w:br/>
+      </w:r>
+      <w:r>
+        <w:rPr>
+          <w:rStyle w:val="VerbatimChar"/>
+        </w:rPr>
+        <w:t xml:space="preserve">|   29|      0|    180|  29.47|    30.0|         29.45|</w:t>
+      </w:r>
+      <w:r>
+        <w:br/>
+      </w:r>
+      <w:r>
+        <w:rPr>
+          <w:rStyle w:val="VerbatimChar"/>
+        </w:rPr>
+        <w:t xml:space="preserve">|   30|      0|    300|  28.58|    20.0|         30.72|</w:t>
+      </w:r>
+      <w:r>
+        <w:br/>
+      </w:r>
+      <w:r>
+        <w:rPr>
+          <w:rStyle w:val="VerbatimChar"/>
+        </w:rPr>
+        <w:t xml:space="preserve">|   31|      0|    180|  28.87|    25.0|         29.66|</w:t>
+      </w:r>
+      <w:r>
+        <w:br/>
+      </w:r>
+      <w:r>
+        <w:rPr>
+          <w:rStyle w:val="VerbatimChar"/>
+        </w:rPr>
+        <w:t xml:space="preserve">|   32|      0|    180|  29.32|    25.0|         30.90|</w:t>
+      </w:r>
+      <w:r>
+        <w:br/>
+      </w:r>
+      <w:r>
+        <w:rPr>
+          <w:rStyle w:val="VerbatimChar"/>
+        </w:rPr>
+        <w:t xml:space="preserve">|   33|      0|    300|  28.18|    30.0|         32.61|</w:t>
+      </w:r>
+      <w:r>
+        <w:br/>
+      </w:r>
+      <w:r>
+        <w:rPr>
+          <w:rStyle w:val="VerbatimChar"/>
+        </w:rPr>
+        <w:t xml:space="preserve">|   34|      0|    180|  29.42|    25.0|         29.07|</w:t>
+      </w:r>
+      <w:r>
+        <w:br/>
+      </w:r>
+      <w:r>
+        <w:rPr>
+          <w:rStyle w:val="VerbatimChar"/>
+        </w:rPr>
+        <w:t xml:space="preserve">|   35|      0|    240|  25.97|    25.0|         26.96|</w:t>
+      </w:r>
+      <w:r>
+        <w:br/>
+      </w:r>
+      <w:r>
+        <w:rPr>
+          <w:rStyle w:val="VerbatimChar"/>
+        </w:rPr>
+        <w:t xml:space="preserve">|   36|      0|    180|  31.74|    30.0|         32.42|</w:t>
+      </w:r>
+      <w:r>
+        <w:br/>
+      </w:r>
+      <w:r>
+        <w:rPr>
+          <w:rStyle w:val="VerbatimChar"/>
+        </w:rPr>
+        <w:t xml:space="preserve">|   37|      0|    120|  26.65|    20.0|         28.61|</w:t>
+      </w:r>
+      <w:r>
+        <w:br/>
+      </w:r>
+      <w:r>
+        <w:rPr>
+          <w:rStyle w:val="VerbatimChar"/>
+        </w:rPr>
+        <w:t xml:space="preserve">|   38|      0|    120|  26.12|    20.0|         27.09|</w:t>
+      </w:r>
+      <w:r>
+        <w:br/>
+      </w:r>
+      <w:r>
+        <w:rPr>
+          <w:rStyle w:val="VerbatimChar"/>
+        </w:rPr>
+        <w:t xml:space="preserve">|   39|      0|    180|  27.68|    25.0|         28.69|</w:t>
+      </w:r>
+      <w:r>
+        <w:br/>
+      </w:r>
+      <w:r>
+        <w:rPr>
+          <w:rStyle w:val="VerbatimChar"/>
+        </w:rPr>
+        <w:t xml:space="preserve">|   40|      0|    240|  23.92|    20.0|         29.47|</w:t>
+      </w:r>
+      <w:r>
+        <w:br/>
+      </w:r>
+      <w:r>
+        <w:rPr>
+          <w:rStyle w:val="VerbatimChar"/>
+        </w:rPr>
+        <w:t xml:space="preserve">|   41|      0|    480|  28.08|    20.0|         41.01|</w:t>
+      </w:r>
+      <w:r>
+        <w:br/>
+      </w:r>
+      <w:r>
+        <w:rPr>
+          <w:rStyle w:val="VerbatimChar"/>
+        </w:rPr>
+        <w:t xml:space="preserve">|   42|      0|    240|  26.01|    20.0|         30.01|</w:t>
+      </w:r>
+      <w:r>
+        <w:br/>
+      </w:r>
+      <w:r>
+        <w:rPr>
+          <w:rStyle w:val="VerbatimChar"/>
+        </w:rPr>
+        <w:t xml:space="preserve">|   43|      0|    480|  28.49|    20.0|         43.03|</w:t>
+      </w:r>
+      <w:r>
+        <w:br/>
+      </w:r>
+      <w:r>
+        <w:rPr>
+          <w:rStyle w:val="VerbatimChar"/>
+        </w:rPr>
+        <w:t xml:space="preserve">|   44|      0|    300|  29.57|    20.0|         38.27|</w:t>
+      </w:r>
+      <w:r>
+        <w:br/>
+      </w:r>
+      <w:r>
+        <w:rPr>
+          <w:rStyle w:val="VerbatimChar"/>
+        </w:rPr>
+        <w:t xml:space="preserve">|   45|      0|    480|  27.19|    20.0|         46.72|</w:t>
+      </w:r>
+      <w:r>
+        <w:br/>
+      </w:r>
+      <w:r>
+        <w:rPr>
+          <w:rStyle w:val="VerbatimChar"/>
+        </w:rPr>
+        <w:t xml:space="preserve">|   46|      0|    120|  24.74|    20.0|         23.74|</w:t>
+      </w:r>
+      <w:r>
+        <w:br/>
+      </w:r>
+      <w:r>
+        <w:rPr>
+          <w:rStyle w:val="VerbatimChar"/>
+        </w:rPr>
+        <w:t xml:space="preserve">|   47|      0|    180|  23.71|    20.0|         25.75|</w:t>
+      </w:r>
+      <w:r>
+        <w:br/>
+      </w:r>
+      <w:r>
+        <w:rPr>
+          <w:rStyle w:val="VerbatimChar"/>
+        </w:rPr>
+        <w:t xml:space="preserve">|   48|      0|    120|  22.43|    20.0|         24.58|</w:t>
+      </w:r>
+      <w:r>
+        <w:br/>
+      </w:r>
+      <w:r>
+        <w:rPr>
+          <w:rStyle w:val="VerbatimChar"/>
+        </w:rPr>
+        <w:t xml:space="preserve">|   49|      0|    180|  22.93|    20.0|         27.10|</w:t>
+      </w:r>
+      <w:r>
+        <w:br/>
+      </w:r>
+      <w:r>
+        <w:rPr>
+          <w:rStyle w:val="VerbatimChar"/>
+        </w:rPr>
+        <w:t xml:space="preserve">|   50|      0|    240|  25.49|    15.0|         33.58|</w:t>
+      </w:r>
+      <w:r>
+        <w:br/>
+      </w:r>
+      <w:r>
+        <w:rPr>
+          <w:rStyle w:val="VerbatimChar"/>
+        </w:rPr>
+        <w:t xml:space="preserve">|   51|      0|    180|  26.57|    20.0|         31.12|</w:t>
+      </w:r>
+      <w:r>
+        <w:br/>
+      </w:r>
+      <w:r>
+        <w:rPr>
+          <w:rStyle w:val="VerbatimChar"/>
+        </w:rPr>
+        <w:t xml:space="preserve">|   52|      0|    180|  24.01|    20.0|         26.88|</w:t>
+      </w:r>
+      <w:r>
+        <w:br/>
+      </w:r>
+      <w:r>
+        <w:rPr>
+          <w:rStyle w:val="VerbatimChar"/>
+        </w:rPr>
+        <w:t xml:space="preserve">|   53|      0|    240|  22.23|    15.0|         30.54|</w:t>
+      </w:r>
+      <w:r>
+        <w:br/>
+      </w:r>
+      <w:r>
+        <w:rPr>
+          <w:rStyle w:val="VerbatimChar"/>
+        </w:rPr>
+        <w:t xml:space="preserve">|   54|      0|    240|  24.95|    20.0|         29.88|</w:t>
+      </w:r>
+      <w:r>
+        <w:br/>
+      </w:r>
+      <w:r>
+        <w:rPr>
+          <w:rStyle w:val="VerbatimChar"/>
+        </w:rPr>
+        <w:t xml:space="preserve">|   55|      0|    120|  23.57|    20.0|         26.25|</w:t>
+      </w:r>
+      <w:r>
+        <w:br/>
+      </w:r>
+      <w:r>
+        <w:rPr>
+          <w:rStyle w:val="VerbatimChar"/>
+        </w:rPr>
+        <w:t xml:space="preserve">|   56|      0|    180|  23.32|    20.0|         28.51|</w:t>
+      </w:r>
+      <w:r>
+        <w:br/>
+      </w:r>
+      <w:r>
+        <w:rPr>
+          <w:rStyle w:val="VerbatimChar"/>
+        </w:rPr>
+        <w:t xml:space="preserve">|   57|      0|    180|  24.19|    20.0|         31.34|</w:t>
+      </w:r>
+      <w:r>
+        <w:br/>
+      </w:r>
+      <w:r>
+        <w:rPr>
+          <w:rStyle w:val="VerbatimChar"/>
+        </w:rPr>
+        <w:t xml:space="preserve">|   58|      0|    240|  28.18|    20.0|         37.51|</w:t>
+      </w:r>
+      <w:r>
+        <w:br/>
+      </w:r>
+      <w:r>
+        <w:rPr>
+          <w:rStyle w:val="VerbatimChar"/>
+        </w:rPr>
+        <w:t xml:space="preserve">|   59|      0|    240|  28.00|    20.0|         39.38|</w:t>
+      </w:r>
+      <w:r>
+        <w:br/>
+      </w:r>
+      <w:r>
+        <w:rPr>
+          <w:rStyle w:val="VerbatimChar"/>
+        </w:rPr>
+        <w:t xml:space="preserve">|   60|      0|    180|  27.56|    20.0|         32.52|</w:t>
+      </w:r>
+      <w:r>
+        <w:br/>
+      </w:r>
+      <w:r>
+        <w:rPr>
+          <w:rStyle w:val="VerbatimChar"/>
+        </w:rPr>
+        <w:t xml:space="preserve">|   61|      0|    240|  27.21|    20.0|         34.66|</w:t>
+      </w:r>
+      <w:r>
+        <w:br/>
+      </w:r>
+      <w:r>
+        <w:rPr>
+          <w:rStyle w:val="VerbatimChar"/>
+        </w:rPr>
+        <w:t xml:space="preserve">|   62|      0|    180|  24.89|    20.0|         31.08|</w:t>
+      </w:r>
+      <w:r>
+        <w:br/>
+      </w:r>
+      <w:r>
+        <w:rPr>
+          <w:rStyle w:val="VerbatimChar"/>
+        </w:rPr>
+        <w:t xml:space="preserve">|   63|      0|    120|  25.59|    20.0|         29.48|</w:t>
+      </w:r>
+      <w:r>
+        <w:br/>
+      </w:r>
+      <w:r>
+        <w:rPr>
+          <w:rStyle w:val="VerbatimChar"/>
+        </w:rPr>
+        <w:t xml:space="preserve">|   64|      0|    360|  25.76|    20.0|         39.47|</w:t>
+      </w:r>
+      <w:r>
+        <w:br/>
+      </w:r>
+      <w:r>
+        <w:rPr>
+          <w:rStyle w:val="VerbatimChar"/>
+        </w:rPr>
+        <w:t xml:space="preserve">|   65|      0|    300|  24.80|    20.0|         37.21|</w:t>
+      </w:r>
+      <w:r>
+        <w:br/>
+      </w:r>
+      <w:r>
+        <w:rPr>
+          <w:rStyle w:val="VerbatimChar"/>
+        </w:rPr>
+        <w:t xml:space="preserve">|   66|      0|    240|  28.40|    20.0|         39.30|</w:t>
+      </w:r>
+      <w:r>
+        <w:br/>
+      </w:r>
+      <w:r>
+        <w:rPr>
+          <w:rStyle w:val="VerbatimChar"/>
+        </w:rPr>
+        <w:t xml:space="preserve">|   67|      0|    180|  31.18|    20.0|         36.52|</w:t>
+      </w:r>
+      <w:r>
+        <w:br/>
+      </w:r>
+      <w:r>
+        <w:rPr>
+          <w:rStyle w:val="VerbatimChar"/>
+        </w:rPr>
+        <w:t xml:space="preserve">|   68|      0|    240|  27.50|    20.0|         36.73|</w:t>
+      </w:r>
+      <w:r>
+        <w:br/>
+      </w:r>
+      <w:r>
+        <w:rPr>
+          <w:rStyle w:val="VerbatimChar"/>
+        </w:rPr>
+        <w:t xml:space="preserve">|   69|      0|    180|  30.51|    25.0|         35.48|</w:t>
+      </w:r>
+      <w:r>
+        <w:br/>
+      </w:r>
+      <w:r>
+        <w:rPr>
+          <w:rStyle w:val="VerbatimChar"/>
+        </w:rPr>
+        <w:t xml:space="preserve">|   70|      0|    240|  24.45|    15.0|         36.25|</w:t>
+      </w:r>
+      <w:r>
+        <w:br/>
+      </w:r>
+      <w:r>
+        <w:rPr>
+          <w:rStyle w:val="VerbatimChar"/>
+        </w:rPr>
+        <w:t xml:space="preserve">|   71|      0|    120|  20.52|    15.0|         25.94|</w:t>
+      </w:r>
+      <w:r>
+        <w:br/>
+      </w:r>
+      <w:r>
+        <w:rPr>
+          <w:rStyle w:val="VerbatimChar"/>
+        </w:rPr>
+        <w:t xml:space="preserve">|   72|      0|    360|  23.81|    15.0|         41.39|</w:t>
+      </w:r>
+      <w:r>
+        <w:br/>
+      </w:r>
+      <w:r>
+        <w:rPr>
+          <w:rStyle w:val="VerbatimChar"/>
+        </w:rPr>
+        <w:t xml:space="preserve">|   73|      0|    180|  21.51|    10.0|         32.38|</w:t>
+      </w:r>
+      <w:r>
+        <w:br/>
+      </w:r>
+      <w:r>
+        <w:rPr>
+          <w:rStyle w:val="VerbatimChar"/>
+        </w:rPr>
+        <w:t xml:space="preserve">|   74|      0|    180|  25.11|    17.5|         35.61|</w:t>
+      </w:r>
+      <w:r>
+        <w:br/>
+      </w:r>
+      <w:r>
+        <w:rPr>
+          <w:rStyle w:val="VerbatimChar"/>
+        </w:rPr>
+        <w:t xml:space="preserve">|   75|      0|    180|  26.25|     5.0|         39.30|</w:t>
+      </w:r>
+      <w:r>
+        <w:br/>
+      </w:r>
+      <w:r>
+        <w:rPr>
+          <w:rStyle w:val="VerbatimChar"/>
+        </w:rPr>
+        <w:t xml:space="preserve">|   76|      0|    180|  19.36|     0.0|         31.29|</w:t>
+      </w:r>
+      <w:r>
+        <w:br/>
+      </w:r>
+      <w:r>
+        <w:rPr>
+          <w:rStyle w:val="VerbatimChar"/>
+        </w:rPr>
+        <w:t xml:space="preserve">|   77|      0|    180|  23.38|     0.0|         38.38|</w:t>
+      </w:r>
+      <w:r>
+        <w:br/>
+      </w:r>
+      <w:r>
+        <w:rPr>
+          <w:rStyle w:val="VerbatimChar"/>
+        </w:rPr>
+        <w:t xml:space="preserve">|   78|      0|    120|  24.50|     0.0|         38.50|</w:t>
+      </w:r>
+      <w:r>
+        <w:br/>
+      </w:r>
+      <w:r>
+        <w:rPr>
+          <w:rStyle w:val="VerbatimChar"/>
+        </w:rPr>
+        <w:t xml:space="preserve">|   79|      0|     60|  19.40|    15.0|         21.59|</w:t>
+      </w:r>
+      <w:r>
+        <w:br/>
+      </w:r>
+      <w:r>
+        <w:rPr>
+          <w:rStyle w:val="VerbatimChar"/>
+        </w:rPr>
+        <w:t xml:space="preserve">|   80|      0|    240|  28.60|    10.0|         47.70|</w:t>
+      </w:r>
+      <w:r>
+        <w:br/>
+      </w:r>
+      <w:r>
+        <w:rPr>
+          <w:rStyle w:val="VerbatimChar"/>
+        </w:rPr>
+        <w:t xml:space="preserve">|   81|      0|    120|  29.91|     1.0|         40.84|</w:t>
+      </w:r>
+      <w:r>
+        <w:br/>
+      </w:r>
+      <w:r>
+        <w:rPr>
+          <w:rStyle w:val="VerbatimChar"/>
+        </w:rPr>
+        <w:t xml:space="preserve">|   82|      0|     60|  15.54|     7.5|         20.11|</w:t>
+      </w:r>
+      <w:r>
+        <w:br/>
+      </w:r>
+      <w:r>
+        <w:rPr>
+          <w:rStyle w:val="VerbatimChar"/>
+        </w:rPr>
+        <w:t xml:space="preserve">|   83|      0|    120|  20.65|     0.0|         33.08|</w:t>
+      </w:r>
+      <w:r>
+        <w:br/>
+      </w:r>
+      <w:r>
+        <w:rPr>
+          <w:rStyle w:val="VerbatimChar"/>
+        </w:rPr>
+        <w:t xml:space="preserve">|   84|      0|    180|  27.86|    10.0|         42.80|</w:t>
+      </w:r>
+      <w:r>
+        <w:br/>
+      </w:r>
+      <w:r>
+        <w:rPr>
+          <w:rStyle w:val="VerbatimChar"/>
+        </w:rPr>
+        <w:t xml:space="preserve">|   85|      0|    120|  29.00|     0.0|         44.53|</w:t>
+      </w:r>
+      <w:r>
+        <w:br/>
+      </w:r>
+      <w:r>
+        <w:rPr>
+          <w:rStyle w:val="VerbatimChar"/>
+        </w:rPr>
+        <w:t xml:space="preserve">|   86|      0|     60|  13.42|     0.0|         18.86|</w:t>
+      </w:r>
+      <w:r>
+        <w:br/>
+      </w:r>
+      <w:r>
+        <w:rPr>
+          <w:rStyle w:val="VerbatimChar"/>
+        </w:rPr>
+        <w:t xml:space="preserve">|   87|      0|     90|   7.50|     0.0|         25.98|</w:t>
+      </w:r>
+      <w:r>
+        <w:br/>
+      </w:r>
+      <w:r>
+        <w:rPr>
+          <w:rStyle w:val="VerbatimChar"/>
+        </w:rPr>
+        <w:t xml:space="preserve">|   88|      0|     60|   8.00|     0.0|         18.74|</w:t>
+      </w:r>
+      <w:r>
+        <w:br/>
+      </w:r>
+      <w:r>
+        <w:rPr>
+          <w:rStyle w:val="VerbatimChar"/>
+        </w:rPr>
+        <w:t xml:space="preserve">|   89|      0|    120|  22.69|    10.0|         34.56|</w:t>
+      </w:r>
+      <w:r>
+        <w:br/>
+      </w:r>
+      <w:r>
+        <w:rPr>
+          <w:rStyle w:val="VerbatimChar"/>
+        </w:rPr>
+        <w:t xml:space="preserve">|   90|      0|     20|   4.00|     0.0|          8.94|</w:t>
+      </w:r>
+      <w:r>
+        <w:br/>
+      </w:r>
+      <w:r>
+        <w:rPr>
+          <w:rStyle w:val="VerbatimChar"/>
+        </w:rPr>
+        <w:t xml:space="preserve">|   91|      0|      0|   0.00|     0.0|          0.00|</w:t>
+      </w:r>
+      <w:r>
+        <w:br/>
+      </w:r>
+      <w:r>
+        <w:rPr>
+          <w:rStyle w:val="VerbatimChar"/>
+        </w:rPr>
+        <w:t xml:space="preserve">|   92|      0|    180|  48.00|     0.0|         78.23|</w:t>
+      </w:r>
+      <w:r>
+        <w:br/>
+      </w:r>
+      <w:r>
+        <w:rPr>
+          <w:rStyle w:val="VerbatimChar"/>
+        </w:rPr>
+        <w:t xml:space="preserve">|   93|      0|      0|   0.00|     0.0|          0.00|</w:t>
+      </w:r>
+      <w:r>
+        <w:br/>
+      </w:r>
+      <w:r>
+        <w:rPr>
+          <w:rStyle w:val="VerbatimChar"/>
+        </w:rPr>
+        <w:t xml:space="preserve">|   94|      0|      0|   0.00|     0.0|          0.00|</w:t>
+      </w:r>
+      <w:r>
+        <w:br/>
+      </w:r>
+      <w:r>
+        <w:rPr>
+          <w:rStyle w:val="VerbatimChar"/>
+        </w:rPr>
+        <w:t xml:space="preserve">|   95|    120|    120| 120.00|   120.0|            NA|</w:t>
+      </w:r>
+      <w:r>
+        <w:br/>
+      </w:r>
+      <w:r>
+        <w:rPr>
+          <w:rStyle w:val="VerbatimChar"/>
+        </w:rPr>
+        <w:t xml:space="preserve">|   97|      0|      0|   0.00|     0.0|          0.00|</w:t>
+      </w:r>
+    </w:p>
+    <w:p>
+      <w:pPr>
+        <w:pStyle w:val="FirstParagraph"/>
+      </w:pPr>
+      <w:r>
+        <w:drawing>
+          <wp:inline>
+            <wp:extent cx="5334000" cy="4267200"/>
+            <wp:effectExtent b="0" l="0" r="0" t="0"/>
+            <wp:docPr descr="" title="" id="83" name="Picture"/>
+            <a:graphic>
+              <a:graphicData uri="http://schemas.openxmlformats.org/drawingml/2006/picture">
+                <pic:pic>
+                  <pic:nvPicPr>
+                    <pic:cNvPr descr="etapa2_files/figure-docx/unnamed-chunk-6-3.png" id="84" name="Picture"/>
+                    <pic:cNvPicPr>
+                      <a:picLocks noChangeArrowheads="1" noChangeAspect="1"/>
+                    </pic:cNvPicPr>
+                  </pic:nvPicPr>
+                  <pic:blipFill>
+                    <a:blip r:embed="rId82"/>
+                    <a:stretch>
+                      <a:fillRect/>
+                    </a:stretch>
+                  </pic:blipFill>
+                  <pic:spPr bwMode="auto">
+                    <a:xfrm>
+                      <a:off x="0" y="0"/>
+                      <a:ext cx="5334000" cy="4267200"/>
+                    </a:xfrm>
+                    <a:prstGeom prst="rect">
+                      <a:avLst/>
+                    </a:prstGeom>
+                    <a:noFill/>
+                    <a:ln w="9525">
+                      <a:noFill/>
+                      <a:headEnd/>
+                      <a:tailEnd/>
+                    </a:ln>
+                  </pic:spPr>
+                </pic:pic>
+              </a:graphicData>
+            </a:graphic>
+          </wp:inline>
+        </w:drawing>
+      </w:r>
+    </w:p>
+    <w:p>
+      <w:pPr>
+        <w:pStyle w:val="BodyText"/>
+      </w:pPr>
+      <w:r>
+        <w:drawing>
+          <wp:inline>
+            <wp:extent cx="5334000" cy="4267200"/>
+            <wp:effectExtent b="0" l="0" r="0" t="0"/>
+            <wp:docPr descr="" title="" id="86" name="Picture"/>
+            <a:graphic>
+              <a:graphicData uri="http://schemas.openxmlformats.org/drawingml/2006/picture">
+                <pic:pic>
+                  <pic:nvPicPr>
+                    <pic:cNvPr descr="etapa2_files/figure-docx/unnamed-chunk-6-4.png" id="87" name="Picture"/>
+                    <pic:cNvPicPr>
+                      <a:picLocks noChangeArrowheads="1" noChangeAspect="1"/>
+                    </pic:cNvPicPr>
+                  </pic:nvPicPr>
+                  <pic:blipFill>
+                    <a:blip r:embed="rId85"/>
+                    <a:stretch>
+                      <a:fillRect/>
+                    </a:stretch>
+                  </pic:blipFill>
+                  <pic:spPr bwMode="auto">
+                    <a:xfrm>
+                      <a:off x="0" y="0"/>
+                      <a:ext cx="5334000" cy="4267200"/>
+                    </a:xfrm>
+                    <a:prstGeom prst="rect">
+                      <a:avLst/>
+                    </a:prstGeom>
+                    <a:noFill/>
+                    <a:ln w="9525">
+                      <a:noFill/>
+                      <a:headEnd/>
+                      <a:tailEnd/>
+                    </a:ln>
+                  </pic:spPr>
+                </pic:pic>
+              </a:graphicData>
+            </a:graphic>
+          </wp:inline>
+        </w:drawing>
+      </w:r>
+    </w:p>
+    <w:bookmarkEnd w:id="88"/>
     <w:sectPr>
       <w:footnotePr>
         <w:numRestart w:val="eachSect"/>
@@ -436,6 +7581,91 @@
       </w:rPr>
     </w:lvl>
   </w:abstractNum>
+  <w:abstractNum w:abstractNumId="99411">
+    <w:nsid w:val="00A99411"/>
+    <w:multiLevelType w:val="multilevel"/>
+    <w:lvl w:ilvl="0">
+      <w:start w:val="1"/>
+      <w:numFmt w:val="decimal"/>
+      <w:lvlText w:val="%1."/>
+      <w:lvlJc w:val="left"/>
+      <w:pPr>
+        <w:ind w:left="720" w:hanging="360"/>
+      </w:pPr>
+    </w:lvl>
+    <w:lvl w:ilvl="1">
+      <w:start w:val="1"/>
+      <w:numFmt w:val="decimal"/>
+      <w:lvlText w:val="%2."/>
+      <w:lvlJc w:val="left"/>
+      <w:pPr>
+        <w:ind w:left="1440" w:hanging="360"/>
+      </w:pPr>
+    </w:lvl>
+    <w:lvl w:ilvl="2">
+      <w:start w:val="1"/>
+      <w:numFmt w:val="decimal"/>
+      <w:lvlText w:val="%3."/>
+      <w:lvlJc w:val="left"/>
+      <w:pPr>
+        <w:ind w:left="2160" w:hanging="360"/>
+      </w:pPr>
+    </w:lvl>
+    <w:lvl w:ilvl="3">
+      <w:start w:val="1"/>
+      <w:numFmt w:val="decimal"/>
+      <w:lvlText w:val="%4."/>
+      <w:lvlJc w:val="left"/>
+      <w:pPr>
+        <w:ind w:left="2880" w:hanging="360"/>
+      </w:pPr>
+    </w:lvl>
+    <w:lvl w:ilvl="4">
+      <w:start w:val="1"/>
+      <w:numFmt w:val="decimal"/>
+      <w:lvlText w:val="%5."/>
+      <w:lvlJc w:val="left"/>
+      <w:pPr>
+        <w:ind w:left="3600" w:hanging="360"/>
+      </w:pPr>
+    </w:lvl>
+    <w:lvl w:ilvl="5">
+      <w:start w:val="1"/>
+      <w:numFmt w:val="decimal"/>
+      <w:lvlText w:val="%6."/>
+      <w:lvlJc w:val="left"/>
+      <w:pPr>
+        <w:ind w:left="4320" w:hanging="360"/>
+      </w:pPr>
+    </w:lvl>
+    <w:lvl w:ilvl="6">
+      <w:start w:val="1"/>
+      <w:numFmt w:val="decimal"/>
+      <w:lvlText w:val="%7."/>
+      <w:lvlJc w:val="left"/>
+      <w:pPr>
+        <w:ind w:left="5040" w:hanging="360"/>
+      </w:pPr>
+    </w:lvl>
+    <w:lvl w:ilvl="7">
+      <w:start w:val="1"/>
+      <w:numFmt w:val="decimal"/>
+      <w:lvlText w:val="%8."/>
+      <w:lvlJc w:val="left"/>
+      <w:pPr>
+        <w:ind w:left="5760" w:hanging="360"/>
+      </w:pPr>
+    </w:lvl>
+    <w:lvl w:ilvl="8">
+      <w:start w:val="1"/>
+      <w:numFmt w:val="decimal"/>
+      <w:lvlText w:val="%9."/>
+      <w:lvlJc w:val="left"/>
+      <w:pPr>
+        <w:ind w:left="6480" w:hanging="360"/>
+      </w:pPr>
+    </w:lvl>
+  </w:abstractNum>
   <w:num w:numId="1000">
     <w:abstractNumId w:val="990"/>
   </w:num>
@@ -450,6 +7680,36 @@
   </w:num>
   <w:num w:numId="1004">
     <w:abstractNumId w:val="991"/>
+  </w:num>
+  <w:num w:numId="1005">
+    <w:abstractNumId w:val="99411"/>
+    <w:lvlOverride w:ilvl="0">
+      <w:startOverride w:val="1"/>
+    </w:lvlOverride>
+    <w:lvlOverride w:ilvl="1">
+      <w:startOverride w:val="1"/>
+    </w:lvlOverride>
+    <w:lvlOverride w:ilvl="2">
+      <w:startOverride w:val="1"/>
+    </w:lvlOverride>
+    <w:lvlOverride w:ilvl="3">
+      <w:startOverride w:val="1"/>
+    </w:lvlOverride>
+    <w:lvlOverride w:ilvl="4">
+      <w:startOverride w:val="1"/>
+    </w:lvlOverride>
+    <w:lvlOverride w:ilvl="5">
+      <w:startOverride w:val="1"/>
+    </w:lvlOverride>
+    <w:lvlOverride w:ilvl="6">
+      <w:startOverride w:val="1"/>
+    </w:lvlOverride>
+    <w:lvlOverride w:ilvl="7">
+      <w:startOverride w:val="1"/>
+    </w:lvlOverride>
+    <w:lvlOverride w:ilvl="8">
+      <w:startOverride w:val="1"/>
+    </w:lvlOverride>
   </w:num>
 </w:numbering>
 </file>

--- a/docs/etapa2.docx
+++ b/docs/etapa2.docx
@@ -7,7 +7,7 @@
         <w:pStyle w:val="Title"/>
       </w:pPr>
       <w:r>
-        <w:t xml:space="preserve">Etapa 1. Comprensión y preparación de datos</w:t>
+        <w:t xml:space="preserve">Etapa 2. Comprensión y preparación de datos</w:t>
       </w:r>
     </w:p>
     <w:p>
@@ -23,25 +23,294 @@
         <w:pStyle w:val="Date"/>
       </w:pPr>
       <w:r>
-        <w:t xml:space="preserve">2025-10-03</w:t>
-      </w:r>
-    </w:p>
-    <w:bookmarkStart w:id="22" w:name="exploración-de-datos"/>
+        <w:t xml:space="preserve">2025-10-08</w:t>
+      </w:r>
+    </w:p>
+    <w:p>
+      <w:pPr>
+        <w:pStyle w:val="FirstParagraph"/>
+      </w:pPr>
+      <w:r>
+        <w:t xml:space="preserve">prueba</w:t>
+      </w:r>
+    </w:p>
+    <w:bookmarkStart w:id="20" w:name="Xa936a95da02de37941ab10a06d0b9b331e8fa64"/>
+    <w:p>
+      <w:pPr>
+        <w:pStyle w:val="Heading3"/>
+      </w:pPr>
+      <w:r>
+        <w:rPr>
+          <w:b/>
+          <w:bCs/>
+        </w:rPr>
+        <w:t xml:space="preserve">Explora los datos usando herramientas de visualización</w:t>
+      </w:r>
+    </w:p>
+    <w:bookmarkEnd w:id="20"/>
+    <w:bookmarkStart w:id="22" w:name="lectura-de-los-datos"/>
     <w:p>
       <w:pPr>
         <w:pStyle w:val="Heading2"/>
       </w:pPr>
       <w:r>
-        <w:t xml:space="preserve">Exploración de datos</w:t>
-      </w:r>
-    </w:p>
-    <w:bookmarkStart w:id="20" w:name="calcula-medidas-estadísticas"/>
-    <w:p>
-      <w:pPr>
-        <w:pStyle w:val="Heading3"/>
-      </w:pPr>
-      <w:r>
-        <w:t xml:space="preserve">Calcula medidas estadísticas</w:t>
+        <w:t xml:space="preserve">Lectura de los datos</w:t>
+      </w:r>
+    </w:p>
+    <w:p>
+      <w:pPr>
+        <w:pStyle w:val="SourceCode"/>
+      </w:pPr>
+      <w:r>
+        <w:rPr>
+          <w:rStyle w:val="VerbatimChar"/>
+        </w:rPr>
+        <w:t xml:space="preserve">  X p4 p26 p3_4 p8_1 p19 p32 edad  Año</w:t>
+      </w:r>
+      <w:r>
+        <w:br/>
+      </w:r>
+      <w:r>
+        <w:rPr>
+          <w:rStyle w:val="VerbatimChar"/>
+        </w:rPr>
+        <w:t xml:space="preserve">1 1  0   0    2    0   0   3   52 2019</w:t>
+      </w:r>
+      <w:r>
+        <w:br/>
+      </w:r>
+      <w:r>
+        <w:rPr>
+          <w:rStyle w:val="VerbatimChar"/>
+        </w:rPr>
+        <w:t xml:space="preserve">2 2  0   0    2    0   0   5   75 2019</w:t>
+      </w:r>
+      <w:r>
+        <w:br/>
+      </w:r>
+      <w:r>
+        <w:rPr>
+          <w:rStyle w:val="VerbatimChar"/>
+        </w:rPr>
+        <w:t xml:space="preserve">3 3  0  15    2    0   2   0   67 2019</w:t>
+      </w:r>
+      <w:r>
+        <w:br/>
+      </w:r>
+      <w:r>
+        <w:rPr>
+          <w:rStyle w:val="VerbatimChar"/>
+        </w:rPr>
+        <w:t xml:space="preserve">4 4  0   0    2    0   0   5   65 2019</w:t>
+      </w:r>
+      <w:r>
+        <w:br/>
+      </w:r>
+      <w:r>
+        <w:rPr>
+          <w:rStyle w:val="VerbatimChar"/>
+        </w:rPr>
+        <w:t xml:space="preserve">5 5  0   0    2    0   0   2   66 2019</w:t>
+      </w:r>
+      <w:r>
+        <w:br/>
+      </w:r>
+      <w:r>
+        <w:rPr>
+          <w:rStyle w:val="VerbatimChar"/>
+        </w:rPr>
+        <w:t xml:space="preserve">6 6  0  10    2    0   2   0   39 2019</w:t>
+      </w:r>
+    </w:p>
+    <w:p>
+      <w:pPr>
+        <w:pStyle w:val="SourceCode"/>
+      </w:pPr>
+      <w:r>
+        <w:rPr>
+          <w:rStyle w:val="VerbatimChar"/>
+        </w:rPr>
+        <w:t xml:space="preserve">       X                p4              p26              p3_4      </w:t>
+      </w:r>
+      <w:r>
+        <w:br/>
+      </w:r>
+      <w:r>
+        <w:rPr>
+          <w:rStyle w:val="VerbatimChar"/>
+        </w:rPr>
+        <w:t xml:space="preserve"> Min.   :   1.0   Min.   : 0.000   Min.   :  0.00   Min.   :0.000  </w:t>
+      </w:r>
+      <w:r>
+        <w:br/>
+      </w:r>
+      <w:r>
+        <w:rPr>
+          <w:rStyle w:val="VerbatimChar"/>
+        </w:rPr>
+        <w:t xml:space="preserve"> 1st Qu.: 499.0   1st Qu.: 0.000   1st Qu.:  0.00   1st Qu.:2.000  </w:t>
+      </w:r>
+      <w:r>
+        <w:br/>
+      </w:r>
+      <w:r>
+        <w:rPr>
+          <w:rStyle w:val="VerbatimChar"/>
+        </w:rPr>
+        <w:t xml:space="preserve"> Median : 998.0   Median : 0.000   Median : 20.00   Median :2.000  </w:t>
+      </w:r>
+      <w:r>
+        <w:br/>
+      </w:r>
+      <w:r>
+        <w:rPr>
+          <w:rStyle w:val="VerbatimChar"/>
+        </w:rPr>
+        <w:t xml:space="preserve"> Mean   : 997.8   Mean   : 1.435   Mean   : 27.95   Mean   :1.904  </w:t>
+      </w:r>
+      <w:r>
+        <w:br/>
+      </w:r>
+      <w:r>
+        <w:rPr>
+          <w:rStyle w:val="VerbatimChar"/>
+        </w:rPr>
+        <w:t xml:space="preserve"> 3rd Qu.:1496.0   3rd Qu.: 2.000   3rd Qu.: 40.00   3rd Qu.:2.000  </w:t>
+      </w:r>
+      <w:r>
+        <w:br/>
+      </w:r>
+      <w:r>
+        <w:rPr>
+          <w:rStyle w:val="VerbatimChar"/>
+        </w:rPr>
+        <w:t xml:space="preserve"> Max.   :2016.0   Max.   :99.000   Max.   :480.00   Max.   :2.000  </w:t>
+      </w:r>
+      <w:r>
+        <w:br/>
+      </w:r>
+      <w:r>
+        <w:rPr>
+          <w:rStyle w:val="VerbatimChar"/>
+        </w:rPr>
+        <w:t xml:space="preserve">      p8_1             p19              p32              edad      </w:t>
+      </w:r>
+      <w:r>
+        <w:br/>
+      </w:r>
+      <w:r>
+        <w:rPr>
+          <w:rStyle w:val="VerbatimChar"/>
+        </w:rPr>
+        <w:t xml:space="preserve"> Min.   :0.0000   Min.   :0.0000   Min.   :0.0000   Min.   :18.00  </w:t>
+      </w:r>
+      <w:r>
+        <w:br/>
+      </w:r>
+      <w:r>
+        <w:rPr>
+          <w:rStyle w:val="VerbatimChar"/>
+        </w:rPr>
+        <w:t xml:space="preserve"> 1st Qu.:0.0000   1st Qu.:0.0000   1st Qu.:0.0000   1st Qu.:32.00  </w:t>
+      </w:r>
+      <w:r>
+        <w:br/>
+      </w:r>
+      <w:r>
+        <w:rPr>
+          <w:rStyle w:val="VerbatimChar"/>
+        </w:rPr>
+        <w:t xml:space="preserve"> Median :0.0000   Median :0.0000   Median :0.0000   Median :44.00  </w:t>
+      </w:r>
+      <w:r>
+        <w:br/>
+      </w:r>
+      <w:r>
+        <w:rPr>
+          <w:rStyle w:val="VerbatimChar"/>
+        </w:rPr>
+        <w:t xml:space="preserve"> Mean   :0.7242   Mean   :0.5768   Mean   :0.7729   Mean   :45.66  </w:t>
+      </w:r>
+      <w:r>
+        <w:br/>
+      </w:r>
+      <w:r>
+        <w:rPr>
+          <w:rStyle w:val="VerbatimChar"/>
+        </w:rPr>
+        <w:t xml:space="preserve"> 3rd Qu.:2.0000   3rd Qu.:0.0000   3rd Qu.:1.0000   3rd Qu.:58.00  </w:t>
+      </w:r>
+      <w:r>
+        <w:br/>
+      </w:r>
+      <w:r>
+        <w:rPr>
+          <w:rStyle w:val="VerbatimChar"/>
+        </w:rPr>
+        <w:t xml:space="preserve"> Max.   :2.0000   Max.   :3.0000   Max.   :6.0000   Max.   :97.00  </w:t>
+      </w:r>
+      <w:r>
+        <w:br/>
+      </w:r>
+      <w:r>
+        <w:rPr>
+          <w:rStyle w:val="VerbatimChar"/>
+        </w:rPr>
+        <w:t xml:space="preserve">      Año      </w:t>
+      </w:r>
+      <w:r>
+        <w:br/>
+      </w:r>
+      <w:r>
+        <w:rPr>
+          <w:rStyle w:val="VerbatimChar"/>
+        </w:rPr>
+        <w:t xml:space="preserve"> Min.   :2019  </w:t>
+      </w:r>
+      <w:r>
+        <w:br/>
+      </w:r>
+      <w:r>
+        <w:rPr>
+          <w:rStyle w:val="VerbatimChar"/>
+        </w:rPr>
+        <w:t xml:space="preserve"> 1st Qu.:2020  </w:t>
+      </w:r>
+      <w:r>
+        <w:br/>
+      </w:r>
+      <w:r>
+        <w:rPr>
+          <w:rStyle w:val="VerbatimChar"/>
+        </w:rPr>
+        <w:t xml:space="preserve"> Median :2022  </w:t>
+      </w:r>
+      <w:r>
+        <w:br/>
+      </w:r>
+      <w:r>
+        <w:rPr>
+          <w:rStyle w:val="VerbatimChar"/>
+        </w:rPr>
+        <w:t xml:space="preserve"> Mean   :2022  </w:t>
+      </w:r>
+      <w:r>
+        <w:br/>
+      </w:r>
+      <w:r>
+        <w:rPr>
+          <w:rStyle w:val="VerbatimChar"/>
+        </w:rPr>
+        <w:t xml:space="preserve"> 3rd Qu.:2023  </w:t>
+      </w:r>
+      <w:r>
+        <w:br/>
+      </w:r>
+      <w:r>
+        <w:rPr>
+          <w:rStyle w:val="VerbatimChar"/>
+        </w:rPr>
+        <w:t xml:space="preserve"> Max.   :2024  </w:t>
       </w:r>
     </w:p>
     <w:p>
@@ -64,7 +333,7 @@
         </w:numPr>
       </w:pPr>
       <w:r>
-        <w:t xml:space="preserve">Medidas de tendencia central: media, mediana y rango medio.</w:t>
+        <w:t xml:space="preserve">Medidas de posición no-central: cuartiles, outlier (valores atípicos) que se visualizan en el boxplots</w:t>
       </w:r>
     </w:p>
     <w:p>
@@ -75,7 +344,7 @@
         </w:numPr>
       </w:pPr>
       <w:r>
-        <w:t xml:space="preserve">Medidas de dispersión: desviación estándar, coeficiente de variación.</w:t>
+        <w:t xml:space="preserve">Análisis de distribución de los datos (Histogramas). Identificar si tiene forma simétrica o asimétrica y revisar entre qué valores varían los datos, en donde se concentran más los datos</w:t>
       </w:r>
     </w:p>
     <w:p>
@@ -86,23 +355,39 @@
         </w:numPr>
       </w:pPr>
       <w:r>
-        <w:t xml:space="preserve">Medidas de posición: cuartiles</w:t>
-      </w:r>
-    </w:p>
-    <w:p>
-      <w:pPr>
-        <w:numPr>
-          <w:ilvl w:val="0"/>
-          <w:numId w:val="1001"/>
-        </w:numPr>
-      </w:pPr>
-      <w:r>
-        <w:t xml:space="preserve">Medidas de forma: sesgo, curtosis</w:t>
+        <w:t xml:space="preserve">Análisis de correlación  de los datos para ver si dos variables cuantitativas están relacionadas linealmente entre sí</w:t>
+      </w:r>
+    </w:p>
+    <w:bookmarkStart w:id="21" w:name="medidas"/>
+    <w:p>
+      <w:pPr>
+        <w:pStyle w:val="Heading3"/>
+      </w:pPr>
+      <w:r>
+        <w:t xml:space="preserve">Medidas</w:t>
       </w:r>
     </w:p>
     <w:p>
       <w:pPr>
         <w:pStyle w:val="FirstParagraph"/>
+      </w:pPr>
+      <w:r>
+        <w:t xml:space="preserve">Para las medidas de forma (sesgo y curtosis), se requiere la biblioteca e1071, instálala en el menú superior:</w:t>
+      </w:r>
+      <w:r>
+        <w:t xml:space="preserve"> </w:t>
+      </w:r>
+      <w:r>
+        <w:rPr>
+          <w:i/>
+          <w:iCs/>
+        </w:rPr>
+        <w:t xml:space="preserve">Tools/install Packages</w:t>
+      </w:r>
+    </w:p>
+    <w:p>
+      <w:pPr>
+        <w:pStyle w:val="BodyText"/>
       </w:pPr>
       <w:r>
         <w:rPr>
@@ -114,54 +399,25 @@
     </w:p>
     <w:p>
       <w:pPr>
+        <w:pStyle w:val="Compact"/>
         <w:numPr>
           <w:ilvl w:val="0"/>
           <w:numId w:val="1002"/>
         </w:numPr>
       </w:pPr>
       <w:r>
-        <w:t xml:space="preserve">Tabla de distribución de frecuencia</w:t>
-      </w:r>
-    </w:p>
-    <w:p>
-      <w:pPr>
-        <w:numPr>
-          <w:ilvl w:val="0"/>
-          <w:numId w:val="1002"/>
-        </w:numPr>
-      </w:pPr>
-      <w:r>
-        <w:t xml:space="preserve">Para escala ordinal: Mediana</w:t>
-      </w:r>
-    </w:p>
-    <w:p>
-      <w:pPr>
-        <w:pStyle w:val="FirstParagraph"/>
-      </w:pPr>
-      <w:r>
-        <w:t xml:space="preserve">\</w:t>
-      </w:r>
-    </w:p>
-    <w:bookmarkEnd w:id="20"/>
-    <w:bookmarkStart w:id="21" w:name="Xa936a95da02de37941ab10a06d0b9b331e8fa64"/>
-    <w:p>
-      <w:pPr>
-        <w:pStyle w:val="Heading3"/>
-      </w:pPr>
-      <w:r>
-        <w:t xml:space="preserve">Explora los datos usando herramientas de visualización</w:t>
-      </w:r>
-    </w:p>
-    <w:p>
-      <w:pPr>
-        <w:pStyle w:val="FirstParagraph"/>
-      </w:pPr>
-      <w:r>
-        <w:rPr>
-          <w:b/>
-          <w:bCs/>
-        </w:rPr>
-        <w:t xml:space="preserve">Variables cuantitativas:</w:t>
+        <w:t xml:space="preserve">Distribución de los datos (diagramas de barras, diagramas de pastel)</w:t>
+      </w:r>
+    </w:p>
+    <w:bookmarkEnd w:id="21"/>
+    <w:bookmarkEnd w:id="22"/>
+    <w:bookmarkStart w:id="25" w:name="X4b39bf159776d269624f4c924579eb33a8879ee"/>
+    <w:p>
+      <w:pPr>
+        <w:pStyle w:val="Heading2"/>
+      </w:pPr>
+      <w:r>
+        <w:t xml:space="preserve">Vincula los datos categóricos con los numéricos de acuerdo a tu objetivo</w:t>
       </w:r>
     </w:p>
     <w:p>
@@ -172,7 +428,7 @@
         </w:numPr>
       </w:pPr>
       <w:r>
-        <w:t xml:space="preserve">Medidas de posición no-central: cuartiles, outlier (valores atípicos) que se visualizan en el boxplots</w:t>
+        <w:t xml:space="preserve">Calcula las medidas de las variables cuantitativas por categoría de alguna variable categórica de interés</w:t>
       </w:r>
     </w:p>
     <w:p>
@@ -183,7 +439,7 @@
         </w:numPr>
       </w:pPr>
       <w:r>
-        <w:t xml:space="preserve">Análisis de distribución de los datos (Histogramas). Identificar si tiene forma simétrica o asimétrica y revisar entre qué valores varían los datos, en donde se concentran más los datos</w:t>
+        <w:t xml:space="preserve">Elabora gráficos de caja y bigote de las variables cuantitativas por categoría de alguna variable categórica de interés</w:t>
       </w:r>
     </w:p>
     <w:p>
@@ -194,35 +450,1758 @@
         </w:numPr>
       </w:pPr>
       <w:r>
-        <w:t xml:space="preserve">Análisis de correlación  de los datos para ver si dos variables cuantitativas están relacionadas linealmente entre sí</w:t>
-      </w:r>
-    </w:p>
-    <w:p>
-      <w:pPr>
-        <w:pStyle w:val="FirstParagraph"/>
+        <w:t xml:space="preserve">Elabora gráficos comparativos por años si tu objetivo es comparar años</w:t>
+      </w:r>
+    </w:p>
+    <w:bookmarkStart w:id="23" w:name="calcula-medidas-estadísticas"/>
+    <w:p>
+      <w:pPr>
+        <w:pStyle w:val="Heading3"/>
       </w:pPr>
       <w:r>
         <w:rPr>
           <w:b/>
           <w:bCs/>
         </w:rPr>
-        <w:t xml:space="preserve">Variables cualitativas</w:t>
-      </w:r>
-    </w:p>
-    <w:p>
-      <w:pPr>
-        <w:pStyle w:val="Compact"/>
+        <w:t xml:space="preserve">Calcula medidas estadísticas</w:t>
+      </w:r>
+    </w:p>
+    <w:p>
+      <w:pPr>
+        <w:pStyle w:val="FirstParagraph"/>
+      </w:pPr>
+      <w:r>
+        <w:rPr>
+          <w:b/>
+          <w:bCs/>
+        </w:rPr>
+        <w:t xml:space="preserve">Variables cuantitativas:</w:t>
+      </w:r>
+    </w:p>
+    <w:p>
+      <w:pPr>
         <w:numPr>
           <w:ilvl w:val="0"/>
           <w:numId w:val="1004"/>
         </w:numPr>
       </w:pPr>
       <w:r>
+        <w:t xml:space="preserve">Medidas de tendencia central: media, mediana y rango medio.</w:t>
+      </w:r>
+    </w:p>
+    <w:p>
+      <w:pPr>
+        <w:numPr>
+          <w:ilvl w:val="0"/>
+          <w:numId w:val="1004"/>
+        </w:numPr>
+      </w:pPr>
+      <w:r>
+        <w:t xml:space="preserve">Medidas de dispersión: desviación estándar, coeficiente de variación.</w:t>
+      </w:r>
+    </w:p>
+    <w:p>
+      <w:pPr>
+        <w:numPr>
+          <w:ilvl w:val="0"/>
+          <w:numId w:val="1004"/>
+        </w:numPr>
+      </w:pPr>
+      <w:r>
+        <w:t xml:space="preserve">Medidas de posición: cuartiles</w:t>
+      </w:r>
+    </w:p>
+    <w:p>
+      <w:pPr>
+        <w:numPr>
+          <w:ilvl w:val="0"/>
+          <w:numId w:val="1004"/>
+        </w:numPr>
+      </w:pPr>
+      <w:r>
+        <w:t xml:space="preserve">Medidas de forma: sesgo, curtosis</w:t>
+      </w:r>
+    </w:p>
+    <w:p>
+      <w:pPr>
+        <w:pStyle w:val="SourceCode"/>
+      </w:pPr>
+      <w:r>
+        <w:rPr>
+          <w:rStyle w:val="VerbatimChar"/>
+        </w:rPr>
+        <w:t xml:space="preserve">--- MEDIDAS PARA LA VARIABLE 'p4' (Libros Leídos) ---</w:t>
+      </w:r>
+    </w:p>
+    <w:p>
+      <w:pPr>
+        <w:pStyle w:val="SourceCode"/>
+      </w:pPr>
+      <w:r>
+        <w:rPr>
+          <w:rStyle w:val="VerbatimChar"/>
+        </w:rPr>
+        <w:t xml:space="preserve">Tendencia Central:</w:t>
+      </w:r>
+    </w:p>
+    <w:p>
+      <w:pPr>
+        <w:pStyle w:val="SourceCode"/>
+      </w:pPr>
+      <w:r>
+        <w:rPr>
+          <w:rStyle w:val="VerbatimChar"/>
+        </w:rPr>
+        <w:t xml:space="preserve">  Media: 1.27 </w:t>
+      </w:r>
+    </w:p>
+    <w:p>
+      <w:pPr>
+        <w:pStyle w:val="SourceCode"/>
+      </w:pPr>
+      <w:r>
+        <w:rPr>
+          <w:rStyle w:val="VerbatimChar"/>
+        </w:rPr>
+        <w:t xml:space="preserve">  Mediana: 0 </w:t>
+      </w:r>
+    </w:p>
+    <w:p>
+      <w:pPr>
+        <w:pStyle w:val="SourceCode"/>
+      </w:pPr>
+      <w:r>
+        <w:rPr>
+          <w:rStyle w:val="VerbatimChar"/>
+        </w:rPr>
+        <w:t xml:space="preserve">  Rango Medio: 35 </w:t>
+      </w:r>
+    </w:p>
+    <w:p>
+      <w:pPr>
+        <w:pStyle w:val="SourceCode"/>
+      </w:pPr>
+      <w:r>
+        <w:rPr>
+          <w:rStyle w:val="VerbatimChar"/>
+        </w:rPr>
+        <w:t xml:space="preserve">Dispersión:</w:t>
+      </w:r>
+    </w:p>
+    <w:p>
+      <w:pPr>
+        <w:pStyle w:val="SourceCode"/>
+      </w:pPr>
+      <w:r>
+        <w:rPr>
+          <w:rStyle w:val="VerbatimChar"/>
+        </w:rPr>
+        <w:t xml:space="preserve">  Desviación Estándar: 3.26 </w:t>
+      </w:r>
+    </w:p>
+    <w:p>
+      <w:pPr>
+        <w:pStyle w:val="SourceCode"/>
+      </w:pPr>
+      <w:r>
+        <w:rPr>
+          <w:rStyle w:val="VerbatimChar"/>
+        </w:rPr>
+        <w:t xml:space="preserve">  Coeficiente de Variación: 255.95 %</w:t>
+      </w:r>
+    </w:p>
+    <w:p>
+      <w:pPr>
+        <w:pStyle w:val="SourceCode"/>
+      </w:pPr>
+      <w:r>
+        <w:rPr>
+          <w:rStyle w:val="VerbatimChar"/>
+        </w:rPr>
+        <w:t xml:space="preserve">Posición (Resumen de 5 números):</w:t>
+      </w:r>
+    </w:p>
+    <w:p>
+      <w:pPr>
+        <w:pStyle w:val="SourceCode"/>
+      </w:pPr>
+      <w:r>
+        <w:rPr>
+          <w:rStyle w:val="VerbatimChar"/>
+        </w:rPr>
+        <w:t xml:space="preserve">   Min. 1st Qu.  Median    Mean 3rd Qu.    Max. </w:t>
+      </w:r>
+      <w:r>
+        <w:br/>
+      </w:r>
+      <w:r>
+        <w:rPr>
+          <w:rStyle w:val="VerbatimChar"/>
+        </w:rPr>
+        <w:t xml:space="preserve">  0.000   0.000   0.000   1.275   2.000  70.000 </w:t>
+      </w:r>
+    </w:p>
+    <w:p>
+      <w:pPr>
+        <w:pStyle w:val="SourceCode"/>
+      </w:pPr>
+      <w:r>
+        <w:rPr>
+          <w:rStyle w:val="VerbatimChar"/>
+        </w:rPr>
+        <w:t xml:space="preserve">Forma:</w:t>
+      </w:r>
+    </w:p>
+    <w:p>
+      <w:pPr>
+        <w:pStyle w:val="SourceCode"/>
+      </w:pPr>
+      <w:r>
+        <w:rPr>
+          <w:rStyle w:val="VerbatimChar"/>
+        </w:rPr>
+        <w:t xml:space="preserve">  Sesgo (Skewness): 9.38 </w:t>
+      </w:r>
+    </w:p>
+    <w:p>
+      <w:pPr>
+        <w:pStyle w:val="SourceCode"/>
+      </w:pPr>
+      <w:r>
+        <w:rPr>
+          <w:rStyle w:val="VerbatimChar"/>
+        </w:rPr>
+        <w:t xml:space="preserve">  Curtosis (Kurtosis): 143.56 </w:t>
+      </w:r>
+    </w:p>
+    <w:p>
+      <w:pPr>
+        <w:pStyle w:val="FirstParagraph"/>
+      </w:pPr>
+      <w:r>
+        <w:rPr>
+          <w:b/>
+          <w:bCs/>
+        </w:rPr>
+        <w:t xml:space="preserve">Variables cualitativas</w:t>
+      </w:r>
+    </w:p>
+    <w:p>
+      <w:pPr>
+        <w:numPr>
+          <w:ilvl w:val="0"/>
+          <w:numId w:val="1005"/>
+        </w:numPr>
+      </w:pPr>
+      <w:r>
+        <w:t xml:space="preserve">Tabla de distribución de frecuencia</w:t>
+      </w:r>
+    </w:p>
+    <w:p>
+      <w:pPr>
+        <w:numPr>
+          <w:ilvl w:val="0"/>
+          <w:numId w:val="1005"/>
+        </w:numPr>
+      </w:pPr>
+      <w:r>
+        <w:t xml:space="preserve">Para escala ordinal: Mediana</w:t>
+      </w:r>
+    </w:p>
+    <w:p>
+      <w:pPr>
+        <w:pStyle w:val="SourceCode"/>
+      </w:pPr>
+      <w:r>
+        <w:rPr>
+          <w:rStyle w:val="VerbatimChar"/>
+        </w:rPr>
+        <w:t xml:space="preserve">--- TABLA DE FRECUENCIA PARA 'p8_1' (Formato del Libro) ---</w:t>
+      </w:r>
+    </w:p>
+    <w:p>
+      <w:pPr>
+        <w:pStyle w:val="SourceCode"/>
+      </w:pPr>
+      <w:r>
+        <w:rPr>
+          <w:rStyle w:val="VerbatimChar"/>
+        </w:rPr>
+        <w:t xml:space="preserve">Frecuencia Absoluta (Conteo):</w:t>
+      </w:r>
+    </w:p>
+    <w:p>
+      <w:pPr>
+        <w:pStyle w:val="SourceCode"/>
+      </w:pPr>
+      <w:r>
+        <w:rPr>
+          <w:rStyle w:val="VerbatimChar"/>
+        </w:rPr>
+        <w:t xml:space="preserve">formato_libro</w:t>
+      </w:r>
+      <w:r>
+        <w:br/>
+      </w:r>
+      <w:r>
+        <w:rPr>
+          <w:rStyle w:val="VerbatimChar"/>
+        </w:rPr>
+        <w:t xml:space="preserve">   0    1    2 </w:t>
+      </w:r>
+      <w:r>
+        <w:br/>
+      </w:r>
+      <w:r>
+        <w:rPr>
+          <w:rStyle w:val="VerbatimChar"/>
+        </w:rPr>
+        <w:t xml:space="preserve">1207  196  613 </w:t>
+      </w:r>
+    </w:p>
+    <w:p>
+      <w:pPr>
+        <w:pStyle w:val="SourceCode"/>
+      </w:pPr>
+      <w:r>
+        <w:rPr>
+          <w:rStyle w:val="VerbatimChar"/>
+        </w:rPr>
+        <w:t xml:space="preserve">Frecuencia Relativa (Proporción):</w:t>
+      </w:r>
+    </w:p>
+    <w:p>
+      <w:pPr>
+        <w:pStyle w:val="SourceCode"/>
+      </w:pPr>
+      <w:r>
+        <w:rPr>
+          <w:rStyle w:val="VerbatimChar"/>
+        </w:rPr>
+        <w:t xml:space="preserve">formato_libro</w:t>
+      </w:r>
+      <w:r>
+        <w:br/>
+      </w:r>
+      <w:r>
+        <w:rPr>
+          <w:rStyle w:val="VerbatimChar"/>
+        </w:rPr>
+        <w:t xml:space="preserve">    0     1     2 </w:t>
+      </w:r>
+      <w:r>
+        <w:br/>
+      </w:r>
+      <w:r>
+        <w:rPr>
+          <w:rStyle w:val="VerbatimChar"/>
+        </w:rPr>
+        <w:t xml:space="preserve">0.599 0.097 0.304 </w:t>
+      </w:r>
+    </w:p>
+    <w:p>
+      <w:pPr>
+        <w:pStyle w:val="FirstParagraph"/>
+      </w:pPr>
+      <w:r>
+        <w:t xml:space="preserve">\</w:t>
+      </w:r>
+    </w:p>
+    <w:bookmarkEnd w:id="23"/>
+    <w:bookmarkStart w:id="24" w:name="Xbcf278f5d050fc5d9c310a890b87a8a2d423dd5"/>
+    <w:p>
+      <w:pPr>
+        <w:pStyle w:val="Heading3"/>
+      </w:pPr>
+      <w:r>
+        <w:rPr>
+          <w:b/>
+          <w:bCs/>
+        </w:rPr>
+        <w:t xml:space="preserve">Explora los datos usando herramientas de visualización</w:t>
+      </w:r>
+    </w:p>
+    <w:bookmarkEnd w:id="24"/>
+    <w:bookmarkEnd w:id="25"/>
+    <w:bookmarkStart w:id="26" w:name="lectura-de-los-datos-1"/>
+    <w:p>
+      <w:pPr>
+        <w:pStyle w:val="Heading2"/>
+      </w:pPr>
+      <w:r>
+        <w:t xml:space="preserve">Lectura de los datos</w:t>
+      </w:r>
+    </w:p>
+    <w:p>
+      <w:pPr>
+        <w:pStyle w:val="SourceCode"/>
+      </w:pPr>
+      <w:r>
+        <w:rPr>
+          <w:rStyle w:val="VerbatimChar"/>
+        </w:rPr>
+        <w:t xml:space="preserve">  X p4 p26 p3_4 p8_1 p19 p32 edad  Año</w:t>
+      </w:r>
+      <w:r>
+        <w:br/>
+      </w:r>
+      <w:r>
+        <w:rPr>
+          <w:rStyle w:val="VerbatimChar"/>
+        </w:rPr>
+        <w:t xml:space="preserve">1 1  0   0    2    0   0   3   52 2019</w:t>
+      </w:r>
+      <w:r>
+        <w:br/>
+      </w:r>
+      <w:r>
+        <w:rPr>
+          <w:rStyle w:val="VerbatimChar"/>
+        </w:rPr>
+        <w:t xml:space="preserve">2 2  0   0    2    0   0   5   75 2019</w:t>
+      </w:r>
+      <w:r>
+        <w:br/>
+      </w:r>
+      <w:r>
+        <w:rPr>
+          <w:rStyle w:val="VerbatimChar"/>
+        </w:rPr>
+        <w:t xml:space="preserve">3 3  0  15    2    0   2   0   67 2019</w:t>
+      </w:r>
+      <w:r>
+        <w:br/>
+      </w:r>
+      <w:r>
+        <w:rPr>
+          <w:rStyle w:val="VerbatimChar"/>
+        </w:rPr>
+        <w:t xml:space="preserve">4 4  0   0    2    0   0   5   65 2019</w:t>
+      </w:r>
+      <w:r>
+        <w:br/>
+      </w:r>
+      <w:r>
+        <w:rPr>
+          <w:rStyle w:val="VerbatimChar"/>
+        </w:rPr>
+        <w:t xml:space="preserve">5 5  0   0    2    0   0   2   66 2019</w:t>
+      </w:r>
+      <w:r>
+        <w:br/>
+      </w:r>
+      <w:r>
+        <w:rPr>
+          <w:rStyle w:val="VerbatimChar"/>
+        </w:rPr>
+        <w:t xml:space="preserve">6 6  0  10    2    0   2   0   39 2019</w:t>
+      </w:r>
+    </w:p>
+    <w:p>
+      <w:pPr>
+        <w:pStyle w:val="SourceCode"/>
+      </w:pPr>
+      <w:r>
+        <w:rPr>
+          <w:rStyle w:val="VerbatimChar"/>
+        </w:rPr>
+        <w:t xml:space="preserve">       X                p4              p26              p3_4      </w:t>
+      </w:r>
+      <w:r>
+        <w:br/>
+      </w:r>
+      <w:r>
+        <w:rPr>
+          <w:rStyle w:val="VerbatimChar"/>
+        </w:rPr>
+        <w:t xml:space="preserve"> Min.   :   1.0   Min.   : 0.000   Min.   :  0.00   Min.   :0.000  </w:t>
+      </w:r>
+      <w:r>
+        <w:br/>
+      </w:r>
+      <w:r>
+        <w:rPr>
+          <w:rStyle w:val="VerbatimChar"/>
+        </w:rPr>
+        <w:t xml:space="preserve"> 1st Qu.: 499.0   1st Qu.: 0.000   1st Qu.:  0.00   1st Qu.:2.000  </w:t>
+      </w:r>
+      <w:r>
+        <w:br/>
+      </w:r>
+      <w:r>
+        <w:rPr>
+          <w:rStyle w:val="VerbatimChar"/>
+        </w:rPr>
+        <w:t xml:space="preserve"> Median : 998.0   Median : 0.000   Median : 20.00   Median :2.000  </w:t>
+      </w:r>
+      <w:r>
+        <w:br/>
+      </w:r>
+      <w:r>
+        <w:rPr>
+          <w:rStyle w:val="VerbatimChar"/>
+        </w:rPr>
+        <w:t xml:space="preserve"> Mean   : 997.8   Mean   : 1.435   Mean   : 27.95   Mean   :1.904  </w:t>
+      </w:r>
+      <w:r>
+        <w:br/>
+      </w:r>
+      <w:r>
+        <w:rPr>
+          <w:rStyle w:val="VerbatimChar"/>
+        </w:rPr>
+        <w:t xml:space="preserve"> 3rd Qu.:1496.0   3rd Qu.: 2.000   3rd Qu.: 40.00   3rd Qu.:2.000  </w:t>
+      </w:r>
+      <w:r>
+        <w:br/>
+      </w:r>
+      <w:r>
+        <w:rPr>
+          <w:rStyle w:val="VerbatimChar"/>
+        </w:rPr>
+        <w:t xml:space="preserve"> Max.   :2016.0   Max.   :99.000   Max.   :480.00   Max.   :2.000  </w:t>
+      </w:r>
+      <w:r>
+        <w:br/>
+      </w:r>
+      <w:r>
+        <w:rPr>
+          <w:rStyle w:val="VerbatimChar"/>
+        </w:rPr>
+        <w:t xml:space="preserve">      p8_1             p19              p32              edad      </w:t>
+      </w:r>
+      <w:r>
+        <w:br/>
+      </w:r>
+      <w:r>
+        <w:rPr>
+          <w:rStyle w:val="VerbatimChar"/>
+        </w:rPr>
+        <w:t xml:space="preserve"> Min.   :0.0000   Min.   :0.0000   Min.   :0.0000   Min.   :18.00  </w:t>
+      </w:r>
+      <w:r>
+        <w:br/>
+      </w:r>
+      <w:r>
+        <w:rPr>
+          <w:rStyle w:val="VerbatimChar"/>
+        </w:rPr>
+        <w:t xml:space="preserve"> 1st Qu.:0.0000   1st Qu.:0.0000   1st Qu.:0.0000   1st Qu.:32.00  </w:t>
+      </w:r>
+      <w:r>
+        <w:br/>
+      </w:r>
+      <w:r>
+        <w:rPr>
+          <w:rStyle w:val="VerbatimChar"/>
+        </w:rPr>
+        <w:t xml:space="preserve"> Median :0.0000   Median :0.0000   Median :0.0000   Median :44.00  </w:t>
+      </w:r>
+      <w:r>
+        <w:br/>
+      </w:r>
+      <w:r>
+        <w:rPr>
+          <w:rStyle w:val="VerbatimChar"/>
+        </w:rPr>
+        <w:t xml:space="preserve"> Mean   :0.7242   Mean   :0.5768   Mean   :0.7729   Mean   :45.66  </w:t>
+      </w:r>
+      <w:r>
+        <w:br/>
+      </w:r>
+      <w:r>
+        <w:rPr>
+          <w:rStyle w:val="VerbatimChar"/>
+        </w:rPr>
+        <w:t xml:space="preserve"> 3rd Qu.:2.0000   3rd Qu.:0.0000   3rd Qu.:1.0000   3rd Qu.:58.00  </w:t>
+      </w:r>
+      <w:r>
+        <w:br/>
+      </w:r>
+      <w:r>
+        <w:rPr>
+          <w:rStyle w:val="VerbatimChar"/>
+        </w:rPr>
+        <w:t xml:space="preserve"> Max.   :2.0000   Max.   :3.0000   Max.   :6.0000   Max.   :97.00  </w:t>
+      </w:r>
+      <w:r>
+        <w:br/>
+      </w:r>
+      <w:r>
+        <w:rPr>
+          <w:rStyle w:val="VerbatimChar"/>
+        </w:rPr>
+        <w:t xml:space="preserve">      Año      </w:t>
+      </w:r>
+      <w:r>
+        <w:br/>
+      </w:r>
+      <w:r>
+        <w:rPr>
+          <w:rStyle w:val="VerbatimChar"/>
+        </w:rPr>
+        <w:t xml:space="preserve"> Min.   :2019  </w:t>
+      </w:r>
+      <w:r>
+        <w:br/>
+      </w:r>
+      <w:r>
+        <w:rPr>
+          <w:rStyle w:val="VerbatimChar"/>
+        </w:rPr>
+        <w:t xml:space="preserve"> 1st Qu.:2020  </w:t>
+      </w:r>
+      <w:r>
+        <w:br/>
+      </w:r>
+      <w:r>
+        <w:rPr>
+          <w:rStyle w:val="VerbatimChar"/>
+        </w:rPr>
+        <w:t xml:space="preserve"> Median :2022  </w:t>
+      </w:r>
+      <w:r>
+        <w:br/>
+      </w:r>
+      <w:r>
+        <w:rPr>
+          <w:rStyle w:val="VerbatimChar"/>
+        </w:rPr>
+        <w:t xml:space="preserve"> Mean   :2022  </w:t>
+      </w:r>
+      <w:r>
+        <w:br/>
+      </w:r>
+      <w:r>
+        <w:rPr>
+          <w:rStyle w:val="VerbatimChar"/>
+        </w:rPr>
+        <w:t xml:space="preserve"> 3rd Qu.:2023  </w:t>
+      </w:r>
+      <w:r>
+        <w:br/>
+      </w:r>
+      <w:r>
+        <w:rPr>
+          <w:rStyle w:val="VerbatimChar"/>
+        </w:rPr>
+        <w:t xml:space="preserve"> Max.   :2024  </w:t>
+      </w:r>
+    </w:p>
+    <w:bookmarkEnd w:id="26"/>
+    <w:bookmarkStart w:id="35" w:name="X29bc70139ea22ec9af6fa5782c01b35275beae9"/>
+    <w:p>
+      <w:pPr>
+        <w:pStyle w:val="Heading2"/>
+      </w:pPr>
+      <w:r>
+        <w:rPr>
+          <w:b/>
+          <w:bCs/>
+        </w:rPr>
+        <w:t xml:space="preserve">Variable cuantitativa:</w:t>
+      </w:r>
+      <w:r>
+        <w:t xml:space="preserve"> </w:t>
+      </w:r>
+      <w:r>
+        <w:t xml:space="preserve">¿Cuántos libros leyó? (p4)</w:t>
+      </w:r>
+    </w:p>
+    <w:p>
+      <w:pPr>
+        <w:numPr>
+          <w:ilvl w:val="0"/>
+          <w:numId w:val="1006"/>
+        </w:numPr>
+      </w:pPr>
+      <w:r>
+        <w:t xml:space="preserve">Medidas de posición no-central: cuartiles, outlier (valores atípicos) que se visualizan en el boxplots</w:t>
+      </w:r>
+    </w:p>
+    <w:p>
+      <w:pPr>
+        <w:numPr>
+          <w:ilvl w:val="0"/>
+          <w:numId w:val="1006"/>
+        </w:numPr>
+      </w:pPr>
+      <w:r>
+        <w:t xml:space="preserve">Análisis de distribución de los datos (Histogramas). Identificar si tiene forma simétrica o asimétrica y revisar entre qué valores varían los datos, en donde se concentran más los datos</w:t>
+      </w:r>
+    </w:p>
+    <w:p>
+      <w:pPr>
+        <w:numPr>
+          <w:ilvl w:val="0"/>
+          <w:numId w:val="1006"/>
+        </w:numPr>
+      </w:pPr>
+      <w:r>
+        <w:t xml:space="preserve">Análisis de correlación  de los datos para ver si dos variables cuantitativas están relacionadas linealmente entre sí</w:t>
+      </w:r>
+    </w:p>
+    <w:bookmarkStart w:id="27" w:name="medidas-2019-2024"/>
+    <w:p>
+      <w:pPr>
+        <w:pStyle w:val="Heading3"/>
+      </w:pPr>
+      <w:r>
+        <w:t xml:space="preserve">Medidas (2019-2024)</w:t>
+      </w:r>
+    </w:p>
+    <w:p>
+      <w:pPr>
+        <w:pStyle w:val="FirstParagraph"/>
+      </w:pPr>
+      <w:r>
+        <w:t xml:space="preserve">Para las medidas de forma (sesgo y curtosis), se requiere la biblioteca e1071, instálala en el menú superior:</w:t>
+      </w:r>
+      <w:r>
+        <w:t xml:space="preserve"> </w:t>
+      </w:r>
+      <w:r>
+        <w:rPr>
+          <w:i/>
+          <w:iCs/>
+        </w:rPr>
+        <w:t xml:space="preserve">Tools/install Packages</w:t>
+      </w:r>
+    </w:p>
+    <w:p>
+      <w:pPr>
+        <w:pStyle w:val="SourceCode"/>
+      </w:pPr>
+      <w:r>
+        <w:rPr>
+          <w:rStyle w:val="VerbatimChar"/>
+        </w:rPr>
+        <w:t xml:space="preserve">          2019  2020  2021   2022   2023   2024</w:t>
+      </w:r>
+      <w:r>
+        <w:br/>
+      </w:r>
+      <w:r>
+        <w:rPr>
+          <w:rStyle w:val="VerbatimChar"/>
+        </w:rPr>
+        <w:t xml:space="preserve">Mínimo    0.00  0.00  0.00   0.00   0.00   0.00</w:t>
+      </w:r>
+      <w:r>
+        <w:br/>
+      </w:r>
+      <w:r>
+        <w:rPr>
+          <w:rStyle w:val="VerbatimChar"/>
+        </w:rPr>
+        <w:t xml:space="preserve">Q1        0.00  0.00  0.00   0.00   0.00   0.00</w:t>
+      </w:r>
+      <w:r>
+        <w:br/>
+      </w:r>
+      <w:r>
+        <w:rPr>
+          <w:rStyle w:val="VerbatimChar"/>
+        </w:rPr>
+        <w:t xml:space="preserve">Mediana   0.00  0.00  0.00   0.00   0.00   0.00</w:t>
+      </w:r>
+      <w:r>
+        <w:br/>
+      </w:r>
+      <w:r>
+        <w:rPr>
+          <w:rStyle w:val="VerbatimChar"/>
+        </w:rPr>
+        <w:t xml:space="preserve">Media     1.34  1.43  1.56   1.63   1.38   1.27</w:t>
+      </w:r>
+      <w:r>
+        <w:br/>
+      </w:r>
+      <w:r>
+        <w:rPr>
+          <w:rStyle w:val="VerbatimChar"/>
+        </w:rPr>
+        <w:t xml:space="preserve">Q3        2.00  2.00  2.00   2.00   2.00   2.00</w:t>
+      </w:r>
+      <w:r>
+        <w:br/>
+      </w:r>
+      <w:r>
+        <w:rPr>
+          <w:rStyle w:val="VerbatimChar"/>
+        </w:rPr>
+        <w:t xml:space="preserve">Máximo   50.00 60.00 60.00  99.00  80.00  70.00</w:t>
+      </w:r>
+      <w:r>
+        <w:br/>
+      </w:r>
+      <w:r>
+        <w:rPr>
+          <w:rStyle w:val="VerbatimChar"/>
+        </w:rPr>
+        <w:t xml:space="preserve">Desv Est  2.92  3.43  4.43   4.71   4.04   3.26</w:t>
+      </w:r>
+      <w:r>
+        <w:br/>
+      </w:r>
+      <w:r>
+        <w:rPr>
+          <w:rStyle w:val="VerbatimChar"/>
+        </w:rPr>
+        <w:t xml:space="preserve">Sesgo     6.66  7.75  8.36   9.42  11.06   9.38</w:t>
+      </w:r>
+      <w:r>
+        <w:br/>
+      </w:r>
+      <w:r>
+        <w:rPr>
+          <w:rStyle w:val="VerbatimChar"/>
+        </w:rPr>
+        <w:t xml:space="preserve">Curtosis 75.35 94.53 91.32 134.38 171.66 143.56</w:t>
+      </w:r>
+    </w:p>
+    <w:p>
+      <w:pPr>
+        <w:pStyle w:val="SourceCode"/>
+      </w:pPr>
+      <w:r>
+        <w:rPr>
+          <w:rStyle w:val="VerbatimChar"/>
+        </w:rPr>
+        <w:t xml:space="preserve">           2019   2020   2021   2022   2023   2024</w:t>
+      </w:r>
+      <w:r>
+        <w:br/>
+      </w:r>
+      <w:r>
+        <w:rPr>
+          <w:rStyle w:val="VerbatimChar"/>
+        </w:rPr>
+        <w:t xml:space="preserve">Mínimo     0.00   0.00   0.00   0.00   0.00   0.00</w:t>
+      </w:r>
+      <w:r>
+        <w:br/>
+      </w:r>
+      <w:r>
+        <w:rPr>
+          <w:rStyle w:val="VerbatimChar"/>
+        </w:rPr>
+        <w:t xml:space="preserve">Q1         0.00   0.00   0.00   0.00   0.00   0.00</w:t>
+      </w:r>
+      <w:r>
+        <w:br/>
+      </w:r>
+      <w:r>
+        <w:rPr>
+          <w:rStyle w:val="VerbatimChar"/>
+        </w:rPr>
+        <w:t xml:space="preserve">Mediana   20.00  20.00  20.00  20.00  20.00  20.00</w:t>
+      </w:r>
+      <w:r>
+        <w:br/>
+      </w:r>
+      <w:r>
+        <w:rPr>
+          <w:rStyle w:val="VerbatimChar"/>
+        </w:rPr>
+        <w:t xml:space="preserve">Media     27.54  28.25  29.24  28.45  27.44  26.78</w:t>
+      </w:r>
+      <w:r>
+        <w:br/>
+      </w:r>
+      <w:r>
+        <w:rPr>
+          <w:rStyle w:val="VerbatimChar"/>
+        </w:rPr>
+        <w:t xml:space="preserve">Q3        40.00  40.00  40.00  40.00  30.00  30.00</w:t>
+      </w:r>
+      <w:r>
+        <w:br/>
+      </w:r>
+      <w:r>
+        <w:rPr>
+          <w:rStyle w:val="VerbatimChar"/>
+        </w:rPr>
+        <w:t xml:space="preserve">Máximo   360.00 480.00 480.00 360.00 480.00 360.00</w:t>
+      </w:r>
+      <w:r>
+        <w:br/>
+      </w:r>
+      <w:r>
+        <w:rPr>
+          <w:rStyle w:val="VerbatimChar"/>
+        </w:rPr>
+        <w:t xml:space="preserve">Desv Est  30.77  32.97  35.61  33.53  36.93  32.71</w:t>
+      </w:r>
+      <w:r>
+        <w:br/>
+      </w:r>
+      <w:r>
+        <w:rPr>
+          <w:rStyle w:val="VerbatimChar"/>
+        </w:rPr>
+        <w:t xml:space="preserve">Sesgo      2.59   3.11   2.99   2.58   3.53   2.75</w:t>
+      </w:r>
+      <w:r>
+        <w:br/>
+      </w:r>
+      <w:r>
+        <w:rPr>
+          <w:rStyle w:val="VerbatimChar"/>
+        </w:rPr>
+        <w:t xml:space="preserve">Curtosis  13.54  22.89  19.06  11.84  23.12  14.25</w:t>
+      </w:r>
+    </w:p>
+    <w:bookmarkEnd w:id="27"/>
+    <w:bookmarkStart w:id="34" w:name="gráficos-2019-2024"/>
+    <w:p>
+      <w:pPr>
+        <w:pStyle w:val="Heading3"/>
+      </w:pPr>
+      <w:r>
+        <w:t xml:space="preserve">Gráficos (2019-2024)</w:t>
+      </w:r>
+    </w:p>
+    <w:p>
+      <w:pPr>
+        <w:pStyle w:val="FirstParagraph"/>
+      </w:pPr>
+      <w:r>
+        <w:rPr>
+          <w:b/>
+          <w:bCs/>
+        </w:rPr>
+        <w:t xml:space="preserve">Gráfico de Caja y bigote</w:t>
+      </w:r>
+    </w:p>
+    <w:p>
+      <w:pPr>
+        <w:pStyle w:val="BodyText"/>
+      </w:pPr>
+      <w:r>
+        <w:drawing>
+          <wp:inline>
+            <wp:extent cx="5334000" cy="4267200"/>
+            <wp:effectExtent b="0" l="0" r="0" t="0"/>
+            <wp:docPr descr="" title="" id="29" name="Picture"/>
+            <a:graphic>
+              <a:graphicData uri="http://schemas.openxmlformats.org/drawingml/2006/picture">
+                <pic:pic>
+                  <pic:nvPicPr>
+                    <pic:cNvPr descr="etapa2_files/figure-docx/unnamed-chunk-7-1.png" id="30" name="Picture"/>
+                    <pic:cNvPicPr>
+                      <a:picLocks noChangeArrowheads="1" noChangeAspect="1"/>
+                    </pic:cNvPicPr>
+                  </pic:nvPicPr>
+                  <pic:blipFill>
+                    <a:blip r:embed="rId28"/>
+                    <a:stretch>
+                      <a:fillRect/>
+                    </a:stretch>
+                  </pic:blipFill>
+                  <pic:spPr bwMode="auto">
+                    <a:xfrm>
+                      <a:off x="0" y="0"/>
+                      <a:ext cx="5334000" cy="4267200"/>
+                    </a:xfrm>
+                    <a:prstGeom prst="rect">
+                      <a:avLst/>
+                    </a:prstGeom>
+                    <a:noFill/>
+                    <a:ln w="9525">
+                      <a:noFill/>
+                      <a:headEnd/>
+                      <a:tailEnd/>
+                    </a:ln>
+                  </pic:spPr>
+                </pic:pic>
+              </a:graphicData>
+            </a:graphic>
+          </wp:inline>
+        </w:drawing>
+      </w:r>
+    </w:p>
+    <w:p>
+      <w:pPr>
+        <w:pStyle w:val="BodyText"/>
+      </w:pPr>
+      <w:r>
+        <w:rPr>
+          <w:b/>
+          <w:bCs/>
+        </w:rPr>
+        <w:t xml:space="preserve">Histograma de Libros Leídos (2019-2024)</w:t>
+      </w:r>
+    </w:p>
+    <w:p>
+      <w:pPr>
+        <w:pStyle w:val="BodyText"/>
+      </w:pPr>
+      <w:r>
+        <w:drawing>
+          <wp:inline>
+            <wp:extent cx="5334000" cy="4267200"/>
+            <wp:effectExtent b="0" l="0" r="0" t="0"/>
+            <wp:docPr descr="" title="" id="32" name="Picture"/>
+            <a:graphic>
+              <a:graphicData uri="http://schemas.openxmlformats.org/drawingml/2006/picture">
+                <pic:pic>
+                  <pic:nvPicPr>
+                    <pic:cNvPr descr="etapa2_files/figure-docx/unnamed-chunk-8-1.png" id="33" name="Picture"/>
+                    <pic:cNvPicPr>
+                      <a:picLocks noChangeArrowheads="1" noChangeAspect="1"/>
+                    </pic:cNvPicPr>
+                  </pic:nvPicPr>
+                  <pic:blipFill>
+                    <a:blip r:embed="rId31"/>
+                    <a:stretch>
+                      <a:fillRect/>
+                    </a:stretch>
+                  </pic:blipFill>
+                  <pic:spPr bwMode="auto">
+                    <a:xfrm>
+                      <a:off x="0" y="0"/>
+                      <a:ext cx="5334000" cy="4267200"/>
+                    </a:xfrm>
+                    <a:prstGeom prst="rect">
+                      <a:avLst/>
+                    </a:prstGeom>
+                    <a:noFill/>
+                    <a:ln w="9525">
+                      <a:noFill/>
+                      <a:headEnd/>
+                      <a:tailEnd/>
+                    </a:ln>
+                  </pic:spPr>
+                </pic:pic>
+              </a:graphicData>
+            </a:graphic>
+          </wp:inline>
+        </w:drawing>
+      </w:r>
+    </w:p>
+    <w:bookmarkEnd w:id="34"/>
+    <w:bookmarkEnd w:id="35"/>
+    <w:bookmarkStart w:id="44" w:name="Xe339c2094f261c236fe4f6b17d52e2da6fcce5f"/>
+    <w:p>
+      <w:pPr>
+        <w:pStyle w:val="Heading2"/>
+      </w:pPr>
+      <w:r>
+        <w:rPr>
+          <w:b/>
+          <w:bCs/>
+        </w:rPr>
+        <w:t xml:space="preserve">Variable cuantitativa:</w:t>
+      </w:r>
+      <w:r>
+        <w:t xml:space="preserve"> </w:t>
+      </w:r>
+      <w:r>
+        <w:rPr>
+          <w:b/>
+          <w:bCs/>
+        </w:rPr>
+        <w:t xml:space="preserve">Minutos continuos dedicados a la lectura</w:t>
+      </w:r>
+      <w:r>
+        <w:t xml:space="preserve"> </w:t>
+      </w:r>
+      <w:r>
+        <w:t xml:space="preserve">(p26)</w:t>
+      </w:r>
+    </w:p>
+    <w:p>
+      <w:pPr>
+        <w:numPr>
+          <w:ilvl w:val="0"/>
+          <w:numId w:val="1007"/>
+        </w:numPr>
+      </w:pPr>
+      <w:r>
+        <w:t xml:space="preserve">Medidas de posición no-central: cuartiles, outlier (valores atípicos) que se visualizan en el boxplots</w:t>
+      </w:r>
+    </w:p>
+    <w:p>
+      <w:pPr>
+        <w:numPr>
+          <w:ilvl w:val="0"/>
+          <w:numId w:val="1007"/>
+        </w:numPr>
+      </w:pPr>
+      <w:r>
+        <w:t xml:space="preserve">Análisis de distribución de los datos (Histogramas). Identificar si tiene forma simétrica o asimétrica y revisar entre qué valores varían los datos, en donde se concentran más los datos</w:t>
+      </w:r>
+    </w:p>
+    <w:p>
+      <w:pPr>
+        <w:numPr>
+          <w:ilvl w:val="0"/>
+          <w:numId w:val="1007"/>
+        </w:numPr>
+      </w:pPr>
+      <w:r>
+        <w:t xml:space="preserve">Análisis de correlación  de los datos para ver si dos variables cuantitativas están relacionadas linealmente entre sí</w:t>
+      </w:r>
+    </w:p>
+    <w:bookmarkStart w:id="36" w:name="medidas-2019-2024-1"/>
+    <w:p>
+      <w:pPr>
+        <w:pStyle w:val="Heading3"/>
+      </w:pPr>
+      <w:r>
+        <w:t xml:space="preserve">Medidas (2019-2024)</w:t>
+      </w:r>
+    </w:p>
+    <w:p>
+      <w:pPr>
+        <w:pStyle w:val="FirstParagraph"/>
+      </w:pPr>
+      <w:r>
+        <w:t xml:space="preserve">Para las medidas de forma (sesgo y curtosis), se requiere la biblioteca e1071, instálala en el menú superior:</w:t>
+      </w:r>
+      <w:r>
+        <w:t xml:space="preserve"> </w:t>
+      </w:r>
+      <w:r>
+        <w:rPr>
+          <w:i/>
+          <w:iCs/>
+        </w:rPr>
+        <w:t xml:space="preserve">Tools/install Packages</w:t>
+      </w:r>
+    </w:p>
+    <w:p>
+      <w:pPr>
+        <w:pStyle w:val="SourceCode"/>
+      </w:pPr>
+      <w:r>
+        <w:rPr>
+          <w:rStyle w:val="VerbatimChar"/>
+        </w:rPr>
+        <w:t xml:space="preserve">           2019   2020   2021   2022   2023   2024</w:t>
+      </w:r>
+      <w:r>
+        <w:br/>
+      </w:r>
+      <w:r>
+        <w:rPr>
+          <w:rStyle w:val="VerbatimChar"/>
+        </w:rPr>
+        <w:t xml:space="preserve">Mínimo     0.00   0.00   0.00   0.00   0.00   0.00</w:t>
+      </w:r>
+      <w:r>
+        <w:br/>
+      </w:r>
+      <w:r>
+        <w:rPr>
+          <w:rStyle w:val="VerbatimChar"/>
+        </w:rPr>
+        <w:t xml:space="preserve">Q1         0.00   0.00   0.00   0.00   0.00   0.00</w:t>
+      </w:r>
+      <w:r>
+        <w:br/>
+      </w:r>
+      <w:r>
+        <w:rPr>
+          <w:rStyle w:val="VerbatimChar"/>
+        </w:rPr>
+        <w:t xml:space="preserve">Mediana   20.00  20.00  20.00  20.00  20.00  20.00</w:t>
+      </w:r>
+      <w:r>
+        <w:br/>
+      </w:r>
+      <w:r>
+        <w:rPr>
+          <w:rStyle w:val="VerbatimChar"/>
+        </w:rPr>
+        <w:t xml:space="preserve">Media     27.54  28.25  29.24  28.45  27.44  26.78</w:t>
+      </w:r>
+      <w:r>
+        <w:br/>
+      </w:r>
+      <w:r>
+        <w:rPr>
+          <w:rStyle w:val="VerbatimChar"/>
+        </w:rPr>
+        <w:t xml:space="preserve">Q3        40.00  40.00  40.00  40.00  30.00  30.00</w:t>
+      </w:r>
+      <w:r>
+        <w:br/>
+      </w:r>
+      <w:r>
+        <w:rPr>
+          <w:rStyle w:val="VerbatimChar"/>
+        </w:rPr>
+        <w:t xml:space="preserve">Máximo   360.00 480.00 480.00 360.00 480.00 360.00</w:t>
+      </w:r>
+      <w:r>
+        <w:br/>
+      </w:r>
+      <w:r>
+        <w:rPr>
+          <w:rStyle w:val="VerbatimChar"/>
+        </w:rPr>
+        <w:t xml:space="preserve">Desv Est  30.77  32.97  35.61  33.53  36.93  32.71</w:t>
+      </w:r>
+      <w:r>
+        <w:br/>
+      </w:r>
+      <w:r>
+        <w:rPr>
+          <w:rStyle w:val="VerbatimChar"/>
+        </w:rPr>
+        <w:t xml:space="preserve">Sesgo      2.59   3.11   2.99   2.58   3.53   2.75</w:t>
+      </w:r>
+      <w:r>
+        <w:br/>
+      </w:r>
+      <w:r>
+        <w:rPr>
+          <w:rStyle w:val="VerbatimChar"/>
+        </w:rPr>
+        <w:t xml:space="preserve">Curtosis  13.54  22.89  19.06  11.84  23.12  14.25</w:t>
+      </w:r>
+    </w:p>
+    <w:bookmarkEnd w:id="36"/>
+    <w:bookmarkStart w:id="43" w:name="gráficos-2019-2024-1"/>
+    <w:p>
+      <w:pPr>
+        <w:pStyle w:val="Heading3"/>
+      </w:pPr>
+      <w:r>
+        <w:t xml:space="preserve">Gráficos (2019-2024)</w:t>
+      </w:r>
+    </w:p>
+    <w:p>
+      <w:pPr>
+        <w:pStyle w:val="FirstParagraph"/>
+      </w:pPr>
+      <w:r>
+        <w:rPr>
+          <w:b/>
+          <w:bCs/>
+        </w:rPr>
+        <w:t xml:space="preserve">Gráfico de Caja y bigote</w:t>
+      </w:r>
+    </w:p>
+    <w:p>
+      <w:pPr>
+        <w:pStyle w:val="BodyText"/>
+      </w:pPr>
+      <w:r>
+        <w:drawing>
+          <wp:inline>
+            <wp:extent cx="5334000" cy="4267200"/>
+            <wp:effectExtent b="0" l="0" r="0" t="0"/>
+            <wp:docPr descr="" title="" id="38" name="Picture"/>
+            <a:graphic>
+              <a:graphicData uri="http://schemas.openxmlformats.org/drawingml/2006/picture">
+                <pic:pic>
+                  <pic:nvPicPr>
+                    <pic:cNvPr descr="etapa2_files/figure-docx/unnamed-chunk-10-1.png" id="39" name="Picture"/>
+                    <pic:cNvPicPr>
+                      <a:picLocks noChangeArrowheads="1" noChangeAspect="1"/>
+                    </pic:cNvPicPr>
+                  </pic:nvPicPr>
+                  <pic:blipFill>
+                    <a:blip r:embed="rId37"/>
+                    <a:stretch>
+                      <a:fillRect/>
+                    </a:stretch>
+                  </pic:blipFill>
+                  <pic:spPr bwMode="auto">
+                    <a:xfrm>
+                      <a:off x="0" y="0"/>
+                      <a:ext cx="5334000" cy="4267200"/>
+                    </a:xfrm>
+                    <a:prstGeom prst="rect">
+                      <a:avLst/>
+                    </a:prstGeom>
+                    <a:noFill/>
+                    <a:ln w="9525">
+                      <a:noFill/>
+                      <a:headEnd/>
+                      <a:tailEnd/>
+                    </a:ln>
+                  </pic:spPr>
+                </pic:pic>
+              </a:graphicData>
+            </a:graphic>
+          </wp:inline>
+        </w:drawing>
+      </w:r>
+    </w:p>
+    <w:p>
+      <w:pPr>
+        <w:pStyle w:val="BodyText"/>
+      </w:pPr>
+      <w:r>
+        <w:rPr>
+          <w:b/>
+          <w:bCs/>
+        </w:rPr>
+        <w:t xml:space="preserve">Histograma de Libros Leídos (2019-2024)</w:t>
+      </w:r>
+    </w:p>
+    <w:p>
+      <w:pPr>
+        <w:pStyle w:val="BodyText"/>
+      </w:pPr>
+      <w:r>
+        <w:drawing>
+          <wp:inline>
+            <wp:extent cx="5334000" cy="4267200"/>
+            <wp:effectExtent b="0" l="0" r="0" t="0"/>
+            <wp:docPr descr="" title="" id="41" name="Picture"/>
+            <a:graphic>
+              <a:graphicData uri="http://schemas.openxmlformats.org/drawingml/2006/picture">
+                <pic:pic>
+                  <pic:nvPicPr>
+                    <pic:cNvPr descr="etapa2_files/figure-docx/unnamed-chunk-11-1.png" id="42" name="Picture"/>
+                    <pic:cNvPicPr>
+                      <a:picLocks noChangeArrowheads="1" noChangeAspect="1"/>
+                    </pic:cNvPicPr>
+                  </pic:nvPicPr>
+                  <pic:blipFill>
+                    <a:blip r:embed="rId40"/>
+                    <a:stretch>
+                      <a:fillRect/>
+                    </a:stretch>
+                  </pic:blipFill>
+                  <pic:spPr bwMode="auto">
+                    <a:xfrm>
+                      <a:off x="0" y="0"/>
+                      <a:ext cx="5334000" cy="4267200"/>
+                    </a:xfrm>
+                    <a:prstGeom prst="rect">
+                      <a:avLst/>
+                    </a:prstGeom>
+                    <a:noFill/>
+                    <a:ln w="9525">
+                      <a:noFill/>
+                      <a:headEnd/>
+                      <a:tailEnd/>
+                    </a:ln>
+                  </pic:spPr>
+                </pic:pic>
+              </a:graphicData>
+            </a:graphic>
+          </wp:inline>
+        </w:drawing>
+      </w:r>
+    </w:p>
+    <w:bookmarkEnd w:id="43"/>
+    <w:bookmarkEnd w:id="44"/>
+    <w:bookmarkStart w:id="45" w:name="section"/>
+    <w:p>
+      <w:pPr>
+        <w:pStyle w:val="Heading2"/>
+      </w:pPr>
+    </w:p>
+    <w:bookmarkEnd w:id="45"/>
+    <w:bookmarkStart w:id="54" w:name="X26fed03e5a757df6b73e0c2e8c90d47200b5058"/>
+    <w:p>
+      <w:pPr>
+        <w:pStyle w:val="Heading2"/>
+      </w:pPr>
+      <w:r>
+        <w:rPr>
+          <w:b/>
+          <w:bCs/>
+        </w:rPr>
+        <w:t xml:space="preserve">Variable cualitativa:</w:t>
+      </w:r>
+      <w:r>
+        <w:t xml:space="preserve"> </w:t>
+      </w:r>
+      <w:r>
+        <w:t xml:space="preserve">¿El libro leído era digital? (</w:t>
+      </w:r>
+      <w:r>
+        <w:rPr>
+          <w:rStyle w:val="VerbatimChar"/>
+        </w:rPr>
+        <w:t xml:space="preserve">p8_1</w:t>
+      </w:r>
+      <w:r>
+        <w:t xml:space="preserve">)</w:t>
+      </w:r>
+    </w:p>
+    <w:bookmarkStart w:id="46" w:name="medidas-2019-2024-2"/>
+    <w:p>
+      <w:pPr>
+        <w:pStyle w:val="Heading3"/>
+      </w:pPr>
+      <w:r>
+        <w:t xml:space="preserve">Medidas (2019-2024)</w:t>
+      </w:r>
+    </w:p>
+    <w:p>
+      <w:pPr>
+        <w:pStyle w:val="SourceCode"/>
+      </w:pPr>
+      <w:r>
+        <w:rPr>
+          <w:rStyle w:val="VerbatimChar"/>
+        </w:rPr>
+        <w:t xml:space="preserve">     No Aplica Digital Impreso Total</w:t>
+      </w:r>
+      <w:r>
+        <w:br/>
+      </w:r>
+      <w:r>
+        <w:rPr>
+          <w:rStyle w:val="VerbatimChar"/>
+        </w:rPr>
+        <w:t xml:space="preserve">2019     0.591   0.064   0.345     1</w:t>
+      </w:r>
+      <w:r>
+        <w:br/>
+      </w:r>
+      <w:r>
+        <w:rPr>
+          <w:rStyle w:val="VerbatimChar"/>
+        </w:rPr>
+        <w:t xml:space="preserve">2020     0.597   0.060   0.344     1</w:t>
+      </w:r>
+      <w:r>
+        <w:br/>
+      </w:r>
+      <w:r>
+        <w:rPr>
+          <w:rStyle w:val="VerbatimChar"/>
+        </w:rPr>
+        <w:t xml:space="preserve">2021     0.588   0.106   0.306     1</w:t>
+      </w:r>
+      <w:r>
+        <w:br/>
+      </w:r>
+      <w:r>
+        <w:rPr>
+          <w:rStyle w:val="VerbatimChar"/>
+        </w:rPr>
+        <w:t xml:space="preserve">2022     0.583   0.104   0.312     1</w:t>
+      </w:r>
+      <w:r>
+        <w:br/>
+      </w:r>
+      <w:r>
+        <w:rPr>
+          <w:rStyle w:val="VerbatimChar"/>
+        </w:rPr>
+        <w:t xml:space="preserve">2023     0.602   0.106   0.292     1</w:t>
+      </w:r>
+      <w:r>
+        <w:br/>
+      </w:r>
+      <w:r>
+        <w:rPr>
+          <w:rStyle w:val="VerbatimChar"/>
+        </w:rPr>
+        <w:t xml:space="preserve">2024     0.599   0.097   0.304     1</w:t>
+      </w:r>
+    </w:p>
+    <w:bookmarkEnd w:id="46"/>
+    <w:bookmarkStart w:id="53" w:name="gráficos"/>
+    <w:p>
+      <w:pPr>
+        <w:pStyle w:val="Heading3"/>
+      </w:pPr>
+      <w:r>
+        <w:t xml:space="preserve">Gráficos</w:t>
+      </w:r>
+    </w:p>
+    <w:p>
+      <w:pPr>
+        <w:pStyle w:val="FirstParagraph"/>
+      </w:pPr>
+      <w:r>
+        <w:rPr>
+          <w:b/>
+          <w:bCs/>
+        </w:rPr>
+        <w:t xml:space="preserve">Gráfico de Pastel por Formato de Libro (2019-2024)</w:t>
+      </w:r>
+    </w:p>
+    <w:p>
+      <w:pPr>
+        <w:pStyle w:val="BodyText"/>
+      </w:pPr>
+      <w:r>
+        <w:drawing>
+          <wp:inline>
+            <wp:extent cx="5334000" cy="4267200"/>
+            <wp:effectExtent b="0" l="0" r="0" t="0"/>
+            <wp:docPr descr="" title="" id="48" name="Picture"/>
+            <a:graphic>
+              <a:graphicData uri="http://schemas.openxmlformats.org/drawingml/2006/picture">
+                <pic:pic>
+                  <pic:nvPicPr>
+                    <pic:cNvPr descr="etapa2_files/figure-docx/unnamed-chunk-13-1.png" id="49" name="Picture"/>
+                    <pic:cNvPicPr>
+                      <a:picLocks noChangeArrowheads="1" noChangeAspect="1"/>
+                    </pic:cNvPicPr>
+                  </pic:nvPicPr>
+                  <pic:blipFill>
+                    <a:blip r:embed="rId47"/>
+                    <a:stretch>
+                      <a:fillRect/>
+                    </a:stretch>
+                  </pic:blipFill>
+                  <pic:spPr bwMode="auto">
+                    <a:xfrm>
+                      <a:off x="0" y="0"/>
+                      <a:ext cx="5334000" cy="4267200"/>
+                    </a:xfrm>
+                    <a:prstGeom prst="rect">
+                      <a:avLst/>
+                    </a:prstGeom>
+                    <a:noFill/>
+                    <a:ln w="9525">
+                      <a:noFill/>
+                      <a:headEnd/>
+                      <a:tailEnd/>
+                    </a:ln>
+                  </pic:spPr>
+                </pic:pic>
+              </a:graphicData>
+            </a:graphic>
+          </wp:inline>
+        </w:drawing>
+      </w:r>
+    </w:p>
+    <w:p>
+      <w:pPr>
+        <w:pStyle w:val="BodyText"/>
+      </w:pPr>
+      <w:r>
+        <w:rPr>
+          <w:b/>
+          <w:bCs/>
+        </w:rPr>
+        <w:t xml:space="preserve">Gráfico de Líneas por Año</w:t>
+      </w:r>
+      <w:r>
+        <w:t xml:space="preserve"> </w:t>
+      </w:r>
+      <w:r>
+        <w:t xml:space="preserve">(2019-2024)</w:t>
+      </w:r>
+    </w:p>
+    <w:p>
+      <w:pPr>
+        <w:pStyle w:val="BodyText"/>
+      </w:pPr>
+      <w:r>
+        <w:drawing>
+          <wp:inline>
+            <wp:extent cx="5334000" cy="4267200"/>
+            <wp:effectExtent b="0" l="0" r="0" t="0"/>
+            <wp:docPr descr="" title="" id="51" name="Picture"/>
+            <a:graphic>
+              <a:graphicData uri="http://schemas.openxmlformats.org/drawingml/2006/picture">
+                <pic:pic>
+                  <pic:nvPicPr>
+                    <pic:cNvPr descr="etapa2_files/figure-docx/unnamed-chunk-14-1.png" id="52" name="Picture"/>
+                    <pic:cNvPicPr>
+                      <a:picLocks noChangeArrowheads="1" noChangeAspect="1"/>
+                    </pic:cNvPicPr>
+                  </pic:nvPicPr>
+                  <pic:blipFill>
+                    <a:blip r:embed="rId50"/>
+                    <a:stretch>
+                      <a:fillRect/>
+                    </a:stretch>
+                  </pic:blipFill>
+                  <pic:spPr bwMode="auto">
+                    <a:xfrm>
+                      <a:off x="0" y="0"/>
+                      <a:ext cx="5334000" cy="4267200"/>
+                    </a:xfrm>
+                    <a:prstGeom prst="rect">
+                      <a:avLst/>
+                    </a:prstGeom>
+                    <a:noFill/>
+                    <a:ln w="9525">
+                      <a:noFill/>
+                      <a:headEnd/>
+                      <a:tailEnd/>
+                    </a:ln>
+                  </pic:spPr>
+                </pic:pic>
+              </a:graphicData>
+            </a:graphic>
+          </wp:inline>
+        </w:drawing>
+      </w:r>
+    </w:p>
+    <w:bookmarkEnd w:id="53"/>
+    <w:bookmarkEnd w:id="54"/>
+    <w:bookmarkStart w:id="58" w:name="Xd4cf9181666fd217102bd4fb72ce3b2287d4afb"/>
+    <w:p>
+      <w:pPr>
+        <w:pStyle w:val="Heading2"/>
+      </w:pPr>
+      <w:r>
+        <w:rPr>
+          <w:b/>
+          <w:bCs/>
+        </w:rPr>
+        <w:t xml:space="preserve">Vincula los datos categóricos con los numéricos de acuerdo a tu objetivo</w:t>
+      </w:r>
+    </w:p>
+    <w:p>
+      <w:pPr>
+        <w:pStyle w:val="FirstParagraph"/>
+      </w:pPr>
+      <w:r>
         <w:t xml:space="preserve">Distribución de los datos (diagramas de barras, diagramas de pastel)</w:t>
       </w:r>
     </w:p>
-    <w:bookmarkEnd w:id="21"/>
-    <w:bookmarkEnd w:id="22"/>
+    <w:p>
+      <w:pPr>
+        <w:numPr>
+          <w:ilvl w:val="0"/>
+          <w:numId w:val="1008"/>
+        </w:numPr>
+      </w:pPr>
+      <w:r>
+        <w:t xml:space="preserve">Calcula las medidas de las variables cuantitativas por categoría de alguna variable categórica de interés</w:t>
+      </w:r>
+    </w:p>
+    <w:p>
+      <w:pPr>
+        <w:numPr>
+          <w:ilvl w:val="0"/>
+          <w:numId w:val="1008"/>
+        </w:numPr>
+      </w:pPr>
+      <w:r>
+        <w:t xml:space="preserve">Elabora gráficos de caja y bigote de las variables cuantitativas por categoría de alguna variable categórica de interés</w:t>
+      </w:r>
+    </w:p>
+    <w:p>
+      <w:pPr>
+        <w:numPr>
+          <w:ilvl w:val="0"/>
+          <w:numId w:val="1008"/>
+        </w:numPr>
+      </w:pPr>
+      <w:r>
+        <w:t xml:space="preserve">Elabora gráficos comparativos por años si tu objetivo es comparar años</w:t>
+      </w:r>
+    </w:p>
+    <w:p>
+      <w:pPr>
+        <w:pStyle w:val="FirstParagraph"/>
+      </w:pPr>
+      <w:r>
+        <w:rPr>
+          <w:b/>
+          <w:bCs/>
+        </w:rPr>
+        <w:t xml:space="preserve">Medidas: Media de libros leídos por formato</w:t>
+      </w:r>
+    </w:p>
+    <w:p>
+      <w:pPr>
+        <w:pStyle w:val="SourceCode"/>
+      </w:pPr>
+      <w:r>
+        <w:rPr>
+          <w:rStyle w:val="VerbatimChar"/>
+        </w:rPr>
+        <w:t xml:space="preserve">          2019 2020 2021 2022 2023 2024</w:t>
+      </w:r>
+      <w:r>
+        <w:br/>
+      </w:r>
+      <w:r>
+        <w:rPr>
+          <w:rStyle w:val="VerbatimChar"/>
+        </w:rPr>
+        <w:t xml:space="preserve">No Aplica 0.00 0.00 0.00 0.00 0.00 0.00</w:t>
+      </w:r>
+      <w:r>
+        <w:br/>
+      </w:r>
+      <w:r>
+        <w:rPr>
+          <w:rStyle w:val="VerbatimChar"/>
+        </w:rPr>
+        <w:t xml:space="preserve">Digital   4.48 5.18 5.58 5.80 5.12 4.81</w:t>
+      </w:r>
+      <w:r>
+        <w:br/>
+      </w:r>
+      <w:r>
+        <w:rPr>
+          <w:rStyle w:val="VerbatimChar"/>
+        </w:rPr>
+        <w:t xml:space="preserve">Impreso   3.04 3.25 3.18 3.27 2.86 2.66</w:t>
+      </w:r>
+    </w:p>
+    <w:p>
+      <w:pPr>
+        <w:pStyle w:val="FirstParagraph"/>
+      </w:pPr>
+      <w:r>
+        <w:rPr>
+          <w:b/>
+          <w:bCs/>
+        </w:rPr>
+        <w:t xml:space="preserve">Gráficos: Boxplots por formato (2019-2024)</w:t>
+      </w:r>
+    </w:p>
+    <w:p>
+      <w:pPr>
+        <w:pStyle w:val="BodyText"/>
+      </w:pPr>
+      <w:r>
+        <w:drawing>
+          <wp:inline>
+            <wp:extent cx="5334000" cy="4267200"/>
+            <wp:effectExtent b="0" l="0" r="0" t="0"/>
+            <wp:docPr descr="" title="" id="56" name="Picture"/>
+            <a:graphic>
+              <a:graphicData uri="http://schemas.openxmlformats.org/drawingml/2006/picture">
+                <pic:pic>
+                  <pic:nvPicPr>
+                    <pic:cNvPr descr="etapa2_files/figure-docx/unnamed-chunk-16-1.png" id="57" name="Picture"/>
+                    <pic:cNvPicPr>
+                      <a:picLocks noChangeArrowheads="1" noChangeAspect="1"/>
+                    </pic:cNvPicPr>
+                  </pic:nvPicPr>
+                  <pic:blipFill>
+                    <a:blip r:embed="rId55"/>
+                    <a:stretch>
+                      <a:fillRect/>
+                    </a:stretch>
+                  </pic:blipFill>
+                  <pic:spPr bwMode="auto">
+                    <a:xfrm>
+                      <a:off x="0" y="0"/>
+                      <a:ext cx="5334000" cy="4267200"/>
+                    </a:xfrm>
+                    <a:prstGeom prst="rect">
+                      <a:avLst/>
+                    </a:prstGeom>
+                    <a:noFill/>
+                    <a:ln w="9525">
+                      <a:noFill/>
+                      <a:headEnd/>
+                      <a:tailEnd/>
+                    </a:ln>
+                  </pic:spPr>
+                </pic:pic>
+              </a:graphicData>
+            </a:graphic>
+          </wp:inline>
+        </w:drawing>
+      </w:r>
+    </w:p>
+    <w:bookmarkEnd w:id="58"/>
     <w:sectPr>
       <w:footnotePr>
         <w:numRestart w:val="eachSect"/>
@@ -436,6 +2415,91 @@
       </w:rPr>
     </w:lvl>
   </w:abstractNum>
+  <w:abstractNum w:abstractNumId="99411">
+    <w:nsid w:val="00A99411"/>
+    <w:multiLevelType w:val="multilevel"/>
+    <w:lvl w:ilvl="0">
+      <w:start w:val="1"/>
+      <w:numFmt w:val="decimal"/>
+      <w:lvlText w:val="%1."/>
+      <w:lvlJc w:val="left"/>
+      <w:pPr>
+        <w:ind w:left="720" w:hanging="360"/>
+      </w:pPr>
+    </w:lvl>
+    <w:lvl w:ilvl="1">
+      <w:start w:val="1"/>
+      <w:numFmt w:val="decimal"/>
+      <w:lvlText w:val="%2."/>
+      <w:lvlJc w:val="left"/>
+      <w:pPr>
+        <w:ind w:left="1440" w:hanging="360"/>
+      </w:pPr>
+    </w:lvl>
+    <w:lvl w:ilvl="2">
+      <w:start w:val="1"/>
+      <w:numFmt w:val="decimal"/>
+      <w:lvlText w:val="%3."/>
+      <w:lvlJc w:val="left"/>
+      <w:pPr>
+        <w:ind w:left="2160" w:hanging="360"/>
+      </w:pPr>
+    </w:lvl>
+    <w:lvl w:ilvl="3">
+      <w:start w:val="1"/>
+      <w:numFmt w:val="decimal"/>
+      <w:lvlText w:val="%4."/>
+      <w:lvlJc w:val="left"/>
+      <w:pPr>
+        <w:ind w:left="2880" w:hanging="360"/>
+      </w:pPr>
+    </w:lvl>
+    <w:lvl w:ilvl="4">
+      <w:start w:val="1"/>
+      <w:numFmt w:val="decimal"/>
+      <w:lvlText w:val="%5."/>
+      <w:lvlJc w:val="left"/>
+      <w:pPr>
+        <w:ind w:left="3600" w:hanging="360"/>
+      </w:pPr>
+    </w:lvl>
+    <w:lvl w:ilvl="5">
+      <w:start w:val="1"/>
+      <w:numFmt w:val="decimal"/>
+      <w:lvlText w:val="%6."/>
+      <w:lvlJc w:val="left"/>
+      <w:pPr>
+        <w:ind w:left="4320" w:hanging="360"/>
+      </w:pPr>
+    </w:lvl>
+    <w:lvl w:ilvl="6">
+      <w:start w:val="1"/>
+      <w:numFmt w:val="decimal"/>
+      <w:lvlText w:val="%7."/>
+      <w:lvlJc w:val="left"/>
+      <w:pPr>
+        <w:ind w:left="5040" w:hanging="360"/>
+      </w:pPr>
+    </w:lvl>
+    <w:lvl w:ilvl="7">
+      <w:start w:val="1"/>
+      <w:numFmt w:val="decimal"/>
+      <w:lvlText w:val="%8."/>
+      <w:lvlJc w:val="left"/>
+      <w:pPr>
+        <w:ind w:left="5760" w:hanging="360"/>
+      </w:pPr>
+    </w:lvl>
+    <w:lvl w:ilvl="8">
+      <w:start w:val="1"/>
+      <w:numFmt w:val="decimal"/>
+      <w:lvlText w:val="%9."/>
+      <w:lvlJc w:val="left"/>
+      <w:pPr>
+        <w:ind w:left="6480" w:hanging="360"/>
+      </w:pPr>
+    </w:lvl>
+  </w:abstractNum>
   <w:num w:numId="1000">
     <w:abstractNumId w:val="990"/>
   </w:num>
@@ -446,10 +2510,76 @@
     <w:abstractNumId w:val="991"/>
   </w:num>
   <w:num w:numId="1003">
-    <w:abstractNumId w:val="991"/>
+    <w:abstractNumId w:val="99411"/>
+    <w:lvlOverride w:ilvl="0">
+      <w:startOverride w:val="1"/>
+    </w:lvlOverride>
+    <w:lvlOverride w:ilvl="1">
+      <w:startOverride w:val="1"/>
+    </w:lvlOverride>
+    <w:lvlOverride w:ilvl="2">
+      <w:startOverride w:val="1"/>
+    </w:lvlOverride>
+    <w:lvlOverride w:ilvl="3">
+      <w:startOverride w:val="1"/>
+    </w:lvlOverride>
+    <w:lvlOverride w:ilvl="4">
+      <w:startOverride w:val="1"/>
+    </w:lvlOverride>
+    <w:lvlOverride w:ilvl="5">
+      <w:startOverride w:val="1"/>
+    </w:lvlOverride>
+    <w:lvlOverride w:ilvl="6">
+      <w:startOverride w:val="1"/>
+    </w:lvlOverride>
+    <w:lvlOverride w:ilvl="7">
+      <w:startOverride w:val="1"/>
+    </w:lvlOverride>
+    <w:lvlOverride w:ilvl="8">
+      <w:startOverride w:val="1"/>
+    </w:lvlOverride>
   </w:num>
   <w:num w:numId="1004">
     <w:abstractNumId w:val="991"/>
+  </w:num>
+  <w:num w:numId="1005">
+    <w:abstractNumId w:val="991"/>
+  </w:num>
+  <w:num w:numId="1006">
+    <w:abstractNumId w:val="991"/>
+  </w:num>
+  <w:num w:numId="1007">
+    <w:abstractNumId w:val="991"/>
+  </w:num>
+  <w:num w:numId="1008">
+    <w:abstractNumId w:val="99411"/>
+    <w:lvlOverride w:ilvl="0">
+      <w:startOverride w:val="1"/>
+    </w:lvlOverride>
+    <w:lvlOverride w:ilvl="1">
+      <w:startOverride w:val="1"/>
+    </w:lvlOverride>
+    <w:lvlOverride w:ilvl="2">
+      <w:startOverride w:val="1"/>
+    </w:lvlOverride>
+    <w:lvlOverride w:ilvl="3">
+      <w:startOverride w:val="1"/>
+    </w:lvlOverride>
+    <w:lvlOverride w:ilvl="4">
+      <w:startOverride w:val="1"/>
+    </w:lvlOverride>
+    <w:lvlOverride w:ilvl="5">
+      <w:startOverride w:val="1"/>
+    </w:lvlOverride>
+    <w:lvlOverride w:ilvl="6">
+      <w:startOverride w:val="1"/>
+    </w:lvlOverride>
+    <w:lvlOverride w:ilvl="7">
+      <w:startOverride w:val="1"/>
+    </w:lvlOverride>
+    <w:lvlOverride w:ilvl="8">
+      <w:startOverride w:val="1"/>
+    </w:lvlOverride>
   </w:num>
 </w:numbering>
 </file>

--- a/docs/etapa2.docx
+++ b/docs/etapa2.docx
@@ -23,27 +23,26 @@
         <w:pStyle w:val="Date"/>
       </w:pPr>
       <w:r>
-        <w:t xml:space="preserve">2025-10-08</w:t>
+        <w:t xml:space="preserve">2025-10-10</w:t>
       </w:r>
     </w:p>
-    <w:bookmarkStart w:id="20" w:name="Xa936a95da02de37941ab10a06d0b9b331e8fa64"/>
+    <w:bookmarkStart w:id="21" w:name="Xa936a95da02de37941ab10a06d0b9b331e8fa64"/>
+    <w:p>
+      <w:pPr>
+        <w:pStyle w:val="Heading2"/>
+      </w:pPr>
+      <w:r>
+        <w:rPr>
+          <w:b/>
+          <w:bCs/>
+        </w:rPr>
+        <w:t xml:space="preserve">Explora los datos usando herramientas de visualización</w:t>
+      </w:r>
+    </w:p>
+    <w:bookmarkStart w:id="20" w:name="lectura-de-los-datos"/>
     <w:p>
       <w:pPr>
         <w:pStyle w:val="Heading3"/>
-      </w:pPr>
-      <w:r>
-        <w:rPr>
-          <w:b/>
-          <w:bCs/>
-        </w:rPr>
-        <w:t xml:space="preserve">Explora los datos usando herramientas de visualización</w:t>
-      </w:r>
-    </w:p>
-    <w:bookmarkEnd w:id="20"/>
-    <w:bookmarkStart w:id="75" w:name="lectura-de-los-datos"/>
-    <w:p>
-      <w:pPr>
-        <w:pStyle w:val="Heading2"/>
       </w:pPr>
       <w:r>
         <w:t xml:space="preserve">Lectura de los datos</w:t>
@@ -305,9 +304,12 @@
         <w:t xml:space="preserve"> Max.   :2024  </w:t>
       </w:r>
     </w:p>
+    <w:bookmarkEnd w:id="20"/>
+    <w:bookmarkEnd w:id="21"/>
+    <w:bookmarkStart w:id="40" w:name="variables-cuantitativas"/>
     <w:p>
       <w:pPr>
-        <w:pStyle w:val="FirstParagraph"/>
+        <w:pStyle w:val="Heading2"/>
       </w:pPr>
       <w:r>
         <w:rPr>
@@ -2673,127 +2675,127 @@
               <w:jc w:val="right"/>
             </w:pPr>
             <w:r>
-              <w:t xml:space="preserve">0</w:t>
-            </w:r>
-          </w:p>
-        </w:tc>
-        <w:tc>
-          <w:tcPr/>
-          <w:p>
-            <w:pPr>
-              <w:pStyle w:val="Compact"/>
-              <w:jc w:val="right"/>
-            </w:pPr>
-            <w:r>
-              <w:t xml:space="preserve">360</w:t>
-            </w:r>
-          </w:p>
-        </w:tc>
-        <w:tc>
-          <w:tcPr/>
-          <w:p>
-            <w:pPr>
-              <w:pStyle w:val="Compact"/>
-              <w:jc w:val="right"/>
-            </w:pPr>
-            <w:r>
-              <w:t xml:space="preserve">27.54</w:t>
-            </w:r>
-          </w:p>
-        </w:tc>
-        <w:tc>
-          <w:tcPr/>
-          <w:p>
-            <w:pPr>
-              <w:pStyle w:val="Compact"/>
-              <w:jc w:val="right"/>
-            </w:pPr>
-            <w:r>
-              <w:t xml:space="preserve">20</w:t>
-            </w:r>
-          </w:p>
-        </w:tc>
-        <w:tc>
-          <w:tcPr/>
-          <w:p>
-            <w:pPr>
-              <w:pStyle w:val="Compact"/>
-              <w:jc w:val="right"/>
-            </w:pPr>
-            <w:r>
-              <w:t xml:space="preserve">180</w:t>
-            </w:r>
-          </w:p>
-        </w:tc>
-        <w:tc>
-          <w:tcPr/>
-          <w:p>
-            <w:pPr>
-              <w:pStyle w:val="Compact"/>
-              <w:jc w:val="right"/>
-            </w:pPr>
-            <w:r>
-              <w:t xml:space="preserve">30.77</w:t>
-            </w:r>
-          </w:p>
-        </w:tc>
-        <w:tc>
-          <w:tcPr/>
-          <w:p>
-            <w:pPr>
-              <w:pStyle w:val="Compact"/>
-              <w:jc w:val="right"/>
-            </w:pPr>
-            <w:r>
-              <w:t xml:space="preserve">111.73</w:t>
-            </w:r>
-          </w:p>
-        </w:tc>
-        <w:tc>
-          <w:tcPr/>
-          <w:p>
-            <w:pPr>
-              <w:pStyle w:val="Compact"/>
-              <w:jc w:val="right"/>
-            </w:pPr>
-            <w:r>
-              <w:t xml:space="preserve">0</w:t>
-            </w:r>
-          </w:p>
-        </w:tc>
-        <w:tc>
-          <w:tcPr/>
-          <w:p>
-            <w:pPr>
-              <w:pStyle w:val="Compact"/>
-              <w:jc w:val="right"/>
-            </w:pPr>
-            <w:r>
-              <w:t xml:space="preserve">40</w:t>
-            </w:r>
-          </w:p>
-        </w:tc>
-        <w:tc>
-          <w:tcPr/>
-          <w:p>
-            <w:pPr>
-              <w:pStyle w:val="Compact"/>
-              <w:jc w:val="right"/>
-            </w:pPr>
-            <w:r>
-              <w:t xml:space="preserve">2.59</w:t>
-            </w:r>
-          </w:p>
-        </w:tc>
-        <w:tc>
-          <w:tcPr/>
-          <w:p>
-            <w:pPr>
-              <w:pStyle w:val="Compact"/>
-              <w:jc w:val="right"/>
-            </w:pPr>
-            <w:r>
-              <w:t xml:space="preserve">13.54</w:t>
+              <w:t xml:space="preserve">18</w:t>
+            </w:r>
+          </w:p>
+        </w:tc>
+        <w:tc>
+          <w:tcPr/>
+          <w:p>
+            <w:pPr>
+              <w:pStyle w:val="Compact"/>
+              <w:jc w:val="right"/>
+            </w:pPr>
+            <w:r>
+              <w:t xml:space="preserve">95</w:t>
+            </w:r>
+          </w:p>
+        </w:tc>
+        <w:tc>
+          <w:tcPr/>
+          <w:p>
+            <w:pPr>
+              <w:pStyle w:val="Compact"/>
+              <w:jc w:val="right"/>
+            </w:pPr>
+            <w:r>
+              <w:t xml:space="preserve">45.07</w:t>
+            </w:r>
+          </w:p>
+        </w:tc>
+        <w:tc>
+          <w:tcPr/>
+          <w:p>
+            <w:pPr>
+              <w:pStyle w:val="Compact"/>
+              <w:jc w:val="right"/>
+            </w:pPr>
+            <w:r>
+              <w:t xml:space="preserve">44</w:t>
+            </w:r>
+          </w:p>
+        </w:tc>
+        <w:tc>
+          <w:tcPr/>
+          <w:p>
+            <w:pPr>
+              <w:pStyle w:val="Compact"/>
+              <w:jc w:val="right"/>
+            </w:pPr>
+            <w:r>
+              <w:t xml:space="preserve">56.5</w:t>
+            </w:r>
+          </w:p>
+        </w:tc>
+        <w:tc>
+          <w:tcPr/>
+          <w:p>
+            <w:pPr>
+              <w:pStyle w:val="Compact"/>
+              <w:jc w:val="right"/>
+            </w:pPr>
+            <w:r>
+              <w:t xml:space="preserve">16.65</w:t>
+            </w:r>
+          </w:p>
+        </w:tc>
+        <w:tc>
+          <w:tcPr/>
+          <w:p>
+            <w:pPr>
+              <w:pStyle w:val="Compact"/>
+              <w:jc w:val="right"/>
+            </w:pPr>
+            <w:r>
+              <w:t xml:space="preserve">36.95</w:t>
+            </w:r>
+          </w:p>
+        </w:tc>
+        <w:tc>
+          <w:tcPr/>
+          <w:p>
+            <w:pPr>
+              <w:pStyle w:val="Compact"/>
+              <w:jc w:val="right"/>
+            </w:pPr>
+            <w:r>
+              <w:t xml:space="preserve">31</w:t>
+            </w:r>
+          </w:p>
+        </w:tc>
+        <w:tc>
+          <w:tcPr/>
+          <w:p>
+            <w:pPr>
+              <w:pStyle w:val="Compact"/>
+              <w:jc w:val="right"/>
+            </w:pPr>
+            <w:r>
+              <w:t xml:space="preserve">57</w:t>
+            </w:r>
+          </w:p>
+        </w:tc>
+        <w:tc>
+          <w:tcPr/>
+          <w:p>
+            <w:pPr>
+              <w:pStyle w:val="Compact"/>
+              <w:jc w:val="right"/>
+            </w:pPr>
+            <w:r>
+              <w:t xml:space="preserve">0.37</w:t>
+            </w:r>
+          </w:p>
+        </w:tc>
+        <w:tc>
+          <w:tcPr/>
+          <w:p>
+            <w:pPr>
+              <w:pStyle w:val="Compact"/>
+              <w:jc w:val="right"/>
+            </w:pPr>
+            <w:r>
+              <w:t xml:space="preserve">-0.64</w:t>
             </w:r>
           </w:p>
         </w:tc>
@@ -2819,127 +2821,127 @@
               <w:jc w:val="right"/>
             </w:pPr>
             <w:r>
-              <w:t xml:space="preserve">0</w:t>
-            </w:r>
-          </w:p>
-        </w:tc>
-        <w:tc>
-          <w:tcPr/>
-          <w:p>
-            <w:pPr>
-              <w:pStyle w:val="Compact"/>
-              <w:jc w:val="right"/>
-            </w:pPr>
-            <w:r>
-              <w:t xml:space="preserve">480</w:t>
-            </w:r>
-          </w:p>
-        </w:tc>
-        <w:tc>
-          <w:tcPr/>
-          <w:p>
-            <w:pPr>
-              <w:pStyle w:val="Compact"/>
-              <w:jc w:val="right"/>
-            </w:pPr>
-            <w:r>
-              <w:t xml:space="preserve">28.25</w:t>
-            </w:r>
-          </w:p>
-        </w:tc>
-        <w:tc>
-          <w:tcPr/>
-          <w:p>
-            <w:pPr>
-              <w:pStyle w:val="Compact"/>
-              <w:jc w:val="right"/>
-            </w:pPr>
-            <w:r>
-              <w:t xml:space="preserve">20</w:t>
-            </w:r>
-          </w:p>
-        </w:tc>
-        <w:tc>
-          <w:tcPr/>
-          <w:p>
-            <w:pPr>
-              <w:pStyle w:val="Compact"/>
-              <w:jc w:val="right"/>
-            </w:pPr>
-            <w:r>
-              <w:t xml:space="preserve">240</w:t>
-            </w:r>
-          </w:p>
-        </w:tc>
-        <w:tc>
-          <w:tcPr/>
-          <w:p>
-            <w:pPr>
-              <w:pStyle w:val="Compact"/>
-              <w:jc w:val="right"/>
-            </w:pPr>
-            <w:r>
-              <w:t xml:space="preserve">32.97</w:t>
-            </w:r>
-          </w:p>
-        </w:tc>
-        <w:tc>
-          <w:tcPr/>
-          <w:p>
-            <w:pPr>
-              <w:pStyle w:val="Compact"/>
-              <w:jc w:val="right"/>
-            </w:pPr>
-            <w:r>
-              <w:t xml:space="preserve">116.70</w:t>
-            </w:r>
-          </w:p>
-        </w:tc>
-        <w:tc>
-          <w:tcPr/>
-          <w:p>
-            <w:pPr>
-              <w:pStyle w:val="Compact"/>
-              <w:jc w:val="right"/>
-            </w:pPr>
-            <w:r>
-              <w:t xml:space="preserve">0</w:t>
-            </w:r>
-          </w:p>
-        </w:tc>
-        <w:tc>
-          <w:tcPr/>
-          <w:p>
-            <w:pPr>
-              <w:pStyle w:val="Compact"/>
-              <w:jc w:val="right"/>
-            </w:pPr>
-            <w:r>
-              <w:t xml:space="preserve">40</w:t>
-            </w:r>
-          </w:p>
-        </w:tc>
-        <w:tc>
-          <w:tcPr/>
-          <w:p>
-            <w:pPr>
-              <w:pStyle w:val="Compact"/>
-              <w:jc w:val="right"/>
-            </w:pPr>
-            <w:r>
-              <w:t xml:space="preserve">3.11</w:t>
-            </w:r>
-          </w:p>
-        </w:tc>
-        <w:tc>
-          <w:tcPr/>
-          <w:p>
-            <w:pPr>
-              <w:pStyle w:val="Compact"/>
-              <w:jc w:val="right"/>
-            </w:pPr>
-            <w:r>
-              <w:t xml:space="preserve">22.89</w:t>
+              <w:t xml:space="preserve">18</w:t>
+            </w:r>
+          </w:p>
+        </w:tc>
+        <w:tc>
+          <w:tcPr/>
+          <w:p>
+            <w:pPr>
+              <w:pStyle w:val="Compact"/>
+              <w:jc w:val="right"/>
+            </w:pPr>
+            <w:r>
+              <w:t xml:space="preserve">94</w:t>
+            </w:r>
+          </w:p>
+        </w:tc>
+        <w:tc>
+          <w:tcPr/>
+          <w:p>
+            <w:pPr>
+              <w:pStyle w:val="Compact"/>
+              <w:jc w:val="right"/>
+            </w:pPr>
+            <w:r>
+              <w:t xml:space="preserve">45.49</w:t>
+            </w:r>
+          </w:p>
+        </w:tc>
+        <w:tc>
+          <w:tcPr/>
+          <w:p>
+            <w:pPr>
+              <w:pStyle w:val="Compact"/>
+              <w:jc w:val="right"/>
+            </w:pPr>
+            <w:r>
+              <w:t xml:space="preserve">44</w:t>
+            </w:r>
+          </w:p>
+        </w:tc>
+        <w:tc>
+          <w:tcPr/>
+          <w:p>
+            <w:pPr>
+              <w:pStyle w:val="Compact"/>
+              <w:jc w:val="right"/>
+            </w:pPr>
+            <w:r>
+              <w:t xml:space="preserve">56.0</w:t>
+            </w:r>
+          </w:p>
+        </w:tc>
+        <w:tc>
+          <w:tcPr/>
+          <w:p>
+            <w:pPr>
+              <w:pStyle w:val="Compact"/>
+              <w:jc w:val="right"/>
+            </w:pPr>
+            <w:r>
+              <w:t xml:space="preserve">16.93</w:t>
+            </w:r>
+          </w:p>
+        </w:tc>
+        <w:tc>
+          <w:tcPr/>
+          <w:p>
+            <w:pPr>
+              <w:pStyle w:val="Compact"/>
+              <w:jc w:val="right"/>
+            </w:pPr>
+            <w:r>
+              <w:t xml:space="preserve">37.22</w:t>
+            </w:r>
+          </w:p>
+        </w:tc>
+        <w:tc>
+          <w:tcPr/>
+          <w:p>
+            <w:pPr>
+              <w:pStyle w:val="Compact"/>
+              <w:jc w:val="right"/>
+            </w:pPr>
+            <w:r>
+              <w:t xml:space="preserve">31</w:t>
+            </w:r>
+          </w:p>
+        </w:tc>
+        <w:tc>
+          <w:tcPr/>
+          <w:p>
+            <w:pPr>
+              <w:pStyle w:val="Compact"/>
+              <w:jc w:val="right"/>
+            </w:pPr>
+            <w:r>
+              <w:t xml:space="preserve">58</w:t>
+            </w:r>
+          </w:p>
+        </w:tc>
+        <w:tc>
+          <w:tcPr/>
+          <w:p>
+            <w:pPr>
+              <w:pStyle w:val="Compact"/>
+              <w:jc w:val="right"/>
+            </w:pPr>
+            <w:r>
+              <w:t xml:space="preserve">0.32</w:t>
+            </w:r>
+          </w:p>
+        </w:tc>
+        <w:tc>
+          <w:tcPr/>
+          <w:p>
+            <w:pPr>
+              <w:pStyle w:val="Compact"/>
+              <w:jc w:val="right"/>
+            </w:pPr>
+            <w:r>
+              <w:t xml:space="preserve">-0.75</w:t>
             </w:r>
           </w:p>
         </w:tc>
@@ -2965,127 +2967,127 @@
               <w:jc w:val="right"/>
             </w:pPr>
             <w:r>
-              <w:t xml:space="preserve">0</w:t>
-            </w:r>
-          </w:p>
-        </w:tc>
-        <w:tc>
-          <w:tcPr/>
-          <w:p>
-            <w:pPr>
-              <w:pStyle w:val="Compact"/>
-              <w:jc w:val="right"/>
-            </w:pPr>
-            <w:r>
-              <w:t xml:space="preserve">480</w:t>
-            </w:r>
-          </w:p>
-        </w:tc>
-        <w:tc>
-          <w:tcPr/>
-          <w:p>
-            <w:pPr>
-              <w:pStyle w:val="Compact"/>
-              <w:jc w:val="right"/>
-            </w:pPr>
-            <w:r>
-              <w:t xml:space="preserve">29.24</w:t>
-            </w:r>
-          </w:p>
-        </w:tc>
-        <w:tc>
-          <w:tcPr/>
-          <w:p>
-            <w:pPr>
-              <w:pStyle w:val="Compact"/>
-              <w:jc w:val="right"/>
-            </w:pPr>
-            <w:r>
-              <w:t xml:space="preserve">20</w:t>
-            </w:r>
-          </w:p>
-        </w:tc>
-        <w:tc>
-          <w:tcPr/>
-          <w:p>
-            <w:pPr>
-              <w:pStyle w:val="Compact"/>
-              <w:jc w:val="right"/>
-            </w:pPr>
-            <w:r>
-              <w:t xml:space="preserve">240</w:t>
-            </w:r>
-          </w:p>
-        </w:tc>
-        <w:tc>
-          <w:tcPr/>
-          <w:p>
-            <w:pPr>
-              <w:pStyle w:val="Compact"/>
-              <w:jc w:val="right"/>
-            </w:pPr>
-            <w:r>
-              <w:t xml:space="preserve">35.61</w:t>
-            </w:r>
-          </w:p>
-        </w:tc>
-        <w:tc>
-          <w:tcPr/>
-          <w:p>
-            <w:pPr>
-              <w:pStyle w:val="Compact"/>
-              <w:jc w:val="right"/>
-            </w:pPr>
-            <w:r>
-              <w:t xml:space="preserve">121.78</w:t>
-            </w:r>
-          </w:p>
-        </w:tc>
-        <w:tc>
-          <w:tcPr/>
-          <w:p>
-            <w:pPr>
-              <w:pStyle w:val="Compact"/>
-              <w:jc w:val="right"/>
-            </w:pPr>
-            <w:r>
-              <w:t xml:space="preserve">0</w:t>
-            </w:r>
-          </w:p>
-        </w:tc>
-        <w:tc>
-          <w:tcPr/>
-          <w:p>
-            <w:pPr>
-              <w:pStyle w:val="Compact"/>
-              <w:jc w:val="right"/>
-            </w:pPr>
-            <w:r>
-              <w:t xml:space="preserve">40</w:t>
-            </w:r>
-          </w:p>
-        </w:tc>
-        <w:tc>
-          <w:tcPr/>
-          <w:p>
-            <w:pPr>
-              <w:pStyle w:val="Compact"/>
-              <w:jc w:val="right"/>
-            </w:pPr>
-            <w:r>
-              <w:t xml:space="preserve">2.99</w:t>
-            </w:r>
-          </w:p>
-        </w:tc>
-        <w:tc>
-          <w:tcPr/>
-          <w:p>
-            <w:pPr>
-              <w:pStyle w:val="Compact"/>
-              <w:jc w:val="right"/>
-            </w:pPr>
-            <w:r>
-              <w:t xml:space="preserve">19.06</w:t>
+              <w:t xml:space="preserve">18</w:t>
+            </w:r>
+          </w:p>
+        </w:tc>
+        <w:tc>
+          <w:tcPr/>
+          <w:p>
+            <w:pPr>
+              <w:pStyle w:val="Compact"/>
+              <w:jc w:val="right"/>
+            </w:pPr>
+            <w:r>
+              <w:t xml:space="preserve">94</w:t>
+            </w:r>
+          </w:p>
+        </w:tc>
+        <w:tc>
+          <w:tcPr/>
+          <w:p>
+            <w:pPr>
+              <w:pStyle w:val="Compact"/>
+              <w:jc w:val="right"/>
+            </w:pPr>
+            <w:r>
+              <w:t xml:space="preserve">44.77</w:t>
+            </w:r>
+          </w:p>
+        </w:tc>
+        <w:tc>
+          <w:tcPr/>
+          <w:p>
+            <w:pPr>
+              <w:pStyle w:val="Compact"/>
+              <w:jc w:val="right"/>
+            </w:pPr>
+            <w:r>
+              <w:t xml:space="preserve">43</w:t>
+            </w:r>
+          </w:p>
+        </w:tc>
+        <w:tc>
+          <w:tcPr/>
+          <w:p>
+            <w:pPr>
+              <w:pStyle w:val="Compact"/>
+              <w:jc w:val="right"/>
+            </w:pPr>
+            <w:r>
+              <w:t xml:space="preserve">56.0</w:t>
+            </w:r>
+          </w:p>
+        </w:tc>
+        <w:tc>
+          <w:tcPr/>
+          <w:p>
+            <w:pPr>
+              <w:pStyle w:val="Compact"/>
+              <w:jc w:val="right"/>
+            </w:pPr>
+            <w:r>
+              <w:t xml:space="preserve">16.55</w:t>
+            </w:r>
+          </w:p>
+        </w:tc>
+        <w:tc>
+          <w:tcPr/>
+          <w:p>
+            <w:pPr>
+              <w:pStyle w:val="Compact"/>
+              <w:jc w:val="right"/>
+            </w:pPr>
+            <w:r>
+              <w:t xml:space="preserve">36.98</w:t>
+            </w:r>
+          </w:p>
+        </w:tc>
+        <w:tc>
+          <w:tcPr/>
+          <w:p>
+            <w:pPr>
+              <w:pStyle w:val="Compact"/>
+              <w:jc w:val="right"/>
+            </w:pPr>
+            <w:r>
+              <w:t xml:space="preserve">31</w:t>
+            </w:r>
+          </w:p>
+        </w:tc>
+        <w:tc>
+          <w:tcPr/>
+          <w:p>
+            <w:pPr>
+              <w:pStyle w:val="Compact"/>
+              <w:jc w:val="right"/>
+            </w:pPr>
+            <w:r>
+              <w:t xml:space="preserve">57</w:t>
+            </w:r>
+          </w:p>
+        </w:tc>
+        <w:tc>
+          <w:tcPr/>
+          <w:p>
+            <w:pPr>
+              <w:pStyle w:val="Compact"/>
+              <w:jc w:val="right"/>
+            </w:pPr>
+            <w:r>
+              <w:t xml:space="preserve">0.38</w:t>
+            </w:r>
+          </w:p>
+        </w:tc>
+        <w:tc>
+          <w:tcPr/>
+          <w:p>
+            <w:pPr>
+              <w:pStyle w:val="Compact"/>
+              <w:jc w:val="right"/>
+            </w:pPr>
+            <w:r>
+              <w:t xml:space="preserve">-0.68</w:t>
             </w:r>
           </w:p>
         </w:tc>
@@ -3111,127 +3113,127 @@
               <w:jc w:val="right"/>
             </w:pPr>
             <w:r>
-              <w:t xml:space="preserve">0</w:t>
-            </w:r>
-          </w:p>
-        </w:tc>
-        <w:tc>
-          <w:tcPr/>
-          <w:p>
-            <w:pPr>
-              <w:pStyle w:val="Compact"/>
-              <w:jc w:val="right"/>
-            </w:pPr>
-            <w:r>
-              <w:t xml:space="preserve">360</w:t>
-            </w:r>
-          </w:p>
-        </w:tc>
-        <w:tc>
-          <w:tcPr/>
-          <w:p>
-            <w:pPr>
-              <w:pStyle w:val="Compact"/>
-              <w:jc w:val="right"/>
-            </w:pPr>
-            <w:r>
-              <w:t xml:space="preserve">28.45</w:t>
-            </w:r>
-          </w:p>
-        </w:tc>
-        <w:tc>
-          <w:tcPr/>
-          <w:p>
-            <w:pPr>
-              <w:pStyle w:val="Compact"/>
-              <w:jc w:val="right"/>
-            </w:pPr>
-            <w:r>
-              <w:t xml:space="preserve">20</w:t>
-            </w:r>
-          </w:p>
-        </w:tc>
-        <w:tc>
-          <w:tcPr/>
-          <w:p>
-            <w:pPr>
-              <w:pStyle w:val="Compact"/>
-              <w:jc w:val="right"/>
-            </w:pPr>
-            <w:r>
-              <w:t xml:space="preserve">180</w:t>
-            </w:r>
-          </w:p>
-        </w:tc>
-        <w:tc>
-          <w:tcPr/>
-          <w:p>
-            <w:pPr>
-              <w:pStyle w:val="Compact"/>
-              <w:jc w:val="right"/>
-            </w:pPr>
-            <w:r>
-              <w:t xml:space="preserve">33.53</w:t>
-            </w:r>
-          </w:p>
-        </w:tc>
-        <w:tc>
-          <w:tcPr/>
-          <w:p>
-            <w:pPr>
-              <w:pStyle w:val="Compact"/>
-              <w:jc w:val="right"/>
-            </w:pPr>
-            <w:r>
-              <w:t xml:space="preserve">117.86</w:t>
-            </w:r>
-          </w:p>
-        </w:tc>
-        <w:tc>
-          <w:tcPr/>
-          <w:p>
-            <w:pPr>
-              <w:pStyle w:val="Compact"/>
-              <w:jc w:val="right"/>
-            </w:pPr>
-            <w:r>
-              <w:t xml:space="preserve">0</w:t>
-            </w:r>
-          </w:p>
-        </w:tc>
-        <w:tc>
-          <w:tcPr/>
-          <w:p>
-            <w:pPr>
-              <w:pStyle w:val="Compact"/>
-              <w:jc w:val="right"/>
-            </w:pPr>
-            <w:r>
-              <w:t xml:space="preserve">40</w:t>
-            </w:r>
-          </w:p>
-        </w:tc>
-        <w:tc>
-          <w:tcPr/>
-          <w:p>
-            <w:pPr>
-              <w:pStyle w:val="Compact"/>
-              <w:jc w:val="right"/>
-            </w:pPr>
-            <w:r>
-              <w:t xml:space="preserve">2.58</w:t>
-            </w:r>
-          </w:p>
-        </w:tc>
-        <w:tc>
-          <w:tcPr/>
-          <w:p>
-            <w:pPr>
-              <w:pStyle w:val="Compact"/>
-              <w:jc w:val="right"/>
-            </w:pPr>
-            <w:r>
-              <w:t xml:space="preserve">11.84</w:t>
+              <w:t xml:space="preserve">18</w:t>
+            </w:r>
+          </w:p>
+        </w:tc>
+        <w:tc>
+          <w:tcPr/>
+          <w:p>
+            <w:pPr>
+              <w:pStyle w:val="Compact"/>
+              <w:jc w:val="right"/>
+            </w:pPr>
+            <w:r>
+              <w:t xml:space="preserve">97</w:t>
+            </w:r>
+          </w:p>
+        </w:tc>
+        <w:tc>
+          <w:tcPr/>
+          <w:p>
+            <w:pPr>
+              <w:pStyle w:val="Compact"/>
+              <w:jc w:val="right"/>
+            </w:pPr>
+            <w:r>
+              <w:t xml:space="preserve">45.88</w:t>
+            </w:r>
+          </w:p>
+        </w:tc>
+        <w:tc>
+          <w:tcPr/>
+          <w:p>
+            <w:pPr>
+              <w:pStyle w:val="Compact"/>
+              <w:jc w:val="right"/>
+            </w:pPr>
+            <w:r>
+              <w:t xml:space="preserve">44</w:t>
+            </w:r>
+          </w:p>
+        </w:tc>
+        <w:tc>
+          <w:tcPr/>
+          <w:p>
+            <w:pPr>
+              <w:pStyle w:val="Compact"/>
+              <w:jc w:val="right"/>
+            </w:pPr>
+            <w:r>
+              <w:t xml:space="preserve">57.5</w:t>
+            </w:r>
+          </w:p>
+        </w:tc>
+        <w:tc>
+          <w:tcPr/>
+          <w:p>
+            <w:pPr>
+              <w:pStyle w:val="Compact"/>
+              <w:jc w:val="right"/>
+            </w:pPr>
+            <w:r>
+              <w:t xml:space="preserve">16.50</w:t>
+            </w:r>
+          </w:p>
+        </w:tc>
+        <w:tc>
+          <w:tcPr/>
+          <w:p>
+            <w:pPr>
+              <w:pStyle w:val="Compact"/>
+              <w:jc w:val="right"/>
+            </w:pPr>
+            <w:r>
+              <w:t xml:space="preserve">35.96</w:t>
+            </w:r>
+          </w:p>
+        </w:tc>
+        <w:tc>
+          <w:tcPr/>
+          <w:p>
+            <w:pPr>
+              <w:pStyle w:val="Compact"/>
+              <w:jc w:val="right"/>
+            </w:pPr>
+            <w:r>
+              <w:t xml:space="preserve">32</w:t>
+            </w:r>
+          </w:p>
+        </w:tc>
+        <w:tc>
+          <w:tcPr/>
+          <w:p>
+            <w:pPr>
+              <w:pStyle w:val="Compact"/>
+              <w:jc w:val="right"/>
+            </w:pPr>
+            <w:r>
+              <w:t xml:space="preserve">58</w:t>
+            </w:r>
+          </w:p>
+        </w:tc>
+        <w:tc>
+          <w:tcPr/>
+          <w:p>
+            <w:pPr>
+              <w:pStyle w:val="Compact"/>
+              <w:jc w:val="right"/>
+            </w:pPr>
+            <w:r>
+              <w:t xml:space="preserve">0.32</w:t>
+            </w:r>
+          </w:p>
+        </w:tc>
+        <w:tc>
+          <w:tcPr/>
+          <w:p>
+            <w:pPr>
+              <w:pStyle w:val="Compact"/>
+              <w:jc w:val="right"/>
+            </w:pPr>
+            <w:r>
+              <w:t xml:space="preserve">-0.71</w:t>
             </w:r>
           </w:p>
         </w:tc>
@@ -3257,127 +3259,127 @@
               <w:jc w:val="right"/>
             </w:pPr>
             <w:r>
-              <w:t xml:space="preserve">0</w:t>
-            </w:r>
-          </w:p>
-        </w:tc>
-        <w:tc>
-          <w:tcPr/>
-          <w:p>
-            <w:pPr>
-              <w:pStyle w:val="Compact"/>
-              <w:jc w:val="right"/>
-            </w:pPr>
-            <w:r>
-              <w:t xml:space="preserve">480</w:t>
-            </w:r>
-          </w:p>
-        </w:tc>
-        <w:tc>
-          <w:tcPr/>
-          <w:p>
-            <w:pPr>
-              <w:pStyle w:val="Compact"/>
-              <w:jc w:val="right"/>
-            </w:pPr>
-            <w:r>
-              <w:t xml:space="preserve">27.44</w:t>
-            </w:r>
-          </w:p>
-        </w:tc>
-        <w:tc>
-          <w:tcPr/>
-          <w:p>
-            <w:pPr>
-              <w:pStyle w:val="Compact"/>
-              <w:jc w:val="right"/>
-            </w:pPr>
-            <w:r>
-              <w:t xml:space="preserve">20</w:t>
-            </w:r>
-          </w:p>
-        </w:tc>
-        <w:tc>
-          <w:tcPr/>
-          <w:p>
-            <w:pPr>
-              <w:pStyle w:val="Compact"/>
-              <w:jc w:val="right"/>
-            </w:pPr>
-            <w:r>
-              <w:t xml:space="preserve">240</w:t>
-            </w:r>
-          </w:p>
-        </w:tc>
-        <w:tc>
-          <w:tcPr/>
-          <w:p>
-            <w:pPr>
-              <w:pStyle w:val="Compact"/>
-              <w:jc w:val="right"/>
-            </w:pPr>
-            <w:r>
-              <w:t xml:space="preserve">36.93</w:t>
-            </w:r>
-          </w:p>
-        </w:tc>
-        <w:tc>
-          <w:tcPr/>
-          <w:p>
-            <w:pPr>
-              <w:pStyle w:val="Compact"/>
-              <w:jc w:val="right"/>
-            </w:pPr>
-            <w:r>
-              <w:t xml:space="preserve">134.60</w:t>
-            </w:r>
-          </w:p>
-        </w:tc>
-        <w:tc>
-          <w:tcPr/>
-          <w:p>
-            <w:pPr>
-              <w:pStyle w:val="Compact"/>
-              <w:jc w:val="right"/>
-            </w:pPr>
-            <w:r>
-              <w:t xml:space="preserve">0</w:t>
-            </w:r>
-          </w:p>
-        </w:tc>
-        <w:tc>
-          <w:tcPr/>
-          <w:p>
-            <w:pPr>
-              <w:pStyle w:val="Compact"/>
-              <w:jc w:val="right"/>
-            </w:pPr>
-            <w:r>
-              <w:t xml:space="preserve">30</w:t>
-            </w:r>
-          </w:p>
-        </w:tc>
-        <w:tc>
-          <w:tcPr/>
-          <w:p>
-            <w:pPr>
-              <w:pStyle w:val="Compact"/>
-              <w:jc w:val="right"/>
-            </w:pPr>
-            <w:r>
-              <w:t xml:space="preserve">3.53</w:t>
-            </w:r>
-          </w:p>
-        </w:tc>
-        <w:tc>
-          <w:tcPr/>
-          <w:p>
-            <w:pPr>
-              <w:pStyle w:val="Compact"/>
-              <w:jc w:val="right"/>
-            </w:pPr>
-            <w:r>
-              <w:t xml:space="preserve">23.12</w:t>
+              <w:t xml:space="preserve">18</w:t>
+            </w:r>
+          </w:p>
+        </w:tc>
+        <w:tc>
+          <w:tcPr/>
+          <w:p>
+            <w:pPr>
+              <w:pStyle w:val="Compact"/>
+              <w:jc w:val="right"/>
+            </w:pPr>
+            <w:r>
+              <w:t xml:space="preserve">97</w:t>
+            </w:r>
+          </w:p>
+        </w:tc>
+        <w:tc>
+          <w:tcPr/>
+          <w:p>
+            <w:pPr>
+              <w:pStyle w:val="Compact"/>
+              <w:jc w:val="right"/>
+            </w:pPr>
+            <w:r>
+              <w:t xml:space="preserve">46.21</w:t>
+            </w:r>
+          </w:p>
+        </w:tc>
+        <w:tc>
+          <w:tcPr/>
+          <w:p>
+            <w:pPr>
+              <w:pStyle w:val="Compact"/>
+              <w:jc w:val="right"/>
+            </w:pPr>
+            <w:r>
+              <w:t xml:space="preserve">45</w:t>
+            </w:r>
+          </w:p>
+        </w:tc>
+        <w:tc>
+          <w:tcPr/>
+          <w:p>
+            <w:pPr>
+              <w:pStyle w:val="Compact"/>
+              <w:jc w:val="right"/>
+            </w:pPr>
+            <w:r>
+              <w:t xml:space="preserve">57.5</w:t>
+            </w:r>
+          </w:p>
+        </w:tc>
+        <w:tc>
+          <w:tcPr/>
+          <w:p>
+            <w:pPr>
+              <w:pStyle w:val="Compact"/>
+              <w:jc w:val="right"/>
+            </w:pPr>
+            <w:r>
+              <w:t xml:space="preserve">16.63</w:t>
+            </w:r>
+          </w:p>
+        </w:tc>
+        <w:tc>
+          <w:tcPr/>
+          <w:p>
+            <w:pPr>
+              <w:pStyle w:val="Compact"/>
+              <w:jc w:val="right"/>
+            </w:pPr>
+            <w:r>
+              <w:t xml:space="preserve">35.99</w:t>
+            </w:r>
+          </w:p>
+        </w:tc>
+        <w:tc>
+          <w:tcPr/>
+          <w:p>
+            <w:pPr>
+              <w:pStyle w:val="Compact"/>
+              <w:jc w:val="right"/>
+            </w:pPr>
+            <w:r>
+              <w:t xml:space="preserve">32</w:t>
+            </w:r>
+          </w:p>
+        </w:tc>
+        <w:tc>
+          <w:tcPr/>
+          <w:p>
+            <w:pPr>
+              <w:pStyle w:val="Compact"/>
+              <w:jc w:val="right"/>
+            </w:pPr>
+            <w:r>
+              <w:t xml:space="preserve">59</w:t>
+            </w:r>
+          </w:p>
+        </w:tc>
+        <w:tc>
+          <w:tcPr/>
+          <w:p>
+            <w:pPr>
+              <w:pStyle w:val="Compact"/>
+              <w:jc w:val="right"/>
+            </w:pPr>
+            <w:r>
+              <w:t xml:space="preserve">0.26</w:t>
+            </w:r>
+          </w:p>
+        </w:tc>
+        <w:tc>
+          <w:tcPr/>
+          <w:p>
+            <w:pPr>
+              <w:pStyle w:val="Compact"/>
+              <w:jc w:val="right"/>
+            </w:pPr>
+            <w:r>
+              <w:t xml:space="preserve">-0.82</w:t>
             </w:r>
           </w:p>
         </w:tc>
@@ -3403,127 +3405,127 @@
               <w:jc w:val="right"/>
             </w:pPr>
             <w:r>
-              <w:t xml:space="preserve">0</w:t>
-            </w:r>
-          </w:p>
-        </w:tc>
-        <w:tc>
-          <w:tcPr/>
-          <w:p>
-            <w:pPr>
-              <w:pStyle w:val="Compact"/>
-              <w:jc w:val="right"/>
-            </w:pPr>
-            <w:r>
-              <w:t xml:space="preserve">360</w:t>
-            </w:r>
-          </w:p>
-        </w:tc>
-        <w:tc>
-          <w:tcPr/>
-          <w:p>
-            <w:pPr>
-              <w:pStyle w:val="Compact"/>
-              <w:jc w:val="right"/>
-            </w:pPr>
-            <w:r>
-              <w:t xml:space="preserve">26.78</w:t>
-            </w:r>
-          </w:p>
-        </w:tc>
-        <w:tc>
-          <w:tcPr/>
-          <w:p>
-            <w:pPr>
-              <w:pStyle w:val="Compact"/>
-              <w:jc w:val="right"/>
-            </w:pPr>
-            <w:r>
-              <w:t xml:space="preserve">20</w:t>
-            </w:r>
-          </w:p>
-        </w:tc>
-        <w:tc>
-          <w:tcPr/>
-          <w:p>
-            <w:pPr>
-              <w:pStyle w:val="Compact"/>
-              <w:jc w:val="right"/>
-            </w:pPr>
-            <w:r>
-              <w:t xml:space="preserve">180</w:t>
-            </w:r>
-          </w:p>
-        </w:tc>
-        <w:tc>
-          <w:tcPr/>
-          <w:p>
-            <w:pPr>
-              <w:pStyle w:val="Compact"/>
-              <w:jc w:val="right"/>
-            </w:pPr>
-            <w:r>
-              <w:t xml:space="preserve">32.71</w:t>
-            </w:r>
-          </w:p>
-        </w:tc>
-        <w:tc>
-          <w:tcPr/>
-          <w:p>
-            <w:pPr>
-              <w:pStyle w:val="Compact"/>
-              <w:jc w:val="right"/>
-            </w:pPr>
-            <w:r>
-              <w:t xml:space="preserve">122.14</w:t>
-            </w:r>
-          </w:p>
-        </w:tc>
-        <w:tc>
-          <w:tcPr/>
-          <w:p>
-            <w:pPr>
-              <w:pStyle w:val="Compact"/>
-              <w:jc w:val="right"/>
-            </w:pPr>
-            <w:r>
-              <w:t xml:space="preserve">0</w:t>
-            </w:r>
-          </w:p>
-        </w:tc>
-        <w:tc>
-          <w:tcPr/>
-          <w:p>
-            <w:pPr>
-              <w:pStyle w:val="Compact"/>
-              <w:jc w:val="right"/>
-            </w:pPr>
-            <w:r>
-              <w:t xml:space="preserve">30</w:t>
-            </w:r>
-          </w:p>
-        </w:tc>
-        <w:tc>
-          <w:tcPr/>
-          <w:p>
-            <w:pPr>
-              <w:pStyle w:val="Compact"/>
-              <w:jc w:val="right"/>
-            </w:pPr>
-            <w:r>
-              <w:t xml:space="preserve">2.75</w:t>
-            </w:r>
-          </w:p>
-        </w:tc>
-        <w:tc>
-          <w:tcPr/>
-          <w:p>
-            <w:pPr>
-              <w:pStyle w:val="Compact"/>
-              <w:jc w:val="right"/>
-            </w:pPr>
-            <w:r>
-              <w:t xml:space="preserve">14.25</w:t>
+              <w:t xml:space="preserve">18</w:t>
+            </w:r>
+          </w:p>
+        </w:tc>
+        <w:tc>
+          <w:tcPr/>
+          <w:p>
+            <w:pPr>
+              <w:pStyle w:val="Compact"/>
+              <w:jc w:val="right"/>
+            </w:pPr>
+            <w:r>
+              <w:t xml:space="preserve">94</w:t>
+            </w:r>
+          </w:p>
+        </w:tc>
+        <w:tc>
+          <w:tcPr/>
+          <w:p>
+            <w:pPr>
+              <w:pStyle w:val="Compact"/>
+              <w:jc w:val="right"/>
+            </w:pPr>
+            <w:r>
+              <w:t xml:space="preserve">46.49</w:t>
+            </w:r>
+          </w:p>
+        </w:tc>
+        <w:tc>
+          <w:tcPr/>
+          <w:p>
+            <w:pPr>
+              <w:pStyle w:val="Compact"/>
+              <w:jc w:val="right"/>
+            </w:pPr>
+            <w:r>
+              <w:t xml:space="preserve">46</w:t>
+            </w:r>
+          </w:p>
+        </w:tc>
+        <w:tc>
+          <w:tcPr/>
+          <w:p>
+            <w:pPr>
+              <w:pStyle w:val="Compact"/>
+              <w:jc w:val="right"/>
+            </w:pPr>
+            <w:r>
+              <w:t xml:space="preserve">56.0</w:t>
+            </w:r>
+          </w:p>
+        </w:tc>
+        <w:tc>
+          <w:tcPr/>
+          <w:p>
+            <w:pPr>
+              <w:pStyle w:val="Compact"/>
+              <w:jc w:val="right"/>
+            </w:pPr>
+            <w:r>
+              <w:t xml:space="preserve">16.76</w:t>
+            </w:r>
+          </w:p>
+        </w:tc>
+        <w:tc>
+          <w:tcPr/>
+          <w:p>
+            <w:pPr>
+              <w:pStyle w:val="Compact"/>
+              <w:jc w:val="right"/>
+            </w:pPr>
+            <w:r>
+              <w:t xml:space="preserve">36.05</w:t>
+            </w:r>
+          </w:p>
+        </w:tc>
+        <w:tc>
+          <w:tcPr/>
+          <w:p>
+            <w:pPr>
+              <w:pStyle w:val="Compact"/>
+              <w:jc w:val="right"/>
+            </w:pPr>
+            <w:r>
+              <w:t xml:space="preserve">33</w:t>
+            </w:r>
+          </w:p>
+        </w:tc>
+        <w:tc>
+          <w:tcPr/>
+          <w:p>
+            <w:pPr>
+              <w:pStyle w:val="Compact"/>
+              <w:jc w:val="right"/>
+            </w:pPr>
+            <w:r>
+              <w:t xml:space="preserve">59</w:t>
+            </w:r>
+          </w:p>
+        </w:tc>
+        <w:tc>
+          <w:tcPr/>
+          <w:p>
+            <w:pPr>
+              <w:pStyle w:val="Compact"/>
+              <w:jc w:val="right"/>
+            </w:pPr>
+            <w:r>
+              <w:t xml:space="preserve">0.27</w:t>
+            </w:r>
+          </w:p>
+        </w:tc>
+        <w:tc>
+          <w:tcPr/>
+          <w:p>
+            <w:pPr>
+              <w:pStyle w:val="Compact"/>
+              <w:jc w:val="right"/>
+            </w:pPr>
+            <w:r>
+              <w:t xml:space="preserve">-0.81</w:t>
             </w:r>
           </w:p>
         </w:tc>
@@ -3571,18 +3573,18 @@
           <wp:inline>
             <wp:extent cx="5334000" cy="4267200"/>
             <wp:effectExtent b="0" l="0" r="0" t="0"/>
-            <wp:docPr descr="" title="" id="22" name="Picture"/>
+            <wp:docPr descr="" title="" id="23" name="Picture"/>
             <a:graphic>
               <a:graphicData uri="http://schemas.openxmlformats.org/drawingml/2006/picture">
                 <pic:pic>
                   <pic:nvPicPr>
-                    <pic:cNvPr descr="etapa2_files/figure-docx/unnamed-chunk-3-1.png" id="23" name="Picture"/>
+                    <pic:cNvPr descr="etapa2_files/figure-docx/unnamed-chunk-3-1.png" id="24" name="Picture"/>
                     <pic:cNvPicPr>
                       <a:picLocks noChangeArrowheads="1" noChangeAspect="1"/>
                     </pic:cNvPicPr>
                   </pic:nvPicPr>
                   <pic:blipFill>
-                    <a:blip r:embed="rId21"/>
+                    <a:blip r:embed="rId22"/>
                     <a:stretch>
                       <a:fillRect/>
                     </a:stretch>
@@ -3618,18 +3620,18 @@
           <wp:inline>
             <wp:extent cx="5334000" cy="4267200"/>
             <wp:effectExtent b="0" l="0" r="0" t="0"/>
-            <wp:docPr descr="" title="" id="25" name="Picture"/>
+            <wp:docPr descr="" title="" id="26" name="Picture"/>
             <a:graphic>
               <a:graphicData uri="http://schemas.openxmlformats.org/drawingml/2006/picture">
                 <pic:pic>
                   <pic:nvPicPr>
-                    <pic:cNvPr descr="etapa2_files/figure-docx/unnamed-chunk-3-2.png" id="26" name="Picture"/>
+                    <pic:cNvPr descr="etapa2_files/figure-docx/unnamed-chunk-3-2.png" id="27" name="Picture"/>
                     <pic:cNvPicPr>
                       <a:picLocks noChangeArrowheads="1" noChangeAspect="1"/>
                     </pic:cNvPicPr>
                   </pic:nvPicPr>
                   <pic:blipFill>
-                    <a:blip r:embed="rId24"/>
+                    <a:blip r:embed="rId25"/>
                     <a:stretch>
                       <a:fillRect/>
                     </a:stretch>
@@ -3665,18 +3667,18 @@
           <wp:inline>
             <wp:extent cx="5334000" cy="4267200"/>
             <wp:effectExtent b="0" l="0" r="0" t="0"/>
-            <wp:docPr descr="" title="" id="28" name="Picture"/>
+            <wp:docPr descr="" title="" id="29" name="Picture"/>
             <a:graphic>
               <a:graphicData uri="http://schemas.openxmlformats.org/drawingml/2006/picture">
                 <pic:pic>
                   <pic:nvPicPr>
-                    <pic:cNvPr descr="etapa2_files/figure-docx/unnamed-chunk-3-3.png" id="29" name="Picture"/>
+                    <pic:cNvPr descr="etapa2_files/figure-docx/unnamed-chunk-3-3.png" id="30" name="Picture"/>
                     <pic:cNvPicPr>
                       <a:picLocks noChangeArrowheads="1" noChangeAspect="1"/>
                     </pic:cNvPicPr>
                   </pic:nvPicPr>
                   <pic:blipFill>
-                    <a:blip r:embed="rId27"/>
+                    <a:blip r:embed="rId28"/>
                     <a:stretch>
                       <a:fillRect/>
                     </a:stretch>
@@ -3712,18 +3714,18 @@
           <wp:inline>
             <wp:extent cx="5334000" cy="4267200"/>
             <wp:effectExtent b="0" l="0" r="0" t="0"/>
-            <wp:docPr descr="" title="" id="31" name="Picture"/>
+            <wp:docPr descr="" title="" id="32" name="Picture"/>
             <a:graphic>
               <a:graphicData uri="http://schemas.openxmlformats.org/drawingml/2006/picture">
                 <pic:pic>
                   <pic:nvPicPr>
-                    <pic:cNvPr descr="etapa2_files/figure-docx/unnamed-chunk-3-4.png" id="32" name="Picture"/>
+                    <pic:cNvPr descr="etapa2_files/figure-docx/unnamed-chunk-3-4.png" id="33" name="Picture"/>
                     <pic:cNvPicPr>
                       <a:picLocks noChangeArrowheads="1" noChangeAspect="1"/>
                     </pic:cNvPicPr>
                   </pic:nvPicPr>
                   <pic:blipFill>
-                    <a:blip r:embed="rId30"/>
+                    <a:blip r:embed="rId31"/>
                     <a:stretch>
                       <a:fillRect/>
                     </a:stretch>
@@ -3759,18 +3761,18 @@
           <wp:inline>
             <wp:extent cx="5334000" cy="4267200"/>
             <wp:effectExtent b="0" l="0" r="0" t="0"/>
-            <wp:docPr descr="" title="" id="34" name="Picture"/>
+            <wp:docPr descr="" title="" id="35" name="Picture"/>
             <a:graphic>
               <a:graphicData uri="http://schemas.openxmlformats.org/drawingml/2006/picture">
                 <pic:pic>
                   <pic:nvPicPr>
-                    <pic:cNvPr descr="etapa2_files/figure-docx/unnamed-chunk-3-5.png" id="35" name="Picture"/>
+                    <pic:cNvPr descr="etapa2_files/figure-docx/unnamed-chunk-3-5.png" id="36" name="Picture"/>
                     <pic:cNvPicPr>
                       <a:picLocks noChangeArrowheads="1" noChangeAspect="1"/>
                     </pic:cNvPicPr>
                   </pic:nvPicPr>
                   <pic:blipFill>
-                    <a:blip r:embed="rId33"/>
+                    <a:blip r:embed="rId34"/>
                     <a:stretch>
                       <a:fillRect/>
                     </a:stretch>
@@ -3806,18 +3808,18 @@
           <wp:inline>
             <wp:extent cx="5334000" cy="4267200"/>
             <wp:effectExtent b="0" l="0" r="0" t="0"/>
-            <wp:docPr descr="" title="" id="37" name="Picture"/>
+            <wp:docPr descr="" title="" id="38" name="Picture"/>
             <a:graphic>
               <a:graphicData uri="http://schemas.openxmlformats.org/drawingml/2006/picture">
                 <pic:pic>
                   <pic:nvPicPr>
-                    <pic:cNvPr descr="etapa2_files/figure-docx/unnamed-chunk-3-6.png" id="38" name="Picture"/>
+                    <pic:cNvPr descr="etapa2_files/figure-docx/unnamed-chunk-3-6.png" id="39" name="Picture"/>
                     <pic:cNvPicPr>
                       <a:picLocks noChangeArrowheads="1" noChangeAspect="1"/>
                     </pic:cNvPicPr>
                   </pic:nvPicPr>
                   <pic:blipFill>
-                    <a:blip r:embed="rId36"/>
+                    <a:blip r:embed="rId37"/>
                     <a:stretch>
                       <a:fillRect/>
                     </a:stretch>
@@ -3877,9 +3879,11 @@
         <w:t xml:space="preserve">Correlación global entre minutos continuos dedicados a la lectura y edad del infromante: -0.1 </w:t>
       </w:r>
     </w:p>
+    <w:bookmarkEnd w:id="40"/>
+    <w:bookmarkStart w:id="77" w:name="variables-cualitativas"/>
     <w:p>
       <w:pPr>
-        <w:pStyle w:val="FirstParagraph"/>
+        <w:pStyle w:val="Heading2"/>
       </w:pPr>
       <w:r>
         <w:rPr>
@@ -5056,18 +5060,18 @@
           <wp:inline>
             <wp:extent cx="5334000" cy="4267200"/>
             <wp:effectExtent b="0" l="0" r="0" t="0"/>
-            <wp:docPr descr="" title="" id="40" name="Picture"/>
+            <wp:docPr descr="" title="" id="42" name="Picture"/>
             <a:graphic>
               <a:graphicData uri="http://schemas.openxmlformats.org/drawingml/2006/picture">
                 <pic:pic>
                   <pic:nvPicPr>
-                    <pic:cNvPr descr="etapa2_files/figure-docx/unnamed-chunk-5-1.png" id="41" name="Picture"/>
+                    <pic:cNvPr descr="etapa2_files/figure-docx/unnamed-chunk-5-1.png" id="43" name="Picture"/>
                     <pic:cNvPicPr>
                       <a:picLocks noChangeArrowheads="1" noChangeAspect="1"/>
                     </pic:cNvPicPr>
                   </pic:nvPicPr>
                   <pic:blipFill>
-                    <a:blip r:embed="rId39"/>
+                    <a:blip r:embed="rId41"/>
                     <a:stretch>
                       <a:fillRect/>
                     </a:stretch>
@@ -5103,18 +5107,18 @@
           <wp:inline>
             <wp:extent cx="5334000" cy="4267200"/>
             <wp:effectExtent b="0" l="0" r="0" t="0"/>
-            <wp:docPr descr="" title="" id="43" name="Picture"/>
+            <wp:docPr descr="" title="" id="45" name="Picture"/>
             <a:graphic>
               <a:graphicData uri="http://schemas.openxmlformats.org/drawingml/2006/picture">
                 <pic:pic>
                   <pic:nvPicPr>
-                    <pic:cNvPr descr="etapa2_files/figure-docx/unnamed-chunk-5-2.png" id="44" name="Picture"/>
+                    <pic:cNvPr descr="etapa2_files/figure-docx/unnamed-chunk-5-2.png" id="46" name="Picture"/>
                     <pic:cNvPicPr>
                       <a:picLocks noChangeArrowheads="1" noChangeAspect="1"/>
                     </pic:cNvPicPr>
                   </pic:nvPicPr>
                   <pic:blipFill>
-                    <a:blip r:embed="rId42"/>
+                    <a:blip r:embed="rId44"/>
                     <a:stretch>
                       <a:fillRect/>
                     </a:stretch>
@@ -5150,18 +5154,18 @@
           <wp:inline>
             <wp:extent cx="5334000" cy="4267200"/>
             <wp:effectExtent b="0" l="0" r="0" t="0"/>
-            <wp:docPr descr="" title="" id="46" name="Picture"/>
+            <wp:docPr descr="" title="" id="48" name="Picture"/>
             <a:graphic>
               <a:graphicData uri="http://schemas.openxmlformats.org/drawingml/2006/picture">
                 <pic:pic>
                   <pic:nvPicPr>
-                    <pic:cNvPr descr="etapa2_files/figure-docx/unnamed-chunk-5-3.png" id="47" name="Picture"/>
+                    <pic:cNvPr descr="etapa2_files/figure-docx/unnamed-chunk-5-3.png" id="49" name="Picture"/>
                     <pic:cNvPicPr>
                       <a:picLocks noChangeArrowheads="1" noChangeAspect="1"/>
                     </pic:cNvPicPr>
                   </pic:nvPicPr>
                   <pic:blipFill>
-                    <a:blip r:embed="rId45"/>
+                    <a:blip r:embed="rId47"/>
                     <a:stretch>
                       <a:fillRect/>
                     </a:stretch>
@@ -5197,18 +5201,18 @@
           <wp:inline>
             <wp:extent cx="5334000" cy="4267200"/>
             <wp:effectExtent b="0" l="0" r="0" t="0"/>
-            <wp:docPr descr="" title="" id="49" name="Picture"/>
+            <wp:docPr descr="" title="" id="51" name="Picture"/>
             <a:graphic>
               <a:graphicData uri="http://schemas.openxmlformats.org/drawingml/2006/picture">
                 <pic:pic>
                   <pic:nvPicPr>
-                    <pic:cNvPr descr="etapa2_files/figure-docx/unnamed-chunk-5-4.png" id="50" name="Picture"/>
+                    <pic:cNvPr descr="etapa2_files/figure-docx/unnamed-chunk-5-4.png" id="52" name="Picture"/>
                     <pic:cNvPicPr>
                       <a:picLocks noChangeArrowheads="1" noChangeAspect="1"/>
                     </pic:cNvPicPr>
                   </pic:nvPicPr>
                   <pic:blipFill>
-                    <a:blip r:embed="rId48"/>
+                    <a:blip r:embed="rId50"/>
                     <a:stretch>
                       <a:fillRect/>
                     </a:stretch>
@@ -5244,18 +5248,18 @@
           <wp:inline>
             <wp:extent cx="5334000" cy="4267200"/>
             <wp:effectExtent b="0" l="0" r="0" t="0"/>
-            <wp:docPr descr="" title="" id="52" name="Picture"/>
+            <wp:docPr descr="" title="" id="54" name="Picture"/>
             <a:graphic>
               <a:graphicData uri="http://schemas.openxmlformats.org/drawingml/2006/picture">
                 <pic:pic>
                   <pic:nvPicPr>
-                    <pic:cNvPr descr="etapa2_files/figure-docx/unnamed-chunk-5-5.png" id="53" name="Picture"/>
+                    <pic:cNvPr descr="etapa2_files/figure-docx/unnamed-chunk-5-5.png" id="55" name="Picture"/>
                     <pic:cNvPicPr>
                       <a:picLocks noChangeArrowheads="1" noChangeAspect="1"/>
                     </pic:cNvPicPr>
                   </pic:nvPicPr>
                   <pic:blipFill>
-                    <a:blip r:embed="rId51"/>
+                    <a:blip r:embed="rId53"/>
                     <a:stretch>
                       <a:fillRect/>
                     </a:stretch>
@@ -5291,18 +5295,18 @@
           <wp:inline>
             <wp:extent cx="5334000" cy="4267200"/>
             <wp:effectExtent b="0" l="0" r="0" t="0"/>
-            <wp:docPr descr="" title="" id="55" name="Picture"/>
+            <wp:docPr descr="" title="" id="57" name="Picture"/>
             <a:graphic>
               <a:graphicData uri="http://schemas.openxmlformats.org/drawingml/2006/picture">
                 <pic:pic>
                   <pic:nvPicPr>
-                    <pic:cNvPr descr="etapa2_files/figure-docx/unnamed-chunk-5-6.png" id="56" name="Picture"/>
+                    <pic:cNvPr descr="etapa2_files/figure-docx/unnamed-chunk-5-6.png" id="58" name="Picture"/>
                     <pic:cNvPicPr>
                       <a:picLocks noChangeArrowheads="1" noChangeAspect="1"/>
                     </pic:cNvPicPr>
                   </pic:nvPicPr>
                   <pic:blipFill>
-                    <a:blip r:embed="rId54"/>
+                    <a:blip r:embed="rId56"/>
                     <a:stretch>
                       <a:fillRect/>
                     </a:stretch>
@@ -5338,18 +5342,18 @@
           <wp:inline>
             <wp:extent cx="5334000" cy="4267200"/>
             <wp:effectExtent b="0" l="0" r="0" t="0"/>
-            <wp:docPr descr="" title="" id="58" name="Picture"/>
+            <wp:docPr descr="" title="" id="60" name="Picture"/>
             <a:graphic>
               <a:graphicData uri="http://schemas.openxmlformats.org/drawingml/2006/picture">
                 <pic:pic>
                   <pic:nvPicPr>
-                    <pic:cNvPr descr="etapa2_files/figure-docx/unnamed-chunk-5-7.png" id="59" name="Picture"/>
+                    <pic:cNvPr descr="etapa2_files/figure-docx/unnamed-chunk-5-7.png" id="61" name="Picture"/>
                     <pic:cNvPicPr>
                       <a:picLocks noChangeArrowheads="1" noChangeAspect="1"/>
                     </pic:cNvPicPr>
                   </pic:nvPicPr>
                   <pic:blipFill>
-                    <a:blip r:embed="rId57"/>
+                    <a:blip r:embed="rId59"/>
                     <a:stretch>
                       <a:fillRect/>
                     </a:stretch>
@@ -5385,18 +5389,18 @@
           <wp:inline>
             <wp:extent cx="5334000" cy="4267200"/>
             <wp:effectExtent b="0" l="0" r="0" t="0"/>
-            <wp:docPr descr="" title="" id="61" name="Picture"/>
+            <wp:docPr descr="" title="" id="63" name="Picture"/>
             <a:graphic>
               <a:graphicData uri="http://schemas.openxmlformats.org/drawingml/2006/picture">
                 <pic:pic>
                   <pic:nvPicPr>
-                    <pic:cNvPr descr="etapa2_files/figure-docx/unnamed-chunk-5-8.png" id="62" name="Picture"/>
+                    <pic:cNvPr descr="etapa2_files/figure-docx/unnamed-chunk-5-8.png" id="64" name="Picture"/>
                     <pic:cNvPicPr>
                       <a:picLocks noChangeArrowheads="1" noChangeAspect="1"/>
                     </pic:cNvPicPr>
                   </pic:nvPicPr>
                   <pic:blipFill>
-                    <a:blip r:embed="rId60"/>
+                    <a:blip r:embed="rId62"/>
                     <a:stretch>
                       <a:fillRect/>
                     </a:stretch>
@@ -5432,18 +5436,18 @@
           <wp:inline>
             <wp:extent cx="5334000" cy="4267200"/>
             <wp:effectExtent b="0" l="0" r="0" t="0"/>
-            <wp:docPr descr="" title="" id="64" name="Picture"/>
+            <wp:docPr descr="" title="" id="66" name="Picture"/>
             <a:graphic>
               <a:graphicData uri="http://schemas.openxmlformats.org/drawingml/2006/picture">
                 <pic:pic>
                   <pic:nvPicPr>
-                    <pic:cNvPr descr="etapa2_files/figure-docx/unnamed-chunk-5-9.png" id="65" name="Picture"/>
+                    <pic:cNvPr descr="etapa2_files/figure-docx/unnamed-chunk-5-9.png" id="67" name="Picture"/>
                     <pic:cNvPicPr>
                       <a:picLocks noChangeArrowheads="1" noChangeAspect="1"/>
                     </pic:cNvPicPr>
                   </pic:nvPicPr>
                   <pic:blipFill>
-                    <a:blip r:embed="rId63"/>
+                    <a:blip r:embed="rId65"/>
                     <a:stretch>
                       <a:fillRect/>
                     </a:stretch>
@@ -5479,18 +5483,18 @@
           <wp:inline>
             <wp:extent cx="5334000" cy="4267200"/>
             <wp:effectExtent b="0" l="0" r="0" t="0"/>
-            <wp:docPr descr="" title="" id="67" name="Picture"/>
+            <wp:docPr descr="" title="" id="69" name="Picture"/>
             <a:graphic>
               <a:graphicData uri="http://schemas.openxmlformats.org/drawingml/2006/picture">
                 <pic:pic>
                   <pic:nvPicPr>
-                    <pic:cNvPr descr="etapa2_files/figure-docx/unnamed-chunk-5-10.png" id="68" name="Picture"/>
+                    <pic:cNvPr descr="etapa2_files/figure-docx/unnamed-chunk-5-10.png" id="70" name="Picture"/>
                     <pic:cNvPicPr>
                       <a:picLocks noChangeArrowheads="1" noChangeAspect="1"/>
                     </pic:cNvPicPr>
                   </pic:nvPicPr>
                   <pic:blipFill>
-                    <a:blip r:embed="rId66"/>
+                    <a:blip r:embed="rId68"/>
                     <a:stretch>
                       <a:fillRect/>
                     </a:stretch>
@@ -5526,18 +5530,18 @@
           <wp:inline>
             <wp:extent cx="5334000" cy="4267200"/>
             <wp:effectExtent b="0" l="0" r="0" t="0"/>
-            <wp:docPr descr="" title="" id="70" name="Picture"/>
+            <wp:docPr descr="" title="" id="72" name="Picture"/>
             <a:graphic>
               <a:graphicData uri="http://schemas.openxmlformats.org/drawingml/2006/picture">
                 <pic:pic>
                   <pic:nvPicPr>
-                    <pic:cNvPr descr="etapa2_files/figure-docx/unnamed-chunk-5-11.png" id="71" name="Picture"/>
+                    <pic:cNvPr descr="etapa2_files/figure-docx/unnamed-chunk-5-11.png" id="73" name="Picture"/>
                     <pic:cNvPicPr>
                       <a:picLocks noChangeArrowheads="1" noChangeAspect="1"/>
                     </pic:cNvPicPr>
                   </pic:nvPicPr>
                   <pic:blipFill>
-                    <a:blip r:embed="rId69"/>
+                    <a:blip r:embed="rId71"/>
                     <a:stretch>
                       <a:fillRect/>
                     </a:stretch>
@@ -5573,18 +5577,18 @@
           <wp:inline>
             <wp:extent cx="5334000" cy="4267200"/>
             <wp:effectExtent b="0" l="0" r="0" t="0"/>
-            <wp:docPr descr="" title="" id="73" name="Picture"/>
+            <wp:docPr descr="" title="" id="75" name="Picture"/>
             <a:graphic>
               <a:graphicData uri="http://schemas.openxmlformats.org/drawingml/2006/picture">
                 <pic:pic>
                   <pic:nvPicPr>
-                    <pic:cNvPr descr="etapa2_files/figure-docx/unnamed-chunk-5-12.png" id="74" name="Picture"/>
+                    <pic:cNvPr descr="etapa2_files/figure-docx/unnamed-chunk-5-12.png" id="76" name="Picture"/>
                     <pic:cNvPicPr>
                       <a:picLocks noChangeArrowheads="1" noChangeAspect="1"/>
                     </pic:cNvPicPr>
                   </pic:nvPicPr>
                   <pic:blipFill>
-                    <a:blip r:embed="rId72"/>
+                    <a:blip r:embed="rId74"/>
                     <a:stretch>
                       <a:fillRect/>
                     </a:stretch>
@@ -5611,14 +5615,18 @@
         </w:drawing>
       </w:r>
     </w:p>
-    <w:bookmarkEnd w:id="75"/>
-    <w:bookmarkStart w:id="88" w:name="X4b39bf159776d269624f4c924579eb33a8879ee"/>
+    <w:bookmarkEnd w:id="77"/>
+    <w:bookmarkStart w:id="90" w:name="X4b39bf159776d269624f4c924579eb33a8879ee"/>
     <w:p>
       <w:pPr>
         <w:pStyle w:val="Heading2"/>
       </w:pPr>
       <w:r>
-        <w:t xml:space="preserve">Vincula los datos categóricos con los numéricos de acuerdo a tu objetivo:</w:t>
+        <w:rPr>
+          <w:b/>
+          <w:bCs/>
+        </w:rPr>
+        <w:t xml:space="preserve">Vincula los datos categóricos con los numéricos de acuerdo a tu objetivo</w:t>
       </w:r>
     </w:p>
     <w:p>
@@ -6427,18 +6435,18 @@
           <wp:inline>
             <wp:extent cx="5334000" cy="4267200"/>
             <wp:effectExtent b="0" l="0" r="0" t="0"/>
-            <wp:docPr descr="" title="" id="77" name="Picture"/>
+            <wp:docPr descr="" title="" id="79" name="Picture"/>
             <a:graphic>
               <a:graphicData uri="http://schemas.openxmlformats.org/drawingml/2006/picture">
                 <pic:pic>
                   <pic:nvPicPr>
-                    <pic:cNvPr descr="etapa2_files/figure-docx/unnamed-chunk-6-1.png" id="78" name="Picture"/>
+                    <pic:cNvPr descr="etapa2_files/figure-docx/unnamed-chunk-6-1.png" id="80" name="Picture"/>
                     <pic:cNvPicPr>
                       <a:picLocks noChangeArrowheads="1" noChangeAspect="1"/>
                     </pic:cNvPicPr>
                   </pic:nvPicPr>
                   <pic:blipFill>
-                    <a:blip r:embed="rId76"/>
+                    <a:blip r:embed="rId78"/>
                     <a:stretch>
                       <a:fillRect/>
                     </a:stretch>
@@ -6474,18 +6482,18 @@
           <wp:inline>
             <wp:extent cx="5334000" cy="4267200"/>
             <wp:effectExtent b="0" l="0" r="0" t="0"/>
-            <wp:docPr descr="" title="" id="80" name="Picture"/>
+            <wp:docPr descr="" title="" id="82" name="Picture"/>
             <a:graphic>
               <a:graphicData uri="http://schemas.openxmlformats.org/drawingml/2006/picture">
                 <pic:pic>
                   <pic:nvPicPr>
-                    <pic:cNvPr descr="etapa2_files/figure-docx/unnamed-chunk-6-2.png" id="81" name="Picture"/>
+                    <pic:cNvPr descr="etapa2_files/figure-docx/unnamed-chunk-6-2.png" id="83" name="Picture"/>
                     <pic:cNvPicPr>
                       <a:picLocks noChangeArrowheads="1" noChangeAspect="1"/>
                     </pic:cNvPicPr>
                   </pic:nvPicPr>
                   <pic:blipFill>
-                    <a:blip r:embed="rId79"/>
+                    <a:blip r:embed="rId81"/>
                     <a:stretch>
                       <a:fillRect/>
                     </a:stretch>
@@ -7282,18 +7290,18 @@
           <wp:inline>
             <wp:extent cx="5334000" cy="4267200"/>
             <wp:effectExtent b="0" l="0" r="0" t="0"/>
-            <wp:docPr descr="" title="" id="83" name="Picture"/>
+            <wp:docPr descr="" title="" id="85" name="Picture"/>
             <a:graphic>
               <a:graphicData uri="http://schemas.openxmlformats.org/drawingml/2006/picture">
                 <pic:pic>
                   <pic:nvPicPr>
-                    <pic:cNvPr descr="etapa2_files/figure-docx/unnamed-chunk-6-3.png" id="84" name="Picture"/>
+                    <pic:cNvPr descr="etapa2_files/figure-docx/unnamed-chunk-6-3.png" id="86" name="Picture"/>
                     <pic:cNvPicPr>
                       <a:picLocks noChangeArrowheads="1" noChangeAspect="1"/>
                     </pic:cNvPicPr>
                   </pic:nvPicPr>
                   <pic:blipFill>
-                    <a:blip r:embed="rId82"/>
+                    <a:blip r:embed="rId84"/>
                     <a:stretch>
                       <a:fillRect/>
                     </a:stretch>
@@ -7329,18 +7337,18 @@
           <wp:inline>
             <wp:extent cx="5334000" cy="4267200"/>
             <wp:effectExtent b="0" l="0" r="0" t="0"/>
-            <wp:docPr descr="" title="" id="86" name="Picture"/>
+            <wp:docPr descr="" title="" id="88" name="Picture"/>
             <a:graphic>
               <a:graphicData uri="http://schemas.openxmlformats.org/drawingml/2006/picture">
                 <pic:pic>
                   <pic:nvPicPr>
-                    <pic:cNvPr descr="etapa2_files/figure-docx/unnamed-chunk-6-4.png" id="87" name="Picture"/>
+                    <pic:cNvPr descr="etapa2_files/figure-docx/unnamed-chunk-6-4.png" id="89" name="Picture"/>
                     <pic:cNvPicPr>
                       <a:picLocks noChangeArrowheads="1" noChangeAspect="1"/>
                     </pic:cNvPicPr>
                   </pic:nvPicPr>
                   <pic:blipFill>
-                    <a:blip r:embed="rId85"/>
+                    <a:blip r:embed="rId87"/>
                     <a:stretch>
                       <a:fillRect/>
                     </a:stretch>
@@ -7367,7 +7375,7 @@
         </w:drawing>
       </w:r>
     </w:p>
-    <w:bookmarkEnd w:id="88"/>
+    <w:bookmarkEnd w:id="90"/>
     <w:sectPr>
       <w:footnotePr>
         <w:numRestart w:val="eachSect"/>
